--- a/МатМодиИИ/rpd__doc_docx/Б1.О.03.01_Безопасность жизнедеятельности.docx
+++ b/МатМодиИИ/rpd__doc_docx/Б1.О.03.01_Безопасность жизнедеятельности.docx
@@ -798,6 +798,62 @@
     </w:p>
     <w:p>
       <w:pPr>
+        <w:pageBreakBefore/>
+        <w:spacing w:after="160"/>
+      </w:pPr>
+      <w:r>
+        <w:rPr>
+          <w:rFonts w:ascii="Times New Roman" w:hAnsi="Times New Roman"/>
+          <w:b w:val="0"/>
+          <w:sz w:val="28"/>
+        </w:rPr>
+        <w:t>Разработана в соответствии с ФГОС ВО по специальности 01.05.01 «Фундаментальные математика и механика», утверждённым приказом Минобрнауки России от 10 января 2018 г. № 16.</w:t>
+      </w:r>
+    </w:p>
+    <w:p>
+      <w:pPr>
+        <w:spacing w:after="160"/>
+      </w:pPr>
+      <w:r>
+        <w:rPr>
+          <w:rFonts w:ascii="Times New Roman" w:hAnsi="Times New Roman"/>
+          <w:b w:val="0"/>
+          <w:sz w:val="28"/>
+        </w:rPr>
+        <w:t>Учебный план по специальности 01.05.01 «Фундаментальные математика и механика», специализация «Математическое моделирование и искусственный интеллект», одобрен учёным советом РГУ имени С.А. Есенина «___» __________ 20___ г.</w:t>
+      </w:r>
+    </w:p>
+    <w:p>
+      <w:pPr>
+        <w:spacing w:after="160"/>
+      </w:pPr>
+      <w:r>
+        <w:rPr>
+          <w:rFonts w:ascii="Times New Roman" w:hAnsi="Times New Roman"/>
+          <w:b w:val="0"/>
+          <w:sz w:val="28"/>
+        </w:rPr>
+        <w:t>Рабочая программа дисциплины (модуля) утверждена на заседании кафедры охраны здоровья и безопасности жизнедеятельности «___» __________ 20___ г., протокол № ____.</w:t>
+      </w:r>
+    </w:p>
+    <w:p>
+      <w:pPr>
+        <w:spacing w:after="160"/>
+      </w:pPr>
+      <w:r>
+        <w:rPr>
+          <w:rFonts w:ascii="Times New Roman" w:hAnsi="Times New Roman"/>
+          <w:b w:val="0"/>
+          <w:sz w:val="28"/>
+        </w:rPr>
+        <w:t>Разработчик — __________________________________________________________</w:t>
+        <w:br/>
+        <w:t>(учёная степень, учёное звание, должность, Ф.И.О.)</w:t>
+      </w:r>
+    </w:p>
+    <w:p>
+      <w:pPr>
+        <w:pageBreakBefore/>
         <w:tabs>
           <w:tab w:val="left" w:pos="720"/>
         </w:tabs>
@@ -812,7 +868,6 @@
           <w:sz w:val="24"/>
           <w:szCs w:val="24"/>
         </w:rPr>
-        <w:br w:type="page"/>
       </w:r>
       <w:r>
         <w:rPr>
@@ -1289,17 +1344,6 @@
     <w:p>
       <w:pPr>
         <w:pStyle w:val="a3"/>
-        <w:jc w:val="both"/>
-        <w:rPr>
-          <w:b w:val="0"/>
-          <w:sz w:val="24"/>
-          <w:szCs w:val="24"/>
-        </w:rPr>
-      </w:pPr>
-    </w:p>
-    <w:p>
-      <w:pPr>
-        <w:pStyle w:val="a3"/>
         <w:numPr>
           <w:ilvl w:val="0"/>
           <w:numId w:val="1"/>
@@ -1307,8 +1351,8 @@
         <w:jc w:val="both"/>
         <w:rPr>
           <w:b w:val="0"/>
-          <w:sz w:val="24"/>
-          <w:szCs w:val="24"/>
+          <w:sz w:val="2"/>
+          <w:szCs w:val="2"/>
         </w:rPr>
         <w:sectPr>
           <w:pgSz w:w="11906" w:h="16838"/>
@@ -1316,6 +1360,7 @@
           <w:cols w:space="708"/>
           <w:docGrid w:linePitch="360"/>
         </w:sectPr>
+        <w:spacing w:before="0" w:after="0" w:line="20" w:lineRule="exact"/>
       </w:pPr>
     </w:p>
     <w:p>
@@ -1455,6 +1500,7 @@
       <w:tr>
         <w:trPr>
           <w:trHeight w:val="633"/>
+          <w:tblHeader/>
         </w:trPr>
         <w:tc>
           <w:tcPr>
@@ -1479,6 +1525,7 @@
             </w:pPr>
             <w:r>
               <w:rPr>
+                <w:rFonts w:ascii="Times New Roman" w:hAnsi="Times New Roman"/>
                 <w:sz w:val="24"/>
                 <w:szCs w:val="24"/>
               </w:rPr>
@@ -1510,6 +1557,7 @@
             </w:pPr>
             <w:r>
               <w:rPr>
+                <w:rFonts w:ascii="Times New Roman" w:hAnsi="Times New Roman"/>
                 <w:sz w:val="24"/>
                 <w:szCs w:val="24"/>
                 <w:lang w:val="ru-RU"/>
@@ -1529,6 +1577,7 @@
             </w:pPr>
             <w:r>
               <w:rPr>
+                <w:rFonts w:ascii="Times New Roman" w:hAnsi="Times New Roman"/>
                 <w:sz w:val="24"/>
                 <w:szCs w:val="24"/>
                 <w:lang w:val="ru-RU"/>
@@ -1537,6 +1586,7 @@
             </w:r>
             <w:r>
               <w:rPr>
+                <w:rFonts w:ascii="Times New Roman" w:hAnsi="Times New Roman"/>
                 <w:sz w:val="24"/>
                 <w:szCs w:val="24"/>
                 <w:lang w:val="ru-RU"/>
@@ -1545,6 +1595,7 @@
             </w:r>
             <w:r>
               <w:rPr>
+                <w:rFonts w:ascii="Times New Roman" w:hAnsi="Times New Roman"/>
                 <w:sz w:val="24"/>
                 <w:szCs w:val="24"/>
                 <w:lang w:val="ru-RU"/>
@@ -1577,6 +1628,7 @@
             </w:pPr>
             <w:r>
               <w:rPr>
+                <w:rFonts w:ascii="Times New Roman" w:hAnsi="Times New Roman"/>
                 <w:sz w:val="24"/>
                 <w:szCs w:val="24"/>
                 <w:lang w:val="ru-RU"/>
@@ -1596,6 +1648,7 @@
             </w:pPr>
             <w:r>
               <w:rPr>
+                <w:rFonts w:ascii="Times New Roman" w:hAnsi="Times New Roman"/>
                 <w:sz w:val="24"/>
                 <w:szCs w:val="24"/>
                 <w:lang w:val="ru-RU"/>
@@ -1629,6 +1682,7 @@
             </w:pPr>
             <w:r>
               <w:rPr>
+                <w:rFonts w:ascii="Times New Roman" w:hAnsi="Times New Roman"/>
                 <w:sz w:val="24"/>
                 <w:szCs w:val="24"/>
                 <w:lang w:val="ru-RU"/>
@@ -1649,6 +1703,7 @@
             </w:pPr>
             <w:r>
               <w:rPr>
+                <w:rFonts w:ascii="Times New Roman" w:hAnsi="Times New Roman"/>
                 <w:sz w:val="24"/>
                 <w:szCs w:val="24"/>
                 <w:lang w:val="ru-RU"/>
@@ -1661,6 +1716,7 @@
       <w:tr>
         <w:trPr>
           <w:trHeight w:val="253"/>
+          <w:tblHeader/>
         </w:trPr>
         <w:tc>
           <w:tcPr>
@@ -1753,6 +1809,7 @@
             </w:pPr>
             <w:r>
               <w:rPr>
+                <w:rFonts w:ascii="Times New Roman" w:hAnsi="Times New Roman"/>
                 <w:b w:val="0"/>
                 <w:sz w:val="24"/>
                 <w:szCs w:val="24"/>
@@ -1783,6 +1840,7 @@
             </w:pPr>
             <w:r>
               <w:rPr>
+                <w:rFonts w:ascii="Times New Roman" w:hAnsi="Times New Roman"/>
                 <w:b w:val="0"/>
                 <w:sz w:val="24"/>
                 <w:szCs w:val="24"/>
@@ -1813,6 +1871,7 @@
             </w:pPr>
             <w:r>
               <w:rPr>
+                <w:rFonts w:ascii="Times New Roman" w:hAnsi="Times New Roman"/>
                 <w:b w:val="0"/>
                 <w:sz w:val="24"/>
                 <w:szCs w:val="24"/>
@@ -1821,190 +1880,12 @@
             </w:r>
             <w:r>
               <w:rPr>
+                <w:rFonts w:ascii="Times New Roman" w:hAnsi="Times New Roman"/>
                 <w:b w:val="0"/>
                 <w:sz w:val="24"/>
                 <w:szCs w:val="24"/>
               </w:rPr>
               <w:t xml:space="preserve"> (навыками)</w:t>
-            </w:r>
-          </w:p>
-        </w:tc>
-      </w:tr>
-      <w:tr>
-        <w:trPr>
-          <w:trHeight w:val="153"/>
-        </w:trPr>
-        <w:tc>
-          <w:tcPr>
-            <w:tcW w:w="540" w:type="dxa"/>
-            <w:tcBorders>
-              <w:top w:val="single" w:sz="4" w:space="0" w:color="000000"/>
-              <w:left w:val="single" w:sz="4" w:space="0" w:color="000000"/>
-              <w:bottom w:val="single" w:sz="4" w:space="0" w:color="000000"/>
-              <w:right w:val="single" w:sz="4" w:space="0" w:color="000000"/>
-            </w:tcBorders>
-          </w:tcPr>
-          <w:p>
-            <w:pPr>
-              <w:pStyle w:val="TableParagraph"/>
-              <w:ind w:left="9"/>
-              <w:jc w:val="center"/>
-              <w:rPr>
-                <w:sz w:val="24"/>
-                <w:szCs w:val="24"/>
-              </w:rPr>
-            </w:pPr>
-            <w:r>
-              <w:rPr>
-                <w:sz w:val="24"/>
-                <w:szCs w:val="24"/>
-              </w:rPr>
-              <w:t>1</w:t>
-            </w:r>
-          </w:p>
-        </w:tc>
-        <w:tc>
-          <w:tcPr>
-            <w:tcW w:w="2827" w:type="dxa"/>
-            <w:tcBorders>
-              <w:top w:val="single" w:sz="4" w:space="0" w:color="000000"/>
-              <w:left w:val="single" w:sz="4" w:space="0" w:color="000000"/>
-              <w:bottom w:val="single" w:sz="4" w:space="0" w:color="000000"/>
-              <w:right w:val="single" w:sz="4" w:space="0" w:color="auto"/>
-            </w:tcBorders>
-          </w:tcPr>
-          <w:p>
-            <w:pPr>
-              <w:pStyle w:val="TableParagraph"/>
-              <w:ind w:left="3"/>
-              <w:jc w:val="center"/>
-              <w:rPr>
-                <w:sz w:val="24"/>
-                <w:szCs w:val="24"/>
-                <w:lang w:val="ru-RU"/>
-              </w:rPr>
-            </w:pPr>
-            <w:r>
-              <w:rPr>
-                <w:sz w:val="24"/>
-                <w:szCs w:val="24"/>
-              </w:rPr>
-              <w:t>2</w:t>
-            </w:r>
-          </w:p>
-        </w:tc>
-        <w:tc>
-          <w:tcPr>
-            <w:tcW w:w="2977" w:type="dxa"/>
-            <w:tcBorders>
-              <w:top w:val="single" w:sz="4" w:space="0" w:color="000000"/>
-              <w:left w:val="single" w:sz="4" w:space="0" w:color="auto"/>
-              <w:bottom w:val="single" w:sz="4" w:space="0" w:color="000000"/>
-              <w:right w:val="single" w:sz="4" w:space="0" w:color="000000"/>
-            </w:tcBorders>
-          </w:tcPr>
-          <w:p>
-            <w:pPr>
-              <w:pStyle w:val="TableParagraph"/>
-              <w:jc w:val="center"/>
-              <w:rPr>
-                <w:sz w:val="24"/>
-                <w:szCs w:val="24"/>
-                <w:lang w:val="ru-RU"/>
-              </w:rPr>
-            </w:pPr>
-            <w:r>
-              <w:rPr>
-                <w:sz w:val="24"/>
-                <w:szCs w:val="24"/>
-                <w:lang w:val="ru-RU"/>
-              </w:rPr>
-              <w:t>3</w:t>
-            </w:r>
-          </w:p>
-        </w:tc>
-        <w:tc>
-          <w:tcPr>
-            <w:tcW w:w="2836" w:type="dxa"/>
-            <w:tcBorders>
-              <w:top w:val="single" w:sz="4" w:space="0" w:color="000000"/>
-              <w:left w:val="single" w:sz="4" w:space="0" w:color="000000"/>
-              <w:bottom w:val="single" w:sz="4" w:space="0" w:color="000000"/>
-              <w:right w:val="single" w:sz="4" w:space="0" w:color="000000"/>
-            </w:tcBorders>
-          </w:tcPr>
-          <w:p>
-            <w:pPr>
-              <w:pStyle w:val="TableParagraph"/>
-              <w:jc w:val="center"/>
-              <w:rPr>
-                <w:sz w:val="24"/>
-                <w:szCs w:val="24"/>
-              </w:rPr>
-            </w:pPr>
-            <w:r>
-              <w:rPr>
-                <w:sz w:val="24"/>
-                <w:szCs w:val="24"/>
-              </w:rPr>
-              <w:t>4</w:t>
-            </w:r>
-          </w:p>
-        </w:tc>
-        <w:tc>
-          <w:tcPr>
-            <w:tcW w:w="3011" w:type="dxa"/>
-            <w:tcBorders>
-              <w:top w:val="single" w:sz="4" w:space="0" w:color="000000"/>
-              <w:left w:val="single" w:sz="4" w:space="0" w:color="000000"/>
-              <w:bottom w:val="single" w:sz="4" w:space="0" w:color="000000"/>
-              <w:right w:val="single" w:sz="4" w:space="0" w:color="000000"/>
-            </w:tcBorders>
-          </w:tcPr>
-          <w:p>
-            <w:pPr>
-              <w:pStyle w:val="TableParagraph"/>
-              <w:ind w:left="7"/>
-              <w:jc w:val="center"/>
-              <w:rPr>
-                <w:sz w:val="24"/>
-                <w:szCs w:val="24"/>
-              </w:rPr>
-            </w:pPr>
-            <w:r>
-              <w:rPr>
-                <w:sz w:val="24"/>
-                <w:szCs w:val="24"/>
-              </w:rPr>
-              <w:t>5</w:t>
-            </w:r>
-          </w:p>
-        </w:tc>
-        <w:tc>
-          <w:tcPr>
-            <w:tcW w:w="2847" w:type="dxa"/>
-            <w:tcBorders>
-              <w:top w:val="single" w:sz="4" w:space="0" w:color="000000"/>
-              <w:left w:val="single" w:sz="4" w:space="0" w:color="000000"/>
-              <w:bottom w:val="single" w:sz="4" w:space="0" w:color="000000"/>
-              <w:right w:val="single" w:sz="4" w:space="0" w:color="000000"/>
-            </w:tcBorders>
-          </w:tcPr>
-          <w:p>
-            <w:pPr>
-              <w:pStyle w:val="TableParagraph"/>
-              <w:jc w:val="center"/>
-              <w:rPr>
-                <w:sz w:val="24"/>
-                <w:szCs w:val="24"/>
-              </w:rPr>
-            </w:pPr>
-            <w:r>
-              <w:rPr>
-                <w:sz w:val="24"/>
-                <w:szCs w:val="24"/>
-              </w:rPr>
-              <w:t>6</w:t>
             </w:r>
           </w:p>
         </w:tc>
@@ -2035,6 +1916,7 @@
             </w:pPr>
             <w:r>
               <w:rPr>
+                <w:rFonts w:ascii="Times New Roman" w:hAnsi="Times New Roman"/>
                 <w:sz w:val="24"/>
                 <w:szCs w:val="24"/>
               </w:rPr>
@@ -2062,6 +1944,7 @@
             </w:pPr>
             <w:r>
               <w:rPr>
+                <w:rFonts w:ascii="Times New Roman" w:hAnsi="Times New Roman"/>
                 <w:b w:val="0"/>
                 <w:sz w:val="24"/>
                 <w:szCs w:val="24"/>
@@ -2092,6 +1975,7 @@
             </w:pPr>
             <w:r>
               <w:rPr>
+                <w:rFonts w:ascii="Times New Roman" w:hAnsi="Times New Roman"/>
                 <w:sz w:val="24"/>
                 <w:szCs w:val="24"/>
                 <w:lang w:val="ru-RU"/>
@@ -2121,6 +2005,7 @@
             </w:pPr>
             <w:r>
               <w:rPr>
+                <w:rFonts w:ascii="Times New Roman" w:hAnsi="Times New Roman"/>
                 <w:b w:val="0"/>
                 <w:sz w:val="24"/>
                 <w:szCs w:val="24"/>
@@ -2129,6 +2014,7 @@
             </w:r>
             <w:r>
               <w:rPr>
+                <w:rFonts w:ascii="Times New Roman" w:hAnsi="Times New Roman"/>
                 <w:b w:val="0"/>
                 <w:sz w:val="24"/>
                 <w:szCs w:val="24"/>
@@ -2147,6 +2033,7 @@
             </w:pPr>
             <w:r>
               <w:rPr>
+                <w:rFonts w:ascii="Times New Roman" w:hAnsi="Times New Roman"/>
                 <w:b w:val="0"/>
                 <w:sz w:val="24"/>
                 <w:szCs w:val="24"/>
@@ -2155,6 +2042,7 @@
             </w:r>
             <w:r>
               <w:rPr>
+                <w:rFonts w:ascii="Times New Roman" w:hAnsi="Times New Roman"/>
                 <w:b w:val="0"/>
                 <w:sz w:val="24"/>
                 <w:szCs w:val="24"/>
@@ -2163,6 +2051,7 @@
             </w:r>
             <w:r>
               <w:rPr>
+                <w:rFonts w:ascii="Times New Roman" w:hAnsi="Times New Roman"/>
                 <w:b w:val="0"/>
                 <w:sz w:val="24"/>
                 <w:szCs w:val="24"/>
@@ -2192,6 +2081,7 @@
             </w:pPr>
             <w:r>
               <w:rPr>
+                <w:rFonts w:ascii="Times New Roman" w:hAnsi="Times New Roman"/>
                 <w:b w:val="0"/>
                 <w:sz w:val="24"/>
                 <w:szCs w:val="24"/>
@@ -2200,6 +2090,7 @@
             </w:r>
             <w:r>
               <w:rPr>
+                <w:rFonts w:ascii="Times New Roman" w:hAnsi="Times New Roman"/>
                 <w:b w:val="0"/>
                 <w:sz w:val="24"/>
                 <w:szCs w:val="24"/>
@@ -2218,6 +2109,7 @@
             </w:pPr>
             <w:r>
               <w:rPr>
+                <w:rFonts w:ascii="Times New Roman" w:hAnsi="Times New Roman"/>
                 <w:b w:val="0"/>
                 <w:sz w:val="24"/>
                 <w:szCs w:val="24"/>
@@ -2226,6 +2118,7 @@
             </w:r>
             <w:r>
               <w:rPr>
+                <w:rFonts w:ascii="Times New Roman" w:hAnsi="Times New Roman"/>
                 <w:b w:val="0"/>
                 <w:sz w:val="24"/>
                 <w:szCs w:val="24"/>
@@ -2244,6 +2137,7 @@
             </w:pPr>
             <w:r>
               <w:rPr>
+                <w:rFonts w:ascii="Times New Roman" w:hAnsi="Times New Roman"/>
                 <w:b w:val="0"/>
                 <w:sz w:val="24"/>
                 <w:szCs w:val="24"/>
@@ -2252,6 +2146,7 @@
             </w:r>
             <w:r>
               <w:rPr>
+                <w:rFonts w:ascii="Times New Roman" w:hAnsi="Times New Roman"/>
                 <w:b w:val="0"/>
                 <w:sz w:val="24"/>
                 <w:szCs w:val="24"/>
@@ -2270,6 +2165,7 @@
             </w:pPr>
             <w:r>
               <w:rPr>
+                <w:rFonts w:ascii="Times New Roman" w:hAnsi="Times New Roman"/>
                 <w:b w:val="0"/>
                 <w:sz w:val="24"/>
                 <w:szCs w:val="24"/>
@@ -2278,6 +2174,7 @@
             </w:r>
             <w:r>
               <w:rPr>
+                <w:rFonts w:ascii="Times New Roman" w:hAnsi="Times New Roman"/>
                 <w:b w:val="0"/>
                 <w:sz w:val="24"/>
                 <w:szCs w:val="24"/>
@@ -2286,6 +2183,7 @@
             </w:r>
             <w:r>
               <w:rPr>
+                <w:rFonts w:ascii="Times New Roman" w:hAnsi="Times New Roman"/>
                 <w:b w:val="0"/>
                 <w:sz w:val="24"/>
                 <w:szCs w:val="24"/>
@@ -2315,6 +2213,7 @@
             </w:pPr>
             <w:r>
               <w:rPr>
+                <w:rFonts w:ascii="Times New Roman" w:hAnsi="Times New Roman"/>
                 <w:b w:val="0"/>
                 <w:sz w:val="24"/>
                 <w:szCs w:val="24"/>
@@ -2323,6 +2222,7 @@
             </w:r>
             <w:r>
               <w:rPr>
+                <w:rFonts w:ascii="Times New Roman" w:hAnsi="Times New Roman"/>
                 <w:b w:val="0"/>
                 <w:sz w:val="24"/>
                 <w:szCs w:val="24"/>
@@ -2341,6 +2241,7 @@
             </w:pPr>
             <w:r>
               <w:rPr>
+                <w:rFonts w:ascii="Times New Roman" w:hAnsi="Times New Roman"/>
                 <w:b w:val="0"/>
                 <w:sz w:val="24"/>
                 <w:szCs w:val="24"/>
@@ -2349,6 +2250,7 @@
             </w:r>
             <w:r>
               <w:rPr>
+                <w:rFonts w:ascii="Times New Roman" w:hAnsi="Times New Roman"/>
                 <w:b w:val="0"/>
                 <w:sz w:val="24"/>
                 <w:szCs w:val="24"/>
@@ -2367,6 +2269,7 @@
             </w:pPr>
             <w:r>
               <w:rPr>
+                <w:rFonts w:ascii="Times New Roman" w:hAnsi="Times New Roman"/>
                 <w:b w:val="0"/>
                 <w:sz w:val="24"/>
                 <w:szCs w:val="24"/>
@@ -2375,6 +2278,7 @@
             </w:r>
             <w:r>
               <w:rPr>
+                <w:rFonts w:ascii="Times New Roman" w:hAnsi="Times New Roman"/>
                 <w:b w:val="0"/>
                 <w:sz w:val="24"/>
                 <w:szCs w:val="24"/>
@@ -2383,6 +2287,7 @@
             </w:r>
             <w:r>
               <w:rPr>
+                <w:rFonts w:ascii="Times New Roman" w:hAnsi="Times New Roman"/>
                 <w:b w:val="0"/>
                 <w:sz w:val="24"/>
                 <w:szCs w:val="24"/>
@@ -2460,6 +2365,7 @@
             </w:pPr>
             <w:r>
               <w:rPr>
+                <w:rFonts w:ascii="Times New Roman" w:hAnsi="Times New Roman"/>
                 <w:sz w:val="24"/>
                 <w:szCs w:val="24"/>
                 <w:lang w:val="ru-RU"/>
@@ -2488,6 +2394,7 @@
             </w:pPr>
             <w:r>
               <w:rPr>
+                <w:rFonts w:ascii="Times New Roman" w:hAnsi="Times New Roman"/>
                 <w:b w:val="0"/>
                 <w:sz w:val="24"/>
                 <w:szCs w:val="24"/>
@@ -2497,6 +2404,7 @@
             </w:r>
             <w:r>
               <w:rPr>
+                <w:rFonts w:ascii="Times New Roman" w:hAnsi="Times New Roman"/>
                 <w:b w:val="0"/>
                 <w:sz w:val="24"/>
                 <w:szCs w:val="24"/>
@@ -2515,6 +2423,7 @@
             </w:pPr>
             <w:r>
               <w:rPr>
+                <w:rFonts w:ascii="Times New Roman" w:hAnsi="Times New Roman"/>
                 <w:b w:val="0"/>
                 <w:sz w:val="24"/>
                 <w:szCs w:val="24"/>
@@ -2523,6 +2432,7 @@
             </w:r>
             <w:r>
               <w:rPr>
+                <w:rFonts w:ascii="Times New Roman" w:hAnsi="Times New Roman"/>
                 <w:b w:val="0"/>
                 <w:sz w:val="24"/>
                 <w:szCs w:val="24"/>
@@ -2541,6 +2451,7 @@
             </w:pPr>
             <w:r>
               <w:rPr>
+                <w:rFonts w:ascii="Times New Roman" w:hAnsi="Times New Roman"/>
                 <w:b w:val="0"/>
                 <w:sz w:val="24"/>
                 <w:szCs w:val="24"/>
@@ -2549,6 +2460,7 @@
             </w:r>
             <w:r>
               <w:rPr>
+                <w:rFonts w:ascii="Times New Roman" w:hAnsi="Times New Roman"/>
                 <w:b w:val="0"/>
                 <w:sz w:val="24"/>
                 <w:szCs w:val="24"/>
@@ -2586,6 +2498,7 @@
             </w:pPr>
             <w:r>
               <w:rPr>
+                <w:rFonts w:ascii="Times New Roman" w:hAnsi="Times New Roman"/>
                 <w:b w:val="0"/>
                 <w:sz w:val="24"/>
                 <w:szCs w:val="24"/>
@@ -2594,6 +2507,7 @@
             </w:r>
             <w:r>
               <w:rPr>
+                <w:rFonts w:ascii="Times New Roman" w:hAnsi="Times New Roman"/>
                 <w:b w:val="0"/>
                 <w:sz w:val="24"/>
                 <w:szCs w:val="24"/>
@@ -2612,6 +2526,7 @@
             </w:pPr>
             <w:r>
               <w:rPr>
+                <w:rFonts w:ascii="Times New Roman" w:hAnsi="Times New Roman"/>
                 <w:b w:val="0"/>
                 <w:sz w:val="24"/>
                 <w:szCs w:val="24"/>
@@ -2620,6 +2535,7 @@
             </w:r>
             <w:r>
               <w:rPr>
+                <w:rFonts w:ascii="Times New Roman" w:hAnsi="Times New Roman"/>
                 <w:b w:val="0"/>
                 <w:sz w:val="24"/>
                 <w:szCs w:val="24"/>
@@ -2638,6 +2554,7 @@
             </w:pPr>
             <w:r>
               <w:rPr>
+                <w:rFonts w:ascii="Times New Roman" w:hAnsi="Times New Roman"/>
                 <w:b w:val="0"/>
                 <w:sz w:val="24"/>
                 <w:szCs w:val="24"/>
@@ -2646,6 +2563,7 @@
             </w:r>
             <w:r>
               <w:rPr>
+                <w:rFonts w:ascii="Times New Roman" w:hAnsi="Times New Roman"/>
                 <w:b w:val="0"/>
                 <w:sz w:val="24"/>
                 <w:szCs w:val="24"/>
@@ -2654,6 +2572,7 @@
             </w:r>
             <w:r>
               <w:rPr>
+                <w:rFonts w:ascii="Times New Roman" w:hAnsi="Times New Roman"/>
                 <w:b w:val="0"/>
                 <w:sz w:val="24"/>
                 <w:szCs w:val="24"/>
@@ -2682,6 +2601,7 @@
             </w:pPr>
             <w:r>
               <w:rPr>
+                <w:rFonts w:ascii="Times New Roman" w:hAnsi="Times New Roman"/>
                 <w:b w:val="0"/>
                 <w:sz w:val="24"/>
                 <w:szCs w:val="24"/>
@@ -2690,6 +2610,7 @@
             </w:r>
             <w:r>
               <w:rPr>
+                <w:rFonts w:ascii="Times New Roman" w:hAnsi="Times New Roman"/>
                 <w:b w:val="0"/>
                 <w:sz w:val="24"/>
                 <w:szCs w:val="24"/>
@@ -2708,6 +2629,7 @@
             </w:pPr>
             <w:r>
               <w:rPr>
+                <w:rFonts w:ascii="Times New Roman" w:hAnsi="Times New Roman"/>
                 <w:b w:val="0"/>
                 <w:sz w:val="24"/>
                 <w:szCs w:val="24"/>
@@ -2716,6 +2638,7 @@
             </w:r>
             <w:r>
               <w:rPr>
+                <w:rFonts w:ascii="Times New Roman" w:hAnsi="Times New Roman"/>
                 <w:b w:val="0"/>
                 <w:sz w:val="24"/>
                 <w:szCs w:val="24"/>
@@ -2724,6 +2647,7 @@
             </w:r>
             <w:r>
               <w:rPr>
+                <w:rFonts w:ascii="Times New Roman" w:hAnsi="Times New Roman"/>
                 <w:b w:val="0"/>
                 <w:sz w:val="24"/>
                 <w:szCs w:val="24"/>
@@ -2811,6 +2735,7 @@
             </w:pPr>
             <w:r>
               <w:rPr>
+                <w:rFonts w:ascii="Times New Roman" w:hAnsi="Times New Roman"/>
                 <w:sz w:val="24"/>
                 <w:szCs w:val="24"/>
                 <w:lang w:val="ru-RU"/>
@@ -2840,6 +2765,7 @@
             </w:pPr>
             <w:r>
               <w:rPr>
+                <w:rFonts w:ascii="Times New Roman" w:hAnsi="Times New Roman"/>
                 <w:b w:val="0"/>
                 <w:sz w:val="24"/>
                 <w:szCs w:val="24"/>
@@ -2848,6 +2774,7 @@
             </w:r>
             <w:r>
               <w:rPr>
+                <w:rFonts w:ascii="Times New Roman" w:hAnsi="Times New Roman"/>
                 <w:b w:val="0"/>
                 <w:sz w:val="24"/>
                 <w:szCs w:val="24"/>
@@ -2856,6 +2783,7 @@
             </w:r>
             <w:r>
               <w:rPr>
+                <w:rFonts w:ascii="Times New Roman" w:hAnsi="Times New Roman"/>
                 <w:b w:val="0"/>
                 <w:sz w:val="24"/>
                 <w:szCs w:val="24"/>
@@ -2894,6 +2822,7 @@
             </w:pPr>
             <w:r>
               <w:rPr>
+                <w:rFonts w:ascii="Times New Roman" w:hAnsi="Times New Roman"/>
                 <w:b w:val="0"/>
                 <w:sz w:val="24"/>
                 <w:szCs w:val="24"/>
@@ -2902,6 +2831,7 @@
             </w:r>
             <w:r>
               <w:rPr>
+                <w:rFonts w:ascii="Times New Roman" w:hAnsi="Times New Roman"/>
                 <w:b w:val="0"/>
                 <w:sz w:val="24"/>
                 <w:szCs w:val="24"/>
@@ -2921,6 +2851,7 @@
             </w:pPr>
             <w:r>
               <w:rPr>
+                <w:rFonts w:ascii="Times New Roman" w:hAnsi="Times New Roman"/>
                 <w:sz w:val="24"/>
                 <w:szCs w:val="24"/>
                 <w:lang w:val="ru-RU"/>
@@ -2929,6 +2860,7 @@
             </w:r>
             <w:r>
               <w:rPr>
+                <w:rFonts w:ascii="Times New Roman" w:hAnsi="Times New Roman"/>
                 <w:sz w:val="24"/>
                 <w:szCs w:val="24"/>
                 <w:lang w:val="ru-RU"/>
@@ -2937,6 +2869,7 @@
             </w:r>
             <w:r>
               <w:rPr>
+                <w:rFonts w:ascii="Times New Roman" w:hAnsi="Times New Roman"/>
                 <w:sz w:val="24"/>
                 <w:szCs w:val="24"/>
                 <w:lang w:val="ru-RU"/>
@@ -2945,6 +2878,7 @@
             </w:r>
             <w:r>
               <w:rPr>
+                <w:rFonts w:ascii="Times New Roman" w:hAnsi="Times New Roman"/>
                 <w:sz w:val="24"/>
                 <w:szCs w:val="24"/>
                 <w:lang w:val="ru-RU"/>
@@ -2953,6 +2887,7 @@
             </w:r>
             <w:r>
               <w:rPr>
+                <w:rFonts w:ascii="Times New Roman" w:hAnsi="Times New Roman"/>
                 <w:sz w:val="24"/>
                 <w:szCs w:val="24"/>
                 <w:lang w:val="ru-RU"/>
@@ -2961,6 +2896,7 @@
             </w:r>
             <w:r>
               <w:rPr>
+                <w:rFonts w:ascii="Times New Roman" w:hAnsi="Times New Roman"/>
                 <w:sz w:val="24"/>
                 <w:szCs w:val="24"/>
                 <w:lang w:val="ru-RU"/>
@@ -2969,6 +2905,7 @@
             </w:r>
             <w:r>
               <w:rPr>
+                <w:rFonts w:ascii="Times New Roman" w:hAnsi="Times New Roman"/>
                 <w:sz w:val="24"/>
                 <w:szCs w:val="24"/>
                 <w:lang w:val="ru-RU"/>
@@ -2977,6 +2914,7 @@
             </w:r>
             <w:r>
               <w:rPr>
+                <w:rFonts w:ascii="Times New Roman" w:hAnsi="Times New Roman"/>
                 <w:sz w:val="24"/>
                 <w:szCs w:val="24"/>
                 <w:lang w:val="ru-RU"/>
@@ -2985,6 +2923,7 @@
             </w:r>
             <w:r>
               <w:rPr>
+                <w:rFonts w:ascii="Times New Roman" w:hAnsi="Times New Roman"/>
                 <w:sz w:val="24"/>
                 <w:szCs w:val="24"/>
                 <w:lang w:val="ru-RU"/>
@@ -2993,6 +2932,7 @@
             </w:r>
             <w:r>
               <w:rPr>
+                <w:rFonts w:ascii="Times New Roman" w:hAnsi="Times New Roman"/>
                 <w:sz w:val="24"/>
                 <w:szCs w:val="24"/>
                 <w:lang w:val="ru-RU"/>
@@ -3022,6 +2962,7 @@
             </w:pPr>
             <w:r>
               <w:rPr>
+                <w:rFonts w:ascii="Times New Roman" w:hAnsi="Times New Roman"/>
                 <w:b w:val="0"/>
                 <w:sz w:val="24"/>
                 <w:szCs w:val="24"/>
@@ -3030,6 +2971,7 @@
             </w:r>
             <w:r>
               <w:rPr>
+                <w:rFonts w:ascii="Times New Roman" w:hAnsi="Times New Roman"/>
                 <w:b w:val="0"/>
                 <w:sz w:val="24"/>
                 <w:szCs w:val="24"/>
@@ -3048,6 +2990,7 @@
             </w:pPr>
             <w:r>
               <w:rPr>
+                <w:rFonts w:ascii="Times New Roman" w:hAnsi="Times New Roman"/>
                 <w:b w:val="0"/>
                 <w:sz w:val="24"/>
                 <w:szCs w:val="24"/>
@@ -3056,6 +2999,7 @@
             </w:r>
             <w:r>
               <w:rPr>
+                <w:rFonts w:ascii="Times New Roman" w:hAnsi="Times New Roman"/>
                 <w:b w:val="0"/>
                 <w:sz w:val="24"/>
                 <w:szCs w:val="24"/>
@@ -3064,6 +3008,7 @@
             </w:r>
             <w:r>
               <w:rPr>
+                <w:rFonts w:ascii="Times New Roman" w:hAnsi="Times New Roman"/>
                 <w:b w:val="0"/>
                 <w:sz w:val="24"/>
                 <w:szCs w:val="24"/>
@@ -3143,6 +3088,7 @@
             </w:pPr>
             <w:r>
               <w:rPr>
+                <w:rFonts w:ascii="Times New Roman" w:hAnsi="Times New Roman"/>
                 <w:sz w:val="24"/>
                 <w:szCs w:val="24"/>
                 <w:lang w:val="ru-RU"/>
@@ -3172,6 +3118,7 @@
             </w:pPr>
             <w:r>
               <w:rPr>
+                <w:rFonts w:ascii="Times New Roman" w:hAnsi="Times New Roman"/>
                 <w:b w:val="0"/>
                 <w:sz w:val="24"/>
                 <w:szCs w:val="24"/>
@@ -3180,6 +3127,7 @@
             </w:r>
             <w:r>
               <w:rPr>
+                <w:rFonts w:ascii="Times New Roman" w:hAnsi="Times New Roman"/>
                 <w:b w:val="0"/>
                 <w:sz w:val="24"/>
                 <w:szCs w:val="24"/>
@@ -3188,6 +3136,7 @@
             </w:r>
             <w:r>
               <w:rPr>
+                <w:rFonts w:ascii="Times New Roman" w:hAnsi="Times New Roman"/>
                 <w:b w:val="0"/>
                 <w:sz w:val="24"/>
                 <w:szCs w:val="24"/>
@@ -3196,6 +3145,7 @@
             </w:r>
             <w:r>
               <w:rPr>
+                <w:rFonts w:ascii="Times New Roman" w:hAnsi="Times New Roman"/>
                 <w:b w:val="0"/>
                 <w:sz w:val="24"/>
                 <w:szCs w:val="24"/>
@@ -3214,6 +3164,7 @@
             </w:pPr>
             <w:r>
               <w:rPr>
+                <w:rFonts w:ascii="Times New Roman" w:hAnsi="Times New Roman"/>
                 <w:b w:val="0"/>
                 <w:sz w:val="24"/>
                 <w:szCs w:val="24"/>
@@ -3222,6 +3173,7 @@
             </w:r>
             <w:r>
               <w:rPr>
+                <w:rFonts w:ascii="Times New Roman" w:hAnsi="Times New Roman"/>
                 <w:b w:val="0"/>
                 <w:sz w:val="24"/>
                 <w:szCs w:val="24"/>
@@ -3230,6 +3182,7 @@
             </w:r>
             <w:r>
               <w:rPr>
+                <w:rFonts w:ascii="Times New Roman" w:hAnsi="Times New Roman"/>
                 <w:b w:val="0"/>
                 <w:sz w:val="24"/>
                 <w:szCs w:val="24"/>
@@ -3238,6 +3191,7 @@
             </w:r>
             <w:r>
               <w:rPr>
+                <w:rFonts w:ascii="Times New Roman" w:hAnsi="Times New Roman"/>
                 <w:b w:val="0"/>
                 <w:sz w:val="24"/>
                 <w:szCs w:val="24"/>
@@ -3267,6 +3221,7 @@
             </w:pPr>
             <w:r>
               <w:rPr>
+                <w:rFonts w:ascii="Times New Roman" w:hAnsi="Times New Roman"/>
                 <w:b w:val="0"/>
                 <w:sz w:val="24"/>
                 <w:szCs w:val="24"/>
@@ -3275,6 +3230,7 @@
             </w:r>
             <w:r>
               <w:rPr>
+                <w:rFonts w:ascii="Times New Roman" w:hAnsi="Times New Roman"/>
                 <w:b w:val="0"/>
                 <w:sz w:val="24"/>
                 <w:szCs w:val="24"/>
@@ -3283,6 +3239,7 @@
             </w:r>
             <w:r>
               <w:rPr>
+                <w:rFonts w:ascii="Times New Roman" w:hAnsi="Times New Roman"/>
                 <w:b w:val="0"/>
                 <w:sz w:val="24"/>
                 <w:szCs w:val="24"/>
@@ -3301,6 +3258,7 @@
             </w:pPr>
             <w:r>
               <w:rPr>
+                <w:rFonts w:ascii="Times New Roman" w:hAnsi="Times New Roman"/>
                 <w:b w:val="0"/>
                 <w:sz w:val="24"/>
                 <w:szCs w:val="24"/>
@@ -3309,6 +3267,7 @@
             </w:r>
             <w:r>
               <w:rPr>
+                <w:rFonts w:ascii="Times New Roman" w:hAnsi="Times New Roman"/>
                 <w:b w:val="0"/>
                 <w:sz w:val="24"/>
                 <w:szCs w:val="24"/>
@@ -3338,6 +3297,7 @@
             </w:pPr>
             <w:r>
               <w:rPr>
+                <w:rFonts w:ascii="Times New Roman" w:hAnsi="Times New Roman"/>
                 <w:b w:val="0"/>
                 <w:sz w:val="24"/>
                 <w:szCs w:val="24"/>
@@ -3346,6 +3306,7 @@
             </w:r>
             <w:r>
               <w:rPr>
+                <w:rFonts w:ascii="Times New Roman" w:hAnsi="Times New Roman"/>
                 <w:b w:val="0"/>
                 <w:sz w:val="24"/>
                 <w:szCs w:val="24"/>
@@ -3360,24 +3321,16 @@
       <w:pPr>
         <w:rPr>
           <w:b w:val="0"/>
-          <w:sz w:val="24"/>
-          <w:szCs w:val="24"/>
-        </w:rPr>
-      </w:pPr>
-    </w:p>
-    <w:p>
-      <w:pPr>
-        <w:rPr>
-          <w:b w:val="0"/>
-          <w:sz w:val="24"/>
-          <w:szCs w:val="24"/>
+          <w:sz w:val="2"/>
+          <w:szCs w:val="2"/>
         </w:rPr>
         <w:sectPr>
           <w:pgSz w:w="16838" w:h="11906" w:orient="landscape"/>
-          <w:pgMar w:top="993" w:right="1134" w:bottom="851" w:left="1134" w:header="709" w:footer="709" w:gutter="0"/>
+          <w:pgMar w:top="1701" w:right="1134" w:bottom="1134" w:left="1134" w:header="709" w:footer="709" w:gutter="0"/>
           <w:cols w:space="708"/>
           <w:docGrid w:linePitch="360"/>
         </w:sectPr>
+        <w:spacing w:before="0" w:after="0" w:line="20" w:lineRule="exact"/>
       </w:pPr>
     </w:p>
     <w:p>
@@ -3467,28 +3420,29 @@
     </w:p>
     <w:tbl>
       <w:tblPr>
+        <w:tblW w:w="5000" w:type="pct"/>
+        <w:tblBorders>
+          <w:top w:val="single" w:sz="4" w:space="0" w:color="000000"/>
+          <w:left w:val="single" w:sz="4" w:space="0" w:color="000000"/>
+          <w:bottom w:val="single" w:sz="4" w:space="0" w:color="000000"/>
+          <w:right w:val="single" w:sz="4" w:space="0" w:color="000000"/>
+          <w:insideH w:val="single" w:sz="4" w:space="0" w:color="000000"/>
+          <w:insideV w:val="single" w:sz="4" w:space="0" w:color="000000"/>
+        </w:tblBorders>
+        <w:tblLayout w:type="fixed"/>
+        <w:tblCellMar>
+          <w:left w:w="0" w:type="dxa"/>
+          <w:right w:w="0" w:type="dxa"/>
+        </w:tblCellMar>
         <w:tblLook w:val="01E0" w:firstRow="1" w:lastRow="1" w:firstColumn="1" w:lastColumn="1" w:noHBand="0" w:noVBand="0"/>
-        <w:tblW w:w="9360" w:type="dxa"/>
-        <w:tblLayout w:type="fixed"/>
-        <w:tblBorders>
-          <w:top w:val="single" w:sz="4" w:color="000000"/>
-          <w:left w:val="single" w:sz="4" w:color="000000"/>
-          <w:bottom w:val="single" w:sz="4" w:color="000000"/>
-          <w:right w:val="single" w:sz="4" w:color="000000"/>
-          <w:insideH w:val="single" w:sz="4" w:color="000000"/>
-          <w:insideV w:val="single" w:sz="4" w:color="000000"/>
-        </w:tblBorders>
-        <w:tblCellMar>
-          <w:top w:w="65" w:type="dxa"/>
-          <w:left w:w="65" w:type="dxa"/>
-          <w:bottom w:w="65" w:type="dxa"/>
-          <w:right w:w="65" w:type="dxa"/>
-        </w:tblCellMar>
       </w:tblPr>
       <w:tblGrid>
-        <w:gridCol w:w="6928"/>
-        <w:gridCol w:w="1216"/>
-        <w:gridCol w:w="1216"/>
+        <w:gridCol w:w="454"/>
+        <w:gridCol w:w="1814"/>
+        <w:gridCol w:w="1361"/>
+        <w:gridCol w:w="737"/>
+        <w:gridCol w:w="1587"/>
+        <w:gridCol w:w="3402"/>
       </w:tblGrid>
       <w:tr>
         <w:trPr>
@@ -3496,19 +3450,42 @@
         </w:trPr>
         <w:tc>
           <w:tcPr>
-            <w:tcW w:w="6928" w:type="dxa"/>
+            <w:tcW w:type="dxa" w:w="454"/>
+            <w:vMerge w:val="restart"/>
             <w:vAlign w:val="center"/>
           </w:tcPr>
           <w:p>
             <w:pPr>
-              <w:spacing w:before="0" w:after="0" w:line="240" w:lineRule="auto"/>
+              <w:spacing w:before="0" w:after="20" w:line="240" w:lineRule="auto"/>
               <w:jc w:val="center"/>
             </w:pPr>
             <w:r>
               <w:rPr>
-                <w:rFonts w:ascii="Times New Roman" w:hAnsi="Times New Roman" w:cs="Times New Roman"/>
-                <w:sz w:val="24"/>
+                <w:rFonts w:ascii="Times New Roman" w:hAnsi="Times New Roman"/>
                 <w:b/>
+                <w:sz w:val="24"/>
+              </w:rPr>
+              <w:t>№ п/п</w:t>
+            </w:r>
+          </w:p>
+        </w:tc>
+        <w:tc>
+          <w:tcPr>
+            <w:tcW w:type="dxa" w:w="3175"/>
+            <w:gridSpan w:val="2"/>
+            <w:vMerge w:val="restart"/>
+            <w:vAlign w:val="center"/>
+          </w:tcPr>
+          <w:p>
+            <w:pPr>
+              <w:spacing w:before="0" w:after="20" w:line="240" w:lineRule="auto"/>
+              <w:jc w:val="center"/>
+            </w:pPr>
+            <w:r>
+              <w:rPr>
+                <w:rFonts w:ascii="Times New Roman" w:hAnsi="Times New Roman"/>
+                <w:b/>
+                <w:sz w:val="24"/>
               </w:rPr>
               <w:t>Вид учебной работы</w:t>
             </w:r>
@@ -3516,159 +3493,171 @@
         </w:tc>
         <w:tc>
           <w:tcPr>
-            <w:tcW w:w="1216" w:type="dxa"/>
+            <w:tcW w:type="dxa" w:w="737"/>
+            <w:vMerge w:val="restart"/>
             <w:vAlign w:val="center"/>
           </w:tcPr>
           <w:p>
             <w:pPr>
-              <w:spacing w:before="0" w:after="0" w:line="240" w:lineRule="auto"/>
+              <w:spacing w:before="0" w:after="20" w:line="240" w:lineRule="auto"/>
               <w:jc w:val="center"/>
             </w:pPr>
             <w:r>
               <w:rPr>
-                <w:rFonts w:ascii="Times New Roman" w:hAnsi="Times New Roman" w:cs="Times New Roman"/>
-                <w:sz w:val="24"/>
+                <w:rFonts w:ascii="Times New Roman" w:hAnsi="Times New Roman"/>
                 <w:b/>
-              </w:rPr>
-              <w:t>Всего</w:t>
-            </w:r>
-          </w:p>
-        </w:tc>
-        <w:tc>
-          <w:tcPr>
-            <w:tcW w:w="1216" w:type="dxa"/>
+                <w:sz w:val="24"/>
+              </w:rPr>
+              <w:t>Всего часов</w:t>
+            </w:r>
+          </w:p>
+        </w:tc>
+        <w:tc>
+          <w:tcPr>
+            <w:tcW w:type="dxa" w:w="1587"/>
+            <w:vMerge w:val="restart"/>
             <w:vAlign w:val="center"/>
           </w:tcPr>
           <w:p>
             <w:pPr>
-              <w:spacing w:before="0" w:after="0" w:line="240" w:lineRule="auto"/>
+              <w:spacing w:before="0" w:after="20" w:line="240" w:lineRule="auto"/>
               <w:jc w:val="center"/>
             </w:pPr>
             <w:r>
               <w:rPr>
-                <w:rFonts w:ascii="Times New Roman" w:hAnsi="Times New Roman" w:cs="Times New Roman"/>
-                <w:sz w:val="24"/>
+                <w:rFonts w:ascii="Times New Roman" w:hAnsi="Times New Roman"/>
                 <w:b/>
-              </w:rPr>
-              <w:t>4 семестр</w:t>
+                <w:sz w:val="24"/>
+              </w:rPr>
+              <w:t>В том числе практическая подготовка</w:t>
+            </w:r>
+          </w:p>
+        </w:tc>
+        <w:tc>
+          <w:tcPr>
+            <w:tcW w:type="dxa" w:w="3402"/>
+            <w:vAlign w:val="center"/>
+          </w:tcPr>
+          <w:p>
+            <w:pPr>
+              <w:spacing w:before="0" w:after="20" w:line="240" w:lineRule="auto"/>
+              <w:jc w:val="center"/>
+            </w:pPr>
+            <w:r>
+              <w:rPr>
+                <w:rFonts w:ascii="Times New Roman" w:hAnsi="Times New Roman"/>
+                <w:b/>
+                <w:sz w:val="24"/>
+              </w:rPr>
+              <w:t>Семестры / курсы</w:t>
             </w:r>
           </w:p>
         </w:tc>
       </w:tr>
       <w:tr>
-        <w:tc>
-          <w:tcPr>
-            <w:tcW w:w="6928" w:type="dxa"/>
+        <w:trPr>
+          <w:tblHeader/>
+        </w:trPr>
+        <w:tc>
+          <w:tcPr>
+            <w:tcW w:type="dxa" w:w="454"/>
+            <w:vMerge/>
+          </w:tcPr>
+          <w:p/>
+        </w:tc>
+        <w:tc>
+          <w:tcPr>
+            <w:tcW w:type="dxa" w:w="3175"/>
+            <w:gridSpan w:val="2"/>
+            <w:vMerge/>
+          </w:tcPr>
+          <w:p/>
+        </w:tc>
+        <w:tc>
+          <w:tcPr>
+            <w:tcW w:type="dxa" w:w="737"/>
+            <w:vMerge/>
+          </w:tcPr>
+          <w:p/>
+        </w:tc>
+        <w:tc>
+          <w:tcPr>
+            <w:tcW w:type="dxa" w:w="1587"/>
+            <w:vMerge/>
+          </w:tcPr>
+          <w:p/>
+        </w:tc>
+        <w:tc>
+          <w:tcPr>
+            <w:tcW w:type="dxa" w:w="3402"/>
             <w:vAlign w:val="center"/>
           </w:tcPr>
           <w:p>
             <w:pPr>
-              <w:spacing w:before="0" w:after="0" w:line="240" w:lineRule="auto"/>
-              <w:jc w:val="left"/>
-            </w:pPr>
-            <w:r>
-              <w:rPr>
-                <w:rFonts w:ascii="Times New Roman" w:hAnsi="Times New Roman" w:cs="Times New Roman"/>
-                <w:sz w:val="24"/>
-              </w:rPr>
-              <w:t>Контактная работа с преподавателем, часов</w:t>
-            </w:r>
-          </w:p>
-        </w:tc>
-        <w:tc>
-          <w:tcPr>
-            <w:tcW w:w="1216" w:type="dxa"/>
-            <w:vAlign w:val="center"/>
-          </w:tcPr>
-          <w:p>
-            <w:pPr>
-              <w:spacing w:before="0" w:after="0" w:line="240" w:lineRule="auto"/>
+              <w:spacing w:before="0" w:after="20" w:line="240" w:lineRule="auto"/>
               <w:jc w:val="center"/>
             </w:pPr>
             <w:r>
               <w:rPr>
-                <w:rFonts w:ascii="Times New Roman" w:hAnsi="Times New Roman" w:cs="Times New Roman"/>
-                <w:sz w:val="24"/>
-              </w:rPr>
-              <w:t>34</w:t>
-            </w:r>
-          </w:p>
-        </w:tc>
-        <w:tc>
-          <w:tcPr>
-            <w:tcW w:w="1216" w:type="dxa"/>
-            <w:vAlign w:val="center"/>
-          </w:tcPr>
-          <w:p>
-            <w:pPr>
-              <w:spacing w:before="0" w:after="0" w:line="240" w:lineRule="auto"/>
-              <w:jc w:val="center"/>
-            </w:pPr>
-            <w:r>
-              <w:rPr>
-                <w:rFonts w:ascii="Times New Roman" w:hAnsi="Times New Roman" w:cs="Times New Roman"/>
-                <w:sz w:val="24"/>
-              </w:rPr>
-              <w:t>34</w:t>
+                <w:rFonts w:ascii="Times New Roman" w:hAnsi="Times New Roman"/>
+                <w:b/>
+                <w:sz w:val="24"/>
+              </w:rPr>
+              <w:t>№ 4</w:t>
             </w:r>
           </w:p>
         </w:tc>
       </w:tr>
       <w:tr>
-        <w:tc>
-          <w:tcPr>
-            <w:tcW w:w="6928" w:type="dxa"/>
+        <w:trPr>
+          <w:tblHeader/>
+        </w:trPr>
+        <w:tc>
+          <w:tcPr>
+            <w:tcW w:type="dxa" w:w="454"/>
+            <w:vMerge/>
+          </w:tcPr>
+          <w:p/>
+        </w:tc>
+        <w:tc>
+          <w:tcPr>
+            <w:tcW w:type="dxa" w:w="3175"/>
+            <w:gridSpan w:val="2"/>
+            <w:vMerge/>
+          </w:tcPr>
+          <w:p/>
+        </w:tc>
+        <w:tc>
+          <w:tcPr>
+            <w:tcW w:type="dxa" w:w="737"/>
+            <w:vMerge/>
+          </w:tcPr>
+          <w:p/>
+        </w:tc>
+        <w:tc>
+          <w:tcPr>
+            <w:tcW w:type="dxa" w:w="1587"/>
+            <w:vMerge/>
+          </w:tcPr>
+          <w:p/>
+        </w:tc>
+        <w:tc>
+          <w:tcPr>
+            <w:tcW w:type="dxa" w:w="3402"/>
             <w:vAlign w:val="center"/>
           </w:tcPr>
           <w:p>
             <w:pPr>
-              <w:spacing w:before="0" w:after="0" w:line="240" w:lineRule="auto"/>
-              <w:jc w:val="left"/>
-            </w:pPr>
-            <w:r>
-              <w:rPr>
-                <w:rFonts w:ascii="Times New Roman" w:hAnsi="Times New Roman" w:cs="Times New Roman"/>
-                <w:sz w:val="24"/>
-              </w:rPr>
-              <w:t>Лекции (Л)</w:t>
-            </w:r>
-          </w:p>
-        </w:tc>
-        <w:tc>
-          <w:tcPr>
-            <w:tcW w:w="1216" w:type="dxa"/>
-            <w:vAlign w:val="center"/>
-          </w:tcPr>
-          <w:p>
-            <w:pPr>
-              <w:spacing w:before="0" w:after="0" w:line="240" w:lineRule="auto"/>
+              <w:spacing w:before="0" w:after="20" w:line="240" w:lineRule="auto"/>
               <w:jc w:val="center"/>
             </w:pPr>
             <w:r>
               <w:rPr>
-                <w:rFonts w:ascii="Times New Roman" w:hAnsi="Times New Roman" w:cs="Times New Roman"/>
-                <w:sz w:val="24"/>
-              </w:rPr>
-              <w:t>0</w:t>
-            </w:r>
-          </w:p>
-        </w:tc>
-        <w:tc>
-          <w:tcPr>
-            <w:tcW w:w="1216" w:type="dxa"/>
-            <w:vAlign w:val="center"/>
-          </w:tcPr>
-          <w:p>
-            <w:pPr>
-              <w:spacing w:before="0" w:after="0" w:line="240" w:lineRule="auto"/>
-              <w:jc w:val="center"/>
-            </w:pPr>
-            <w:r>
-              <w:rPr>
-                <w:rFonts w:ascii="Times New Roman" w:hAnsi="Times New Roman" w:cs="Times New Roman"/>
-                <w:sz w:val="24"/>
-              </w:rPr>
-              <w:t>–</w:t>
+                <w:rFonts w:ascii="Times New Roman" w:hAnsi="Times New Roman"/>
+                <w:b/>
+                <w:sz w:val="24"/>
+              </w:rPr>
+              <w:t>часов</w:t>
             </w:r>
           </w:p>
         </w:tc>
@@ -3676,36 +3665,59 @@
       <w:tr>
         <w:tc>
           <w:tcPr>
-            <w:tcW w:w="6928" w:type="dxa"/>
+            <w:tcW w:type="dxa" w:w="454"/>
             <w:vAlign w:val="center"/>
           </w:tcPr>
           <w:p>
             <w:pPr>
-              <w:spacing w:before="0" w:after="0" w:line="240" w:lineRule="auto"/>
+              <w:spacing w:before="0" w:after="20" w:line="240" w:lineRule="auto"/>
+              <w:jc w:val="center"/>
+            </w:pPr>
+            <w:r>
+              <w:rPr>
+                <w:rFonts w:ascii="Times New Roman" w:hAnsi="Times New Roman"/>
+                <w:b w:val="0"/>
+                <w:sz w:val="24"/>
+              </w:rPr>
+              <w:t>1</w:t>
+            </w:r>
+          </w:p>
+        </w:tc>
+        <w:tc>
+          <w:tcPr>
+            <w:tcW w:type="dxa" w:w="3175"/>
+            <w:gridSpan w:val="2"/>
+            <w:vAlign w:val="center"/>
+          </w:tcPr>
+          <w:p>
+            <w:pPr>
+              <w:spacing w:before="0" w:after="20" w:line="240" w:lineRule="auto"/>
               <w:jc w:val="left"/>
             </w:pPr>
             <w:r>
               <w:rPr>
-                <w:rFonts w:ascii="Times New Roman" w:hAnsi="Times New Roman" w:cs="Times New Roman"/>
-                <w:sz w:val="24"/>
-              </w:rPr>
-              <w:t>Практические занятия (ПЗ)</w:t>
-            </w:r>
-          </w:p>
-        </w:tc>
-        <w:tc>
-          <w:tcPr>
-            <w:tcW w:w="1216" w:type="dxa"/>
+                <w:rFonts w:ascii="Times New Roman" w:hAnsi="Times New Roman"/>
+                <w:b/>
+                <w:sz w:val="24"/>
+              </w:rPr>
+              <w:t>Контактная работа обучающихся с преподавателем (по видам учебных занятий), всего</w:t>
+            </w:r>
+          </w:p>
+        </w:tc>
+        <w:tc>
+          <w:tcPr>
+            <w:tcW w:type="dxa" w:w="737"/>
             <w:vAlign w:val="center"/>
           </w:tcPr>
           <w:p>
             <w:pPr>
-              <w:spacing w:before="0" w:after="0" w:line="240" w:lineRule="auto"/>
+              <w:spacing w:before="0" w:after="20" w:line="240" w:lineRule="auto"/>
               <w:jc w:val="center"/>
             </w:pPr>
             <w:r>
               <w:rPr>
-                <w:rFonts w:ascii="Times New Roman" w:hAnsi="Times New Roman" w:cs="Times New Roman"/>
+                <w:rFonts w:ascii="Times New Roman" w:hAnsi="Times New Roman"/>
+                <w:b w:val="0"/>
                 <w:sz w:val="24"/>
               </w:rPr>
               <w:t>34</w:t>
@@ -3714,17 +3726,38 @@
         </w:tc>
         <w:tc>
           <w:tcPr>
-            <w:tcW w:w="1216" w:type="dxa"/>
+            <w:tcW w:type="dxa" w:w="1587"/>
             <w:vAlign w:val="center"/>
           </w:tcPr>
           <w:p>
             <w:pPr>
-              <w:spacing w:before="0" w:after="0" w:line="240" w:lineRule="auto"/>
+              <w:spacing w:before="0" w:after="20" w:line="240" w:lineRule="auto"/>
               <w:jc w:val="center"/>
             </w:pPr>
             <w:r>
               <w:rPr>
-                <w:rFonts w:ascii="Times New Roman" w:hAnsi="Times New Roman" w:cs="Times New Roman"/>
+                <w:rFonts w:ascii="Times New Roman" w:hAnsi="Times New Roman"/>
+                <w:b w:val="0"/>
+                <w:sz w:val="24"/>
+              </w:rPr>
+              <w:t>0</w:t>
+            </w:r>
+          </w:p>
+        </w:tc>
+        <w:tc>
+          <w:tcPr>
+            <w:tcW w:type="dxa" w:w="3402"/>
+            <w:vAlign w:val="center"/>
+          </w:tcPr>
+          <w:p>
+            <w:pPr>
+              <w:spacing w:before="0" w:after="20" w:line="240" w:lineRule="auto"/>
+              <w:jc w:val="center"/>
+            </w:pPr>
+            <w:r>
+              <w:rPr>
+                <w:rFonts w:ascii="Times New Roman" w:hAnsi="Times New Roman"/>
+                <w:b w:val="0"/>
                 <w:sz w:val="24"/>
               </w:rPr>
               <w:t>34</w:t>
@@ -3735,95 +3768,119 @@
       <w:tr>
         <w:tc>
           <w:tcPr>
-            <w:tcW w:w="6928" w:type="dxa"/>
+            <w:tcW w:type="dxa" w:w="454"/>
             <w:vAlign w:val="center"/>
           </w:tcPr>
           <w:p>
             <w:pPr>
-              <w:spacing w:before="0" w:after="0" w:line="240" w:lineRule="auto"/>
+              <w:spacing w:before="0" w:after="20" w:line="240" w:lineRule="auto"/>
+              <w:jc w:val="center"/>
+            </w:pPr>
+            <w:r>
+              <w:rPr>
+                <w:rFonts w:ascii="Times New Roman" w:hAnsi="Times New Roman"/>
+                <w:b w:val="0"/>
+                <w:sz w:val="24"/>
+              </w:rPr>
+            </w:r>
+          </w:p>
+        </w:tc>
+        <w:tc>
+          <w:tcPr>
+            <w:tcW w:type="dxa" w:w="3175"/>
+            <w:gridSpan w:val="2"/>
+            <w:vAlign w:val="center"/>
+          </w:tcPr>
+          <w:p>
+            <w:pPr>
+              <w:spacing w:before="0" w:after="20" w:line="240" w:lineRule="auto"/>
               <w:jc w:val="left"/>
             </w:pPr>
             <w:r>
               <w:rPr>
-                <w:rFonts w:ascii="Times New Roman" w:hAnsi="Times New Roman" w:cs="Times New Roman"/>
-                <w:sz w:val="24"/>
-              </w:rPr>
-              <w:t>Семинары (С)</w:t>
-            </w:r>
-          </w:p>
-        </w:tc>
-        <w:tc>
-          <w:tcPr>
-            <w:tcW w:w="1216" w:type="dxa"/>
-            <w:vAlign w:val="center"/>
-          </w:tcPr>
-          <w:p>
-            <w:pPr>
-              <w:spacing w:before="0" w:after="0" w:line="240" w:lineRule="auto"/>
-              <w:jc w:val="center"/>
-            </w:pPr>
-            <w:r>
-              <w:rPr>
-                <w:rFonts w:ascii="Times New Roman" w:hAnsi="Times New Roman" w:cs="Times New Roman"/>
-                <w:sz w:val="24"/>
-              </w:rPr>
-              <w:t>0</w:t>
-            </w:r>
-          </w:p>
-        </w:tc>
-        <w:tc>
-          <w:tcPr>
-            <w:tcW w:w="1216" w:type="dxa"/>
-            <w:vAlign w:val="center"/>
-          </w:tcPr>
-          <w:p>
-            <w:pPr>
-              <w:spacing w:before="0" w:after="0" w:line="240" w:lineRule="auto"/>
-              <w:jc w:val="center"/>
-            </w:pPr>
-            <w:r>
-              <w:rPr>
-                <w:rFonts w:ascii="Times New Roman" w:hAnsi="Times New Roman" w:cs="Times New Roman"/>
-                <w:sz w:val="24"/>
-              </w:rPr>
-              <w:t>–</w:t>
-            </w:r>
-          </w:p>
+                <w:rFonts w:ascii="Times New Roman" w:hAnsi="Times New Roman"/>
+                <w:b w:val="0"/>
+                <w:sz w:val="24"/>
+              </w:rPr>
+              <w:t>в том числе:</w:t>
+            </w:r>
+          </w:p>
+        </w:tc>
+        <w:tc>
+          <w:tcPr>
+            <w:tcW w:type="dxa" w:w="737"/>
+          </w:tcPr>
+          <w:p/>
+        </w:tc>
+        <w:tc>
+          <w:tcPr>
+            <w:tcW w:type="dxa" w:w="1587"/>
+          </w:tcPr>
+          <w:p/>
+        </w:tc>
+        <w:tc>
+          <w:tcPr>
+            <w:tcW w:type="dxa" w:w="3402"/>
+          </w:tcPr>
+          <w:p/>
         </w:tc>
       </w:tr>
       <w:tr>
         <w:tc>
           <w:tcPr>
-            <w:tcW w:w="6928" w:type="dxa"/>
+            <w:tcW w:type="dxa" w:w="454"/>
             <w:vAlign w:val="center"/>
           </w:tcPr>
           <w:p>
             <w:pPr>
-              <w:spacing w:before="0" w:after="0" w:line="240" w:lineRule="auto"/>
+              <w:spacing w:before="0" w:after="20" w:line="240" w:lineRule="auto"/>
+              <w:jc w:val="center"/>
+            </w:pPr>
+            <w:r>
+              <w:rPr>
+                <w:rFonts w:ascii="Times New Roman" w:hAnsi="Times New Roman"/>
+                <w:b w:val="0"/>
+                <w:sz w:val="24"/>
+              </w:rPr>
+              <w:t>1.1</w:t>
+            </w:r>
+          </w:p>
+        </w:tc>
+        <w:tc>
+          <w:tcPr>
+            <w:tcW w:type="dxa" w:w="3175"/>
+            <w:gridSpan w:val="2"/>
+            <w:vAlign w:val="center"/>
+          </w:tcPr>
+          <w:p>
+            <w:pPr>
+              <w:spacing w:before="0" w:after="20" w:line="240" w:lineRule="auto"/>
               <w:jc w:val="left"/>
             </w:pPr>
             <w:r>
               <w:rPr>
-                <w:rFonts w:ascii="Times New Roman" w:hAnsi="Times New Roman" w:cs="Times New Roman"/>
-                <w:sz w:val="24"/>
-              </w:rPr>
-              <w:t>Лабораторные работы (ЛР)</w:t>
-            </w:r>
-          </w:p>
-        </w:tc>
-        <w:tc>
-          <w:tcPr>
-            <w:tcW w:w="1216" w:type="dxa"/>
+                <w:rFonts w:ascii="Times New Roman" w:hAnsi="Times New Roman"/>
+                <w:b w:val="0"/>
+                <w:sz w:val="24"/>
+              </w:rPr>
+              <w:t>Лекции (Л)</w:t>
+            </w:r>
+          </w:p>
+        </w:tc>
+        <w:tc>
+          <w:tcPr>
+            <w:tcW w:type="dxa" w:w="737"/>
             <w:vAlign w:val="center"/>
           </w:tcPr>
           <w:p>
             <w:pPr>
-              <w:spacing w:before="0" w:after="0" w:line="240" w:lineRule="auto"/>
+              <w:spacing w:before="0" w:after="20" w:line="240" w:lineRule="auto"/>
               <w:jc w:val="center"/>
             </w:pPr>
             <w:r>
               <w:rPr>
-                <w:rFonts w:ascii="Times New Roman" w:hAnsi="Times New Roman" w:cs="Times New Roman"/>
+                <w:rFonts w:ascii="Times New Roman" w:hAnsi="Times New Roman"/>
+                <w:b w:val="0"/>
                 <w:sz w:val="24"/>
               </w:rPr>
               <w:t>0</w:t>
@@ -3832,20 +3889,41 @@
         </w:tc>
         <w:tc>
           <w:tcPr>
-            <w:tcW w:w="1216" w:type="dxa"/>
+            <w:tcW w:type="dxa" w:w="1587"/>
             <w:vAlign w:val="center"/>
           </w:tcPr>
           <w:p>
             <w:pPr>
-              <w:spacing w:before="0" w:after="0" w:line="240" w:lineRule="auto"/>
+              <w:spacing w:before="0" w:after="20" w:line="240" w:lineRule="auto"/>
               <w:jc w:val="center"/>
             </w:pPr>
             <w:r>
               <w:rPr>
-                <w:rFonts w:ascii="Times New Roman" w:hAnsi="Times New Roman" w:cs="Times New Roman"/>
-                <w:sz w:val="24"/>
-              </w:rPr>
-              <w:t>–</w:t>
+                <w:rFonts w:ascii="Times New Roman" w:hAnsi="Times New Roman"/>
+                <w:b w:val="0"/>
+                <w:sz w:val="24"/>
+              </w:rPr>
+              <w:t>0</w:t>
+            </w:r>
+          </w:p>
+        </w:tc>
+        <w:tc>
+          <w:tcPr>
+            <w:tcW w:type="dxa" w:w="3402"/>
+            <w:vAlign w:val="center"/>
+          </w:tcPr>
+          <w:p>
+            <w:pPr>
+              <w:spacing w:before="0" w:after="20" w:line="240" w:lineRule="auto"/>
+              <w:jc w:val="center"/>
+            </w:pPr>
+            <w:r>
+              <w:rPr>
+                <w:rFonts w:ascii="Times New Roman" w:hAnsi="Times New Roman"/>
+                <w:b w:val="0"/>
+                <w:sz w:val="24"/>
+              </w:rPr>
+              <w:t>0</w:t>
             </w:r>
           </w:p>
         </w:tc>
@@ -3853,58 +3931,102 @@
       <w:tr>
         <w:tc>
           <w:tcPr>
-            <w:tcW w:w="6928" w:type="dxa"/>
+            <w:tcW w:type="dxa" w:w="454"/>
             <w:vAlign w:val="center"/>
           </w:tcPr>
           <w:p>
             <w:pPr>
-              <w:spacing w:before="0" w:after="0" w:line="240" w:lineRule="auto"/>
+              <w:spacing w:before="0" w:after="20" w:line="240" w:lineRule="auto"/>
+              <w:jc w:val="center"/>
+            </w:pPr>
+            <w:r>
+              <w:rPr>
+                <w:rFonts w:ascii="Times New Roman" w:hAnsi="Times New Roman"/>
+                <w:b w:val="0"/>
+                <w:sz w:val="24"/>
+              </w:rPr>
+              <w:t>1.2</w:t>
+            </w:r>
+          </w:p>
+        </w:tc>
+        <w:tc>
+          <w:tcPr>
+            <w:tcW w:type="dxa" w:w="3175"/>
+            <w:gridSpan w:val="2"/>
+            <w:vAlign w:val="center"/>
+          </w:tcPr>
+          <w:p>
+            <w:pPr>
+              <w:spacing w:before="0" w:after="20" w:line="240" w:lineRule="auto"/>
               <w:jc w:val="left"/>
             </w:pPr>
             <w:r>
               <w:rPr>
-                <w:rFonts w:ascii="Times New Roman" w:hAnsi="Times New Roman" w:cs="Times New Roman"/>
-                <w:sz w:val="24"/>
-              </w:rPr>
-              <w:t>Самостоятельная работа студента, часов</w:t>
-            </w:r>
-          </w:p>
-        </w:tc>
-        <w:tc>
-          <w:tcPr>
-            <w:tcW w:w="1216" w:type="dxa"/>
+                <w:rFonts w:ascii="Times New Roman" w:hAnsi="Times New Roman"/>
+                <w:b w:val="0"/>
+                <w:sz w:val="24"/>
+              </w:rPr>
+              <w:t>Практические занятия (ПЗ)</w:t>
+            </w:r>
+          </w:p>
+        </w:tc>
+        <w:tc>
+          <w:tcPr>
+            <w:tcW w:type="dxa" w:w="737"/>
             <w:vAlign w:val="center"/>
           </w:tcPr>
           <w:p>
             <w:pPr>
-              <w:spacing w:before="0" w:after="0" w:line="240" w:lineRule="auto"/>
+              <w:spacing w:before="0" w:after="20" w:line="240" w:lineRule="auto"/>
               <w:jc w:val="center"/>
             </w:pPr>
             <w:r>
               <w:rPr>
-                <w:rFonts w:ascii="Times New Roman" w:hAnsi="Times New Roman" w:cs="Times New Roman"/>
-                <w:sz w:val="24"/>
-              </w:rPr>
-              <w:t>38</w:t>
-            </w:r>
-          </w:p>
-        </w:tc>
-        <w:tc>
-          <w:tcPr>
-            <w:tcW w:w="1216" w:type="dxa"/>
+                <w:rFonts w:ascii="Times New Roman" w:hAnsi="Times New Roman"/>
+                <w:b w:val="0"/>
+                <w:sz w:val="24"/>
+              </w:rPr>
+              <w:t>34</w:t>
+            </w:r>
+          </w:p>
+        </w:tc>
+        <w:tc>
+          <w:tcPr>
+            <w:tcW w:type="dxa" w:w="1587"/>
             <w:vAlign w:val="center"/>
           </w:tcPr>
           <w:p>
             <w:pPr>
-              <w:spacing w:before="0" w:after="0" w:line="240" w:lineRule="auto"/>
+              <w:spacing w:before="0" w:after="20" w:line="240" w:lineRule="auto"/>
               <w:jc w:val="center"/>
             </w:pPr>
             <w:r>
               <w:rPr>
-                <w:rFonts w:ascii="Times New Roman" w:hAnsi="Times New Roman" w:cs="Times New Roman"/>
-                <w:sz w:val="24"/>
-              </w:rPr>
-              <w:t>38</w:t>
+                <w:rFonts w:ascii="Times New Roman" w:hAnsi="Times New Roman"/>
+                <w:b w:val="0"/>
+                <w:sz w:val="24"/>
+              </w:rPr>
+              <w:t>0</w:t>
+            </w:r>
+          </w:p>
+        </w:tc>
+        <w:tc>
+          <w:tcPr>
+            <w:tcW w:type="dxa" w:w="3402"/>
+            <w:vAlign w:val="center"/>
+          </w:tcPr>
+          <w:p>
+            <w:pPr>
+              <w:spacing w:before="0" w:after="20" w:line="240" w:lineRule="auto"/>
+              <w:jc w:val="center"/>
+            </w:pPr>
+            <w:r>
+              <w:rPr>
+                <w:rFonts w:ascii="Times New Roman" w:hAnsi="Times New Roman"/>
+                <w:b w:val="0"/>
+                <w:sz w:val="24"/>
+              </w:rPr>
+              <w:t>34</w:t>
             </w:r>
           </w:p>
         </w:tc>
@@ -3912,36 +4034,59 @@
       <w:tr>
         <w:tc>
           <w:tcPr>
-            <w:tcW w:w="6928" w:type="dxa"/>
+            <w:tcW w:type="dxa" w:w="454"/>
             <w:vAlign w:val="center"/>
           </w:tcPr>
           <w:p>
             <w:pPr>
-              <w:spacing w:before="0" w:after="0" w:line="240" w:lineRule="auto"/>
+              <w:spacing w:before="0" w:after="20" w:line="240" w:lineRule="auto"/>
+              <w:jc w:val="center"/>
+            </w:pPr>
+            <w:r>
+              <w:rPr>
+                <w:rFonts w:ascii="Times New Roman" w:hAnsi="Times New Roman"/>
+                <w:b w:val="0"/>
+                <w:sz w:val="24"/>
+              </w:rPr>
+              <w:t>1.3</w:t>
+            </w:r>
+          </w:p>
+        </w:tc>
+        <w:tc>
+          <w:tcPr>
+            <w:tcW w:type="dxa" w:w="3175"/>
+            <w:gridSpan w:val="2"/>
+            <w:vAlign w:val="center"/>
+          </w:tcPr>
+          <w:p>
+            <w:pPr>
+              <w:spacing w:before="0" w:after="20" w:line="240" w:lineRule="auto"/>
               <w:jc w:val="left"/>
             </w:pPr>
             <w:r>
               <w:rPr>
-                <w:rFonts w:ascii="Times New Roman" w:hAnsi="Times New Roman" w:cs="Times New Roman"/>
-                <w:sz w:val="24"/>
-              </w:rPr>
-              <w:t>Контроль (подготовка и сдача экзамена), часов</w:t>
-            </w:r>
-          </w:p>
-        </w:tc>
-        <w:tc>
-          <w:tcPr>
-            <w:tcW w:w="1216" w:type="dxa"/>
+                <w:rFonts w:ascii="Times New Roman" w:hAnsi="Times New Roman"/>
+                <w:b w:val="0"/>
+                <w:sz w:val="24"/>
+              </w:rPr>
+              <w:t>Семинары (С)</w:t>
+            </w:r>
+          </w:p>
+        </w:tc>
+        <w:tc>
+          <w:tcPr>
+            <w:tcW w:type="dxa" w:w="737"/>
             <w:vAlign w:val="center"/>
           </w:tcPr>
           <w:p>
             <w:pPr>
-              <w:spacing w:before="0" w:after="0" w:line="240" w:lineRule="auto"/>
+              <w:spacing w:before="0" w:after="20" w:line="240" w:lineRule="auto"/>
               <w:jc w:val="center"/>
             </w:pPr>
             <w:r>
               <w:rPr>
-                <w:rFonts w:ascii="Times New Roman" w:hAnsi="Times New Roman" w:cs="Times New Roman"/>
+                <w:rFonts w:ascii="Times New Roman" w:hAnsi="Times New Roman"/>
+                <w:b w:val="0"/>
                 <w:sz w:val="24"/>
               </w:rPr>
               <w:t>0</w:t>
@@ -3950,20 +4095,41 @@
         </w:tc>
         <w:tc>
           <w:tcPr>
-            <w:tcW w:w="1216" w:type="dxa"/>
+            <w:tcW w:type="dxa" w:w="1587"/>
             <w:vAlign w:val="center"/>
           </w:tcPr>
           <w:p>
             <w:pPr>
-              <w:spacing w:before="0" w:after="0" w:line="240" w:lineRule="auto"/>
+              <w:spacing w:before="0" w:after="20" w:line="240" w:lineRule="auto"/>
               <w:jc w:val="center"/>
             </w:pPr>
             <w:r>
               <w:rPr>
-                <w:rFonts w:ascii="Times New Roman" w:hAnsi="Times New Roman" w:cs="Times New Roman"/>
-                <w:sz w:val="24"/>
-              </w:rPr>
-              <w:t>–</w:t>
+                <w:rFonts w:ascii="Times New Roman" w:hAnsi="Times New Roman"/>
+                <w:b w:val="0"/>
+                <w:sz w:val="24"/>
+              </w:rPr>
+              <w:t>0</w:t>
+            </w:r>
+          </w:p>
+        </w:tc>
+        <w:tc>
+          <w:tcPr>
+            <w:tcW w:type="dxa" w:w="3402"/>
+            <w:vAlign w:val="center"/>
+          </w:tcPr>
+          <w:p>
+            <w:pPr>
+              <w:spacing w:before="0" w:after="20" w:line="240" w:lineRule="auto"/>
+              <w:jc w:val="center"/>
+            </w:pPr>
+            <w:r>
+              <w:rPr>
+                <w:rFonts w:ascii="Times New Roman" w:hAnsi="Times New Roman"/>
+                <w:b w:val="0"/>
+                <w:sz w:val="24"/>
+              </w:rPr>
+              <w:t>0</w:t>
             </w:r>
           </w:p>
         </w:tc>
@@ -3971,58 +4137,102 @@
       <w:tr>
         <w:tc>
           <w:tcPr>
-            <w:tcW w:w="6928" w:type="dxa"/>
+            <w:tcW w:type="dxa" w:w="454"/>
             <w:vAlign w:val="center"/>
           </w:tcPr>
           <w:p>
             <w:pPr>
-              <w:spacing w:before="0" w:after="0" w:line="240" w:lineRule="auto"/>
+              <w:spacing w:before="0" w:after="20" w:line="240" w:lineRule="auto"/>
+              <w:jc w:val="center"/>
+            </w:pPr>
+            <w:r>
+              <w:rPr>
+                <w:rFonts w:ascii="Times New Roman" w:hAnsi="Times New Roman"/>
+                <w:b w:val="0"/>
+                <w:sz w:val="24"/>
+              </w:rPr>
+              <w:t>1.4</w:t>
+            </w:r>
+          </w:p>
+        </w:tc>
+        <w:tc>
+          <w:tcPr>
+            <w:tcW w:type="dxa" w:w="3175"/>
+            <w:gridSpan w:val="2"/>
+            <w:vAlign w:val="center"/>
+          </w:tcPr>
+          <w:p>
+            <w:pPr>
+              <w:spacing w:before="0" w:after="20" w:line="240" w:lineRule="auto"/>
               <w:jc w:val="left"/>
             </w:pPr>
             <w:r>
               <w:rPr>
-                <w:rFonts w:ascii="Times New Roman" w:hAnsi="Times New Roman" w:cs="Times New Roman"/>
-                <w:sz w:val="24"/>
-              </w:rPr>
-              <w:t>Курсовая работа / курсовой проект</w:t>
-            </w:r>
-          </w:p>
-        </w:tc>
-        <w:tc>
-          <w:tcPr>
-            <w:tcW w:w="1216" w:type="dxa"/>
+                <w:rFonts w:ascii="Times New Roman" w:hAnsi="Times New Roman"/>
+                <w:b w:val="0"/>
+                <w:sz w:val="24"/>
+              </w:rPr>
+              <w:t>Лабораторные работы (ЛР)</w:t>
+            </w:r>
+          </w:p>
+        </w:tc>
+        <w:tc>
+          <w:tcPr>
+            <w:tcW w:type="dxa" w:w="737"/>
             <w:vAlign w:val="center"/>
           </w:tcPr>
           <w:p>
             <w:pPr>
-              <w:spacing w:before="0" w:after="0" w:line="240" w:lineRule="auto"/>
+              <w:spacing w:before="0" w:after="20" w:line="240" w:lineRule="auto"/>
               <w:jc w:val="center"/>
             </w:pPr>
             <w:r>
               <w:rPr>
-                <w:rFonts w:ascii="Times New Roman" w:hAnsi="Times New Roman" w:cs="Times New Roman"/>
-                <w:sz w:val="24"/>
-              </w:rPr>
-              <w:t>–</w:t>
-            </w:r>
-          </w:p>
-        </w:tc>
-        <w:tc>
-          <w:tcPr>
-            <w:tcW w:w="1216" w:type="dxa"/>
+                <w:rFonts w:ascii="Times New Roman" w:hAnsi="Times New Roman"/>
+                <w:b w:val="0"/>
+                <w:sz w:val="24"/>
+              </w:rPr>
+              <w:t>0</w:t>
+            </w:r>
+          </w:p>
+        </w:tc>
+        <w:tc>
+          <w:tcPr>
+            <w:tcW w:type="dxa" w:w="1587"/>
             <w:vAlign w:val="center"/>
           </w:tcPr>
           <w:p>
             <w:pPr>
-              <w:spacing w:before="0" w:after="0" w:line="240" w:lineRule="auto"/>
+              <w:spacing w:before="0" w:after="20" w:line="240" w:lineRule="auto"/>
               <w:jc w:val="center"/>
             </w:pPr>
             <w:r>
               <w:rPr>
-                <w:rFonts w:ascii="Times New Roman" w:hAnsi="Times New Roman" w:cs="Times New Roman"/>
-                <w:sz w:val="24"/>
-              </w:rPr>
-              <w:t>–</w:t>
+                <w:rFonts w:ascii="Times New Roman" w:hAnsi="Times New Roman"/>
+                <w:b w:val="0"/>
+                <w:sz w:val="24"/>
+              </w:rPr>
+              <w:t>0</w:t>
+            </w:r>
+          </w:p>
+        </w:tc>
+        <w:tc>
+          <w:tcPr>
+            <w:tcW w:type="dxa" w:w="3402"/>
+            <w:vAlign w:val="center"/>
+          </w:tcPr>
+          <w:p>
+            <w:pPr>
+              <w:spacing w:before="0" w:after="20" w:line="240" w:lineRule="auto"/>
+              <w:jc w:val="center"/>
+            </w:pPr>
+            <w:r>
+              <w:rPr>
+                <w:rFonts w:ascii="Times New Roman" w:hAnsi="Times New Roman"/>
+                <w:b w:val="0"/>
+                <w:sz w:val="24"/>
+              </w:rPr>
+              <w:t>0</w:t>
             </w:r>
           </w:p>
         </w:tc>
@@ -4030,58 +4240,102 @@
       <w:tr>
         <w:tc>
           <w:tcPr>
-            <w:tcW w:w="6928" w:type="dxa"/>
+            <w:tcW w:type="dxa" w:w="454"/>
             <w:vAlign w:val="center"/>
           </w:tcPr>
           <w:p>
             <w:pPr>
-              <w:spacing w:before="0" w:after="0" w:line="240" w:lineRule="auto"/>
+              <w:spacing w:before="0" w:after="20" w:line="240" w:lineRule="auto"/>
+              <w:jc w:val="center"/>
+            </w:pPr>
+            <w:r>
+              <w:rPr>
+                <w:rFonts w:ascii="Times New Roman" w:hAnsi="Times New Roman"/>
+                <w:b w:val="0"/>
+                <w:sz w:val="24"/>
+              </w:rPr>
+              <w:t>1.5</w:t>
+            </w:r>
+          </w:p>
+        </w:tc>
+        <w:tc>
+          <w:tcPr>
+            <w:tcW w:type="dxa" w:w="3175"/>
+            <w:gridSpan w:val="2"/>
+            <w:vAlign w:val="center"/>
+          </w:tcPr>
+          <w:p>
+            <w:pPr>
+              <w:spacing w:before="0" w:after="20" w:line="240" w:lineRule="auto"/>
               <w:jc w:val="left"/>
             </w:pPr>
             <w:r>
               <w:rPr>
-                <w:rFonts w:ascii="Times New Roman" w:hAnsi="Times New Roman" w:cs="Times New Roman"/>
-                <w:sz w:val="24"/>
-              </w:rPr>
-              <w:t>Вид промежуточной аттестации</w:t>
-            </w:r>
-          </w:p>
-        </w:tc>
-        <w:tc>
-          <w:tcPr>
-            <w:tcW w:w="1216" w:type="dxa"/>
+                <w:rFonts w:ascii="Times New Roman" w:hAnsi="Times New Roman"/>
+                <w:b w:val="0"/>
+                <w:sz w:val="24"/>
+              </w:rPr>
+              <w:t>Иные виды занятий</w:t>
+            </w:r>
+          </w:p>
+        </w:tc>
+        <w:tc>
+          <w:tcPr>
+            <w:tcW w:type="dxa" w:w="737"/>
             <w:vAlign w:val="center"/>
           </w:tcPr>
           <w:p>
             <w:pPr>
-              <w:spacing w:before="0" w:after="0" w:line="240" w:lineRule="auto"/>
+              <w:spacing w:before="0" w:after="20" w:line="240" w:lineRule="auto"/>
               <w:jc w:val="center"/>
             </w:pPr>
             <w:r>
               <w:rPr>
-                <w:rFonts w:ascii="Times New Roman" w:hAnsi="Times New Roman" w:cs="Times New Roman"/>
-                <w:sz w:val="24"/>
-              </w:rPr>
-              <w:t>зачет</w:t>
-            </w:r>
-          </w:p>
-        </w:tc>
-        <w:tc>
-          <w:tcPr>
-            <w:tcW w:w="1216" w:type="dxa"/>
+                <w:rFonts w:ascii="Times New Roman" w:hAnsi="Times New Roman"/>
+                <w:b w:val="0"/>
+                <w:sz w:val="24"/>
+              </w:rPr>
+              <w:t>0</w:t>
+            </w:r>
+          </w:p>
+        </w:tc>
+        <w:tc>
+          <w:tcPr>
+            <w:tcW w:type="dxa" w:w="1587"/>
             <w:vAlign w:val="center"/>
           </w:tcPr>
           <w:p>
             <w:pPr>
-              <w:spacing w:before="0" w:after="0" w:line="240" w:lineRule="auto"/>
+              <w:spacing w:before="0" w:after="20" w:line="240" w:lineRule="auto"/>
               <w:jc w:val="center"/>
             </w:pPr>
             <w:r>
               <w:rPr>
-                <w:rFonts w:ascii="Times New Roman" w:hAnsi="Times New Roman" w:cs="Times New Roman"/>
-                <w:sz w:val="24"/>
-              </w:rPr>
-              <w:t>зачет</w:t>
+                <w:rFonts w:ascii="Times New Roman" w:hAnsi="Times New Roman"/>
+                <w:b w:val="0"/>
+                <w:sz w:val="24"/>
+              </w:rPr>
+              <w:t>0</w:t>
+            </w:r>
+          </w:p>
+        </w:tc>
+        <w:tc>
+          <w:tcPr>
+            <w:tcW w:type="dxa" w:w="3402"/>
+            <w:vAlign w:val="center"/>
+          </w:tcPr>
+          <w:p>
+            <w:pPr>
+              <w:spacing w:before="0" w:after="20" w:line="240" w:lineRule="auto"/>
+              <w:jc w:val="center"/>
+            </w:pPr>
+            <w:r>
+              <w:rPr>
+                <w:rFonts w:ascii="Times New Roman" w:hAnsi="Times New Roman"/>
+                <w:b w:val="0"/>
+                <w:sz w:val="24"/>
+              </w:rPr>
+              <w:t>0</w:t>
             </w:r>
           </w:p>
         </w:tc>
@@ -4089,61 +4343,102 @@
       <w:tr>
         <w:tc>
           <w:tcPr>
-            <w:tcW w:w="6928" w:type="dxa"/>
+            <w:tcW w:type="dxa" w:w="454"/>
             <w:vAlign w:val="center"/>
           </w:tcPr>
           <w:p>
             <w:pPr>
-              <w:spacing w:before="0" w:after="0" w:line="240" w:lineRule="auto"/>
+              <w:spacing w:before="0" w:after="20" w:line="240" w:lineRule="auto"/>
+              <w:jc w:val="center"/>
+            </w:pPr>
+            <w:r>
+              <w:rPr>
+                <w:rFonts w:ascii="Times New Roman" w:hAnsi="Times New Roman"/>
+                <w:b w:val="0"/>
+                <w:sz w:val="24"/>
+              </w:rPr>
+              <w:t>2</w:t>
+            </w:r>
+          </w:p>
+        </w:tc>
+        <w:tc>
+          <w:tcPr>
+            <w:tcW w:type="dxa" w:w="3175"/>
+            <w:gridSpan w:val="2"/>
+            <w:vAlign w:val="center"/>
+          </w:tcPr>
+          <w:p>
+            <w:pPr>
+              <w:spacing w:before="0" w:after="20" w:line="240" w:lineRule="auto"/>
               <w:jc w:val="left"/>
             </w:pPr>
             <w:r>
               <w:rPr>
-                <w:rFonts w:ascii="Times New Roman" w:hAnsi="Times New Roman" w:cs="Times New Roman"/>
-                <w:sz w:val="24"/>
+                <w:rFonts w:ascii="Times New Roman" w:hAnsi="Times New Roman"/>
                 <w:b/>
-              </w:rPr>
-              <w:t>Общая трудоемкость, часов</w:t>
-            </w:r>
-          </w:p>
-        </w:tc>
-        <w:tc>
-          <w:tcPr>
-            <w:tcW w:w="1216" w:type="dxa"/>
+                <w:sz w:val="24"/>
+              </w:rPr>
+              <w:t>Самостоятельная работа, всего</w:t>
+            </w:r>
+          </w:p>
+        </w:tc>
+        <w:tc>
+          <w:tcPr>
+            <w:tcW w:type="dxa" w:w="737"/>
             <w:vAlign w:val="center"/>
           </w:tcPr>
           <w:p>
             <w:pPr>
-              <w:spacing w:before="0" w:after="0" w:line="240" w:lineRule="auto"/>
+              <w:spacing w:before="0" w:after="20" w:line="240" w:lineRule="auto"/>
               <w:jc w:val="center"/>
             </w:pPr>
             <w:r>
               <w:rPr>
-                <w:rFonts w:ascii="Times New Roman" w:hAnsi="Times New Roman" w:cs="Times New Roman"/>
-                <w:sz w:val="24"/>
-                <w:b/>
-              </w:rPr>
-              <w:t>72</w:t>
-            </w:r>
-          </w:p>
-        </w:tc>
-        <w:tc>
-          <w:tcPr>
-            <w:tcW w:w="1216" w:type="dxa"/>
+                <w:rFonts w:ascii="Times New Roman" w:hAnsi="Times New Roman"/>
+                <w:b w:val="0"/>
+                <w:sz w:val="24"/>
+              </w:rPr>
+              <w:t>38</w:t>
+            </w:r>
+          </w:p>
+        </w:tc>
+        <w:tc>
+          <w:tcPr>
+            <w:tcW w:type="dxa" w:w="1587"/>
             <w:vAlign w:val="center"/>
           </w:tcPr>
           <w:p>
             <w:pPr>
-              <w:spacing w:before="0" w:after="0" w:line="240" w:lineRule="auto"/>
+              <w:spacing w:before="0" w:after="20" w:line="240" w:lineRule="auto"/>
               <w:jc w:val="center"/>
             </w:pPr>
             <w:r>
               <w:rPr>
-                <w:rFonts w:ascii="Times New Roman" w:hAnsi="Times New Roman" w:cs="Times New Roman"/>
-                <w:sz w:val="24"/>
-                <w:b/>
-              </w:rPr>
-              <w:t>72</w:t>
+                <w:rFonts w:ascii="Times New Roman" w:hAnsi="Times New Roman"/>
+                <w:b w:val="0"/>
+                <w:sz w:val="24"/>
+              </w:rPr>
+              <w:t>0</w:t>
+            </w:r>
+          </w:p>
+        </w:tc>
+        <w:tc>
+          <w:tcPr>
+            <w:tcW w:type="dxa" w:w="3402"/>
+            <w:vAlign w:val="center"/>
+          </w:tcPr>
+          <w:p>
+            <w:pPr>
+              <w:spacing w:before="0" w:after="20" w:line="240" w:lineRule="auto"/>
+              <w:jc w:val="center"/>
+            </w:pPr>
+            <w:r>
+              <w:rPr>
+                <w:rFonts w:ascii="Times New Roman" w:hAnsi="Times New Roman"/>
+                <w:b w:val="0"/>
+                <w:sz w:val="24"/>
+              </w:rPr>
+              <w:t>38</w:t>
             </w:r>
           </w:p>
         </w:tc>
@@ -4151,39 +4446,928 @@
       <w:tr>
         <w:tc>
           <w:tcPr>
-            <w:tcW w:w="6928" w:type="dxa"/>
+            <w:tcW w:type="dxa" w:w="454"/>
             <w:vAlign w:val="center"/>
           </w:tcPr>
           <w:p>
             <w:pPr>
-              <w:spacing w:before="0" w:after="0" w:line="240" w:lineRule="auto"/>
+              <w:spacing w:before="0" w:after="20" w:line="240" w:lineRule="auto"/>
+              <w:jc w:val="center"/>
+            </w:pPr>
+            <w:r>
+              <w:rPr>
+                <w:rFonts w:ascii="Times New Roman" w:hAnsi="Times New Roman"/>
+                <w:b w:val="0"/>
+                <w:sz w:val="24"/>
+              </w:rPr>
+            </w:r>
+          </w:p>
+        </w:tc>
+        <w:tc>
+          <w:tcPr>
+            <w:tcW w:type="dxa" w:w="3175"/>
+            <w:gridSpan w:val="2"/>
+            <w:vAlign w:val="center"/>
+          </w:tcPr>
+          <w:p>
+            <w:pPr>
+              <w:spacing w:before="0" w:after="20" w:line="240" w:lineRule="auto"/>
               <w:jc w:val="left"/>
             </w:pPr>
             <w:r>
               <w:rPr>
-                <w:rFonts w:ascii="Times New Roman" w:hAnsi="Times New Roman" w:cs="Times New Roman"/>
-                <w:sz w:val="24"/>
+                <w:rFonts w:ascii="Times New Roman" w:hAnsi="Times New Roman"/>
+                <w:b w:val="0"/>
+                <w:sz w:val="24"/>
+              </w:rPr>
+              <w:t>в том числе:</w:t>
+            </w:r>
+          </w:p>
+        </w:tc>
+        <w:tc>
+          <w:tcPr>
+            <w:tcW w:type="dxa" w:w="737"/>
+          </w:tcPr>
+          <w:p/>
+        </w:tc>
+        <w:tc>
+          <w:tcPr>
+            <w:tcW w:type="dxa" w:w="1587"/>
+          </w:tcPr>
+          <w:p/>
+        </w:tc>
+        <w:tc>
+          <w:tcPr>
+            <w:tcW w:type="dxa" w:w="3402"/>
+          </w:tcPr>
+          <w:p/>
+        </w:tc>
+      </w:tr>
+      <w:tr>
+        <w:tc>
+          <w:tcPr>
+            <w:tcW w:type="dxa" w:w="454"/>
+            <w:vAlign w:val="center"/>
+          </w:tcPr>
+          <w:p>
+            <w:pPr>
+              <w:spacing w:before="0" w:after="20" w:line="240" w:lineRule="auto"/>
+              <w:jc w:val="center"/>
+            </w:pPr>
+            <w:r>
+              <w:rPr>
+                <w:rFonts w:ascii="Times New Roman" w:hAnsi="Times New Roman"/>
+                <w:b w:val="0"/>
+                <w:sz w:val="24"/>
+              </w:rPr>
+              <w:t>2.1</w:t>
+            </w:r>
+          </w:p>
+        </w:tc>
+        <w:tc>
+          <w:tcPr>
+            <w:tcW w:type="dxa" w:w="1814"/>
+            <w:vAlign w:val="center"/>
+          </w:tcPr>
+          <w:p>
+            <w:pPr>
+              <w:spacing w:before="0" w:after="20" w:line="240" w:lineRule="auto"/>
+              <w:jc w:val="left"/>
+            </w:pPr>
+            <w:r>
+              <w:rPr>
+                <w:rFonts w:ascii="Times New Roman" w:hAnsi="Times New Roman"/>
+                <w:b w:val="0"/>
+                <w:sz w:val="24"/>
+              </w:rPr>
+              <w:t>Курсовая работа/проект (при наличии)</w:t>
+            </w:r>
+          </w:p>
+        </w:tc>
+        <w:tc>
+          <w:tcPr>
+            <w:tcW w:type="dxa" w:w="1361"/>
+            <w:vAlign w:val="center"/>
+          </w:tcPr>
+          <w:p>
+            <w:pPr>
+              <w:spacing w:before="0" w:after="20" w:line="240" w:lineRule="auto"/>
+              <w:jc w:val="center"/>
+            </w:pPr>
+            <w:r>
+              <w:rPr>
+                <w:rFonts w:ascii="Times New Roman" w:hAnsi="Times New Roman"/>
+                <w:b w:val="0"/>
+                <w:sz w:val="24"/>
+              </w:rPr>
+              <w:t>КР</w:t>
+            </w:r>
+          </w:p>
+        </w:tc>
+        <w:tc>
+          <w:tcPr>
+            <w:tcW w:type="dxa" w:w="737"/>
+            <w:vAlign w:val="center"/>
+          </w:tcPr>
+          <w:p>
+            <w:pPr>
+              <w:spacing w:before="0" w:after="20" w:line="240" w:lineRule="auto"/>
+              <w:jc w:val="center"/>
+            </w:pPr>
+            <w:r>
+              <w:rPr>
+                <w:rFonts w:ascii="Times New Roman" w:hAnsi="Times New Roman"/>
+                <w:b w:val="0"/>
+                <w:sz w:val="24"/>
+              </w:rPr>
+              <w:t>—</w:t>
+            </w:r>
+          </w:p>
+        </w:tc>
+        <w:tc>
+          <w:tcPr>
+            <w:tcW w:type="dxa" w:w="1587"/>
+            <w:vAlign w:val="center"/>
+          </w:tcPr>
+          <w:p>
+            <w:pPr>
+              <w:spacing w:before="0" w:after="20" w:line="240" w:lineRule="auto"/>
+              <w:jc w:val="center"/>
+            </w:pPr>
+            <w:r>
+              <w:rPr>
+                <w:rFonts w:ascii="Times New Roman" w:hAnsi="Times New Roman"/>
+                <w:b w:val="0"/>
+                <w:sz w:val="24"/>
+              </w:rPr>
+              <w:t>—</w:t>
+            </w:r>
+          </w:p>
+        </w:tc>
+        <w:tc>
+          <w:tcPr>
+            <w:tcW w:type="dxa" w:w="3402"/>
+            <w:vAlign w:val="center"/>
+          </w:tcPr>
+          <w:p>
+            <w:pPr>
+              <w:spacing w:before="0" w:after="20" w:line="240" w:lineRule="auto"/>
+              <w:jc w:val="center"/>
+            </w:pPr>
+            <w:r>
+              <w:rPr>
+                <w:rFonts w:ascii="Times New Roman" w:hAnsi="Times New Roman"/>
+                <w:b w:val="0"/>
+                <w:sz w:val="24"/>
+              </w:rPr>
+              <w:t>—</w:t>
+            </w:r>
+          </w:p>
+        </w:tc>
+      </w:tr>
+      <w:tr>
+        <w:tc>
+          <w:tcPr>
+            <w:tcW w:type="dxa" w:w="454"/>
+            <w:vAlign w:val="center"/>
+          </w:tcPr>
+          <w:p>
+            <w:pPr>
+              <w:spacing w:before="0" w:after="20" w:line="240" w:lineRule="auto"/>
+              <w:jc w:val="center"/>
+            </w:pPr>
+            <w:r>
+              <w:rPr>
+                <w:rFonts w:ascii="Times New Roman" w:hAnsi="Times New Roman"/>
+                <w:b w:val="0"/>
+                <w:sz w:val="24"/>
+              </w:rPr>
+              <w:t>2.1</w:t>
+            </w:r>
+          </w:p>
+        </w:tc>
+        <w:tc>
+          <w:tcPr>
+            <w:tcW w:type="dxa" w:w="1814"/>
+            <w:vAlign w:val="center"/>
+          </w:tcPr>
+          <w:p>
+            <w:pPr>
+              <w:spacing w:before="0" w:after="20" w:line="240" w:lineRule="auto"/>
+              <w:jc w:val="left"/>
+            </w:pPr>
+            <w:r>
+              <w:rPr>
+                <w:rFonts w:ascii="Times New Roman" w:hAnsi="Times New Roman"/>
+                <w:b w:val="0"/>
+                <w:sz w:val="24"/>
+              </w:rPr>
+              <w:t>Курсовая работа/проект (при наличии)</w:t>
+            </w:r>
+          </w:p>
+        </w:tc>
+        <w:tc>
+          <w:tcPr>
+            <w:tcW w:type="dxa" w:w="1361"/>
+            <w:vAlign w:val="center"/>
+          </w:tcPr>
+          <w:p>
+            <w:pPr>
+              <w:spacing w:before="0" w:after="20" w:line="240" w:lineRule="auto"/>
+              <w:jc w:val="center"/>
+            </w:pPr>
+            <w:r>
+              <w:rPr>
+                <w:rFonts w:ascii="Times New Roman" w:hAnsi="Times New Roman"/>
+                <w:b w:val="0"/>
+                <w:sz w:val="24"/>
+              </w:rPr>
+              <w:t>КП</w:t>
+            </w:r>
+          </w:p>
+        </w:tc>
+        <w:tc>
+          <w:tcPr>
+            <w:tcW w:type="dxa" w:w="737"/>
+            <w:vAlign w:val="center"/>
+          </w:tcPr>
+          <w:p>
+            <w:pPr>
+              <w:spacing w:before="0" w:after="20" w:line="240" w:lineRule="auto"/>
+              <w:jc w:val="center"/>
+            </w:pPr>
+            <w:r>
+              <w:rPr>
+                <w:rFonts w:ascii="Times New Roman" w:hAnsi="Times New Roman"/>
+                <w:b w:val="0"/>
+                <w:sz w:val="24"/>
+              </w:rPr>
+              <w:t>—</w:t>
+            </w:r>
+          </w:p>
+        </w:tc>
+        <w:tc>
+          <w:tcPr>
+            <w:tcW w:type="dxa" w:w="1587"/>
+            <w:vAlign w:val="center"/>
+          </w:tcPr>
+          <w:p>
+            <w:pPr>
+              <w:spacing w:before="0" w:after="20" w:line="240" w:lineRule="auto"/>
+              <w:jc w:val="center"/>
+            </w:pPr>
+            <w:r>
+              <w:rPr>
+                <w:rFonts w:ascii="Times New Roman" w:hAnsi="Times New Roman"/>
+                <w:b w:val="0"/>
+                <w:sz w:val="24"/>
+              </w:rPr>
+              <w:t>—</w:t>
+            </w:r>
+          </w:p>
+        </w:tc>
+        <w:tc>
+          <w:tcPr>
+            <w:tcW w:type="dxa" w:w="3402"/>
+            <w:vAlign w:val="center"/>
+          </w:tcPr>
+          <w:p>
+            <w:pPr>
+              <w:spacing w:before="0" w:after="20" w:line="240" w:lineRule="auto"/>
+              <w:jc w:val="center"/>
+            </w:pPr>
+            <w:r>
+              <w:rPr>
+                <w:rFonts w:ascii="Times New Roman" w:hAnsi="Times New Roman"/>
+                <w:b w:val="0"/>
+                <w:sz w:val="24"/>
+              </w:rPr>
+              <w:t>—</w:t>
+            </w:r>
+          </w:p>
+        </w:tc>
+      </w:tr>
+      <w:tr>
+        <w:tc>
+          <w:tcPr>
+            <w:tcW w:type="dxa" w:w="454"/>
+            <w:vAlign w:val="center"/>
+          </w:tcPr>
+          <w:p>
+            <w:pPr>
+              <w:spacing w:before="0" w:after="20" w:line="240" w:lineRule="auto"/>
+              <w:jc w:val="center"/>
+            </w:pPr>
+            <w:r>
+              <w:rPr>
+                <w:rFonts w:ascii="Times New Roman" w:hAnsi="Times New Roman"/>
+                <w:b w:val="0"/>
+                <w:sz w:val="24"/>
+              </w:rPr>
+              <w:t>3</w:t>
+            </w:r>
+          </w:p>
+        </w:tc>
+        <w:tc>
+          <w:tcPr>
+            <w:tcW w:type="dxa" w:w="1814"/>
+            <w:vAlign w:val="center"/>
+          </w:tcPr>
+          <w:p>
+            <w:pPr>
+              <w:spacing w:before="0" w:after="20" w:line="240" w:lineRule="auto"/>
+              <w:jc w:val="left"/>
+            </w:pPr>
+            <w:r>
+              <w:rPr>
+                <w:rFonts w:ascii="Times New Roman" w:hAnsi="Times New Roman"/>
+                <w:b w:val="0"/>
+                <w:sz w:val="24"/>
+              </w:rPr>
+              <w:t>Промежуточная аттестация</w:t>
+            </w:r>
+          </w:p>
+        </w:tc>
+        <w:tc>
+          <w:tcPr>
+            <w:tcW w:type="dxa" w:w="1361"/>
+            <w:vAlign w:val="center"/>
+          </w:tcPr>
+          <w:p>
+            <w:pPr>
+              <w:spacing w:before="0" w:after="20" w:line="240" w:lineRule="auto"/>
+              <w:jc w:val="center"/>
+            </w:pPr>
+            <w:r>
+              <w:rPr>
+                <w:rFonts w:ascii="Times New Roman" w:hAnsi="Times New Roman"/>
+                <w:b w:val="0"/>
+                <w:sz w:val="24"/>
+              </w:rPr>
+              <w:t>зачёт (З)</w:t>
+            </w:r>
+          </w:p>
+        </w:tc>
+        <w:tc>
+          <w:tcPr>
+            <w:tcW w:type="dxa" w:w="737"/>
+            <w:vAlign w:val="center"/>
+          </w:tcPr>
+          <w:p>
+            <w:pPr>
+              <w:spacing w:before="0" w:after="20" w:line="240" w:lineRule="auto"/>
+              <w:jc w:val="center"/>
+            </w:pPr>
+            <w:r>
+              <w:rPr>
+                <w:rFonts w:ascii="Times New Roman" w:hAnsi="Times New Roman"/>
+                <w:b w:val="0"/>
+                <w:sz w:val="24"/>
+              </w:rPr>
+              <w:t>0</w:t>
+            </w:r>
+          </w:p>
+        </w:tc>
+        <w:tc>
+          <w:tcPr>
+            <w:tcW w:type="dxa" w:w="1587"/>
+            <w:vAlign w:val="center"/>
+          </w:tcPr>
+          <w:p>
+            <w:pPr>
+              <w:spacing w:before="0" w:after="20" w:line="240" w:lineRule="auto"/>
+              <w:jc w:val="center"/>
+            </w:pPr>
+            <w:r>
+              <w:rPr>
+                <w:rFonts w:ascii="Times New Roman" w:hAnsi="Times New Roman"/>
+                <w:b w:val="0"/>
+                <w:sz w:val="24"/>
+              </w:rPr>
+              <w:t>0</w:t>
+            </w:r>
+          </w:p>
+        </w:tc>
+        <w:tc>
+          <w:tcPr>
+            <w:tcW w:type="dxa" w:w="3402"/>
+            <w:vAlign w:val="center"/>
+          </w:tcPr>
+          <w:p>
+            <w:pPr>
+              <w:spacing w:before="0" w:after="20" w:line="240" w:lineRule="auto"/>
+              <w:jc w:val="center"/>
+            </w:pPr>
+            <w:r>
+              <w:rPr>
+                <w:rFonts w:ascii="Times New Roman" w:hAnsi="Times New Roman"/>
+                <w:b w:val="0"/>
+                <w:sz w:val="24"/>
+              </w:rPr>
+              <w:t>0</w:t>
+            </w:r>
+          </w:p>
+        </w:tc>
+      </w:tr>
+      <w:tr>
+        <w:tc>
+          <w:tcPr>
+            <w:tcW w:type="dxa" w:w="454"/>
+            <w:vAlign w:val="center"/>
+          </w:tcPr>
+          <w:p>
+            <w:pPr>
+              <w:spacing w:before="0" w:after="20" w:line="240" w:lineRule="auto"/>
+              <w:jc w:val="center"/>
+            </w:pPr>
+            <w:r>
+              <w:rPr>
+                <w:rFonts w:ascii="Times New Roman" w:hAnsi="Times New Roman"/>
+                <w:b w:val="0"/>
+                <w:sz w:val="24"/>
+              </w:rPr>
+              <w:t>3</w:t>
+            </w:r>
+          </w:p>
+        </w:tc>
+        <w:tc>
+          <w:tcPr>
+            <w:tcW w:type="dxa" w:w="1814"/>
+            <w:vAlign w:val="center"/>
+          </w:tcPr>
+          <w:p>
+            <w:pPr>
+              <w:spacing w:before="0" w:after="20" w:line="240" w:lineRule="auto"/>
+              <w:jc w:val="left"/>
+            </w:pPr>
+            <w:r>
+              <w:rPr>
+                <w:rFonts w:ascii="Times New Roman" w:hAnsi="Times New Roman"/>
+                <w:b w:val="0"/>
+                <w:sz w:val="24"/>
+              </w:rPr>
+              <w:t>Промежуточная аттестация</w:t>
+            </w:r>
+          </w:p>
+        </w:tc>
+        <w:tc>
+          <w:tcPr>
+            <w:tcW w:type="dxa" w:w="1361"/>
+            <w:vAlign w:val="center"/>
+          </w:tcPr>
+          <w:p>
+            <w:pPr>
+              <w:spacing w:before="0" w:after="20" w:line="240" w:lineRule="auto"/>
+              <w:jc w:val="center"/>
+            </w:pPr>
+            <w:r>
+              <w:rPr>
+                <w:rFonts w:ascii="Times New Roman" w:hAnsi="Times New Roman"/>
+                <w:b w:val="0"/>
+                <w:sz w:val="24"/>
+              </w:rPr>
+              <w:t>зачёт с оценкой (ЗаО)</w:t>
+            </w:r>
+          </w:p>
+        </w:tc>
+        <w:tc>
+          <w:tcPr>
+            <w:tcW w:type="dxa" w:w="737"/>
+            <w:vAlign w:val="center"/>
+          </w:tcPr>
+          <w:p>
+            <w:pPr>
+              <w:spacing w:before="0" w:after="20" w:line="240" w:lineRule="auto"/>
+              <w:jc w:val="center"/>
+            </w:pPr>
+            <w:r>
+              <w:rPr>
+                <w:rFonts w:ascii="Times New Roman" w:hAnsi="Times New Roman"/>
+                <w:b w:val="0"/>
+                <w:sz w:val="24"/>
+              </w:rPr>
+              <w:t>—</w:t>
+            </w:r>
+          </w:p>
+        </w:tc>
+        <w:tc>
+          <w:tcPr>
+            <w:tcW w:type="dxa" w:w="1587"/>
+            <w:vAlign w:val="center"/>
+          </w:tcPr>
+          <w:p>
+            <w:pPr>
+              <w:spacing w:before="0" w:after="20" w:line="240" w:lineRule="auto"/>
+              <w:jc w:val="center"/>
+            </w:pPr>
+            <w:r>
+              <w:rPr>
+                <w:rFonts w:ascii="Times New Roman" w:hAnsi="Times New Roman"/>
+                <w:b w:val="0"/>
+                <w:sz w:val="24"/>
+              </w:rPr>
+              <w:t>—</w:t>
+            </w:r>
+          </w:p>
+        </w:tc>
+        <w:tc>
+          <w:tcPr>
+            <w:tcW w:type="dxa" w:w="3402"/>
+            <w:vAlign w:val="center"/>
+          </w:tcPr>
+          <w:p>
+            <w:pPr>
+              <w:spacing w:before="0" w:after="20" w:line="240" w:lineRule="auto"/>
+              <w:jc w:val="center"/>
+            </w:pPr>
+            <w:r>
+              <w:rPr>
+                <w:rFonts w:ascii="Times New Roman" w:hAnsi="Times New Roman"/>
+                <w:b w:val="0"/>
+                <w:sz w:val="24"/>
+              </w:rPr>
+              <w:t>—</w:t>
+            </w:r>
+          </w:p>
+        </w:tc>
+      </w:tr>
+      <w:tr>
+        <w:tc>
+          <w:tcPr>
+            <w:tcW w:type="dxa" w:w="454"/>
+            <w:vAlign w:val="center"/>
+          </w:tcPr>
+          <w:p>
+            <w:pPr>
+              <w:spacing w:before="0" w:after="20" w:line="240" w:lineRule="auto"/>
+              <w:jc w:val="center"/>
+            </w:pPr>
+            <w:r>
+              <w:rPr>
+                <w:rFonts w:ascii="Times New Roman" w:hAnsi="Times New Roman"/>
+                <w:b w:val="0"/>
+                <w:sz w:val="24"/>
+              </w:rPr>
+              <w:t>3</w:t>
+            </w:r>
+          </w:p>
+        </w:tc>
+        <w:tc>
+          <w:tcPr>
+            <w:tcW w:type="dxa" w:w="1814"/>
+            <w:vAlign w:val="center"/>
+          </w:tcPr>
+          <w:p>
+            <w:pPr>
+              <w:spacing w:before="0" w:after="20" w:line="240" w:lineRule="auto"/>
+              <w:jc w:val="left"/>
+            </w:pPr>
+            <w:r>
+              <w:rPr>
+                <w:rFonts w:ascii="Times New Roman" w:hAnsi="Times New Roman"/>
+                <w:b w:val="0"/>
+                <w:sz w:val="24"/>
+              </w:rPr>
+              <w:t>Промежуточная аттестация</w:t>
+            </w:r>
+          </w:p>
+        </w:tc>
+        <w:tc>
+          <w:tcPr>
+            <w:tcW w:type="dxa" w:w="1361"/>
+            <w:vAlign w:val="center"/>
+          </w:tcPr>
+          <w:p>
+            <w:pPr>
+              <w:spacing w:before="0" w:after="20" w:line="240" w:lineRule="auto"/>
+              <w:jc w:val="center"/>
+            </w:pPr>
+            <w:r>
+              <w:rPr>
+                <w:rFonts w:ascii="Times New Roman" w:hAnsi="Times New Roman"/>
+                <w:b w:val="0"/>
+                <w:sz w:val="24"/>
+              </w:rPr>
+              <w:t>экзамен (Э)</w:t>
+            </w:r>
+          </w:p>
+        </w:tc>
+        <w:tc>
+          <w:tcPr>
+            <w:tcW w:type="dxa" w:w="737"/>
+            <w:vAlign w:val="center"/>
+          </w:tcPr>
+          <w:p>
+            <w:pPr>
+              <w:spacing w:before="0" w:after="20" w:line="240" w:lineRule="auto"/>
+              <w:jc w:val="center"/>
+            </w:pPr>
+            <w:r>
+              <w:rPr>
+                <w:rFonts w:ascii="Times New Roman" w:hAnsi="Times New Roman"/>
+                <w:b w:val="0"/>
+                <w:sz w:val="24"/>
+              </w:rPr>
+              <w:t>—</w:t>
+            </w:r>
+          </w:p>
+        </w:tc>
+        <w:tc>
+          <w:tcPr>
+            <w:tcW w:type="dxa" w:w="1587"/>
+            <w:vAlign w:val="center"/>
+          </w:tcPr>
+          <w:p>
+            <w:pPr>
+              <w:spacing w:before="0" w:after="20" w:line="240" w:lineRule="auto"/>
+              <w:jc w:val="center"/>
+            </w:pPr>
+            <w:r>
+              <w:rPr>
+                <w:rFonts w:ascii="Times New Roman" w:hAnsi="Times New Roman"/>
+                <w:b w:val="0"/>
+                <w:sz w:val="24"/>
+              </w:rPr>
+              <w:t>—</w:t>
+            </w:r>
+          </w:p>
+        </w:tc>
+        <w:tc>
+          <w:tcPr>
+            <w:tcW w:type="dxa" w:w="3402"/>
+            <w:vAlign w:val="center"/>
+          </w:tcPr>
+          <w:p>
+            <w:pPr>
+              <w:spacing w:before="0" w:after="20" w:line="240" w:lineRule="auto"/>
+              <w:jc w:val="center"/>
+            </w:pPr>
+            <w:r>
+              <w:rPr>
+                <w:rFonts w:ascii="Times New Roman" w:hAnsi="Times New Roman"/>
+                <w:b w:val="0"/>
+                <w:sz w:val="24"/>
+              </w:rPr>
+              <w:t>—</w:t>
+            </w:r>
+          </w:p>
+        </w:tc>
+      </w:tr>
+      <w:tr>
+        <w:tc>
+          <w:tcPr>
+            <w:tcW w:type="dxa" w:w="454"/>
+            <w:vAlign w:val="center"/>
+          </w:tcPr>
+          <w:p>
+            <w:pPr>
+              <w:spacing w:before="0" w:after="20" w:line="240" w:lineRule="auto"/>
+              <w:jc w:val="center"/>
+            </w:pPr>
+            <w:r>
+              <w:rPr>
+                <w:rFonts w:ascii="Times New Roman" w:hAnsi="Times New Roman"/>
+                <w:b w:val="0"/>
+                <w:sz w:val="24"/>
+              </w:rPr>
+            </w:r>
+          </w:p>
+        </w:tc>
+        <w:tc>
+          <w:tcPr>
+            <w:tcW w:type="dxa" w:w="3175"/>
+            <w:gridSpan w:val="2"/>
+            <w:vAlign w:val="center"/>
+          </w:tcPr>
+          <w:p>
+            <w:pPr>
+              <w:spacing w:before="0" w:after="20" w:line="240" w:lineRule="auto"/>
+              <w:jc w:val="left"/>
+            </w:pPr>
+            <w:r>
+              <w:rPr>
+                <w:rFonts w:ascii="Times New Roman" w:hAnsi="Times New Roman"/>
+                <w:b w:val="0"/>
+                <w:sz w:val="24"/>
+              </w:rPr>
+            </w:r>
+          </w:p>
+        </w:tc>
+        <w:tc>
+          <w:tcPr>
+            <w:tcW w:type="dxa" w:w="737"/>
+          </w:tcPr>
+          <w:p/>
+        </w:tc>
+        <w:tc>
+          <w:tcPr>
+            <w:tcW w:type="dxa" w:w="1587"/>
+          </w:tcPr>
+          <w:p/>
+        </w:tc>
+        <w:tc>
+          <w:tcPr>
+            <w:tcW w:type="dxa" w:w="3402"/>
+          </w:tcPr>
+          <w:p/>
+        </w:tc>
+      </w:tr>
+      <w:tr>
+        <w:tc>
+          <w:tcPr>
+            <w:tcW w:type="dxa" w:w="454"/>
+            <w:vAlign w:val="center"/>
+          </w:tcPr>
+          <w:p>
+            <w:pPr>
+              <w:spacing w:before="0" w:after="20" w:line="240" w:lineRule="auto"/>
+              <w:jc w:val="center"/>
+            </w:pPr>
+            <w:r>
+              <w:rPr>
+                <w:rFonts w:ascii="Times New Roman" w:hAnsi="Times New Roman"/>
+                <w:b w:val="0"/>
+                <w:sz w:val="24"/>
+              </w:rPr>
+            </w:r>
+          </w:p>
+        </w:tc>
+        <w:tc>
+          <w:tcPr>
+            <w:tcW w:type="dxa" w:w="1814"/>
+            <w:vAlign w:val="center"/>
+          </w:tcPr>
+          <w:p>
+            <w:pPr>
+              <w:spacing w:before="0" w:after="20" w:line="240" w:lineRule="auto"/>
+              <w:jc w:val="left"/>
+            </w:pPr>
+            <w:r>
+              <w:rPr>
+                <w:rFonts w:ascii="Times New Roman" w:hAnsi="Times New Roman"/>
                 <w:b/>
-              </w:rPr>
-              <w:t>Общая трудоемкость, зачетных единиц</w:t>
-            </w:r>
-          </w:p>
-        </w:tc>
-        <w:tc>
-          <w:tcPr>
-            <w:tcW w:w="1216" w:type="dxa"/>
+                <w:sz w:val="24"/>
+              </w:rPr>
+              <w:t>ИТОГО: общая трудоёмкость</w:t>
+            </w:r>
+          </w:p>
+        </w:tc>
+        <w:tc>
+          <w:tcPr>
+            <w:tcW w:type="dxa" w:w="1361"/>
             <w:vAlign w:val="center"/>
           </w:tcPr>
           <w:p>
             <w:pPr>
-              <w:spacing w:before="0" w:after="0" w:line="240" w:lineRule="auto"/>
+              <w:spacing w:before="0" w:after="20" w:line="240" w:lineRule="auto"/>
               <w:jc w:val="center"/>
             </w:pPr>
             <w:r>
               <w:rPr>
-                <w:rFonts w:ascii="Times New Roman" w:hAnsi="Times New Roman" w:cs="Times New Roman"/>
-                <w:sz w:val="24"/>
+                <w:rFonts w:ascii="Times New Roman" w:hAnsi="Times New Roman"/>
+                <w:b w:val="0"/>
+                <w:sz w:val="24"/>
+              </w:rPr>
+              <w:t>часов</w:t>
+            </w:r>
+          </w:p>
+        </w:tc>
+        <w:tc>
+          <w:tcPr>
+            <w:tcW w:type="dxa" w:w="737"/>
+            <w:vAlign w:val="center"/>
+          </w:tcPr>
+          <w:p>
+            <w:pPr>
+              <w:spacing w:before="0" w:after="20" w:line="240" w:lineRule="auto"/>
+              <w:jc w:val="center"/>
+            </w:pPr>
+            <w:r>
+              <w:rPr>
+                <w:rFonts w:ascii="Times New Roman" w:hAnsi="Times New Roman"/>
                 <w:b/>
+                <w:sz w:val="24"/>
+              </w:rPr>
+              <w:t>72</w:t>
+            </w:r>
+          </w:p>
+        </w:tc>
+        <w:tc>
+          <w:tcPr>
+            <w:tcW w:type="dxa" w:w="1587"/>
+            <w:vAlign w:val="center"/>
+          </w:tcPr>
+          <w:p>
+            <w:pPr>
+              <w:spacing w:before="0" w:after="20" w:line="240" w:lineRule="auto"/>
+              <w:jc w:val="center"/>
+            </w:pPr>
+            <w:r>
+              <w:rPr>
+                <w:rFonts w:ascii="Times New Roman" w:hAnsi="Times New Roman"/>
+                <w:b w:val="0"/>
+                <w:sz w:val="24"/>
+              </w:rPr>
+              <w:t>0</w:t>
+            </w:r>
+          </w:p>
+        </w:tc>
+        <w:tc>
+          <w:tcPr>
+            <w:tcW w:type="dxa" w:w="3402"/>
+            <w:vAlign w:val="center"/>
+          </w:tcPr>
+          <w:p>
+            <w:pPr>
+              <w:spacing w:before="0" w:after="20" w:line="240" w:lineRule="auto"/>
+              <w:jc w:val="center"/>
+            </w:pPr>
+            <w:r>
+              <w:rPr>
+                <w:rFonts w:ascii="Times New Roman" w:hAnsi="Times New Roman"/>
+                <w:b/>
+                <w:sz w:val="24"/>
+              </w:rPr>
+              <w:t>72</w:t>
+            </w:r>
+          </w:p>
+        </w:tc>
+      </w:tr>
+      <w:tr>
+        <w:tc>
+          <w:tcPr>
+            <w:tcW w:type="dxa" w:w="454"/>
+            <w:vAlign w:val="center"/>
+          </w:tcPr>
+          <w:p>
+            <w:pPr>
+              <w:spacing w:before="0" w:after="20" w:line="240" w:lineRule="auto"/>
+              <w:jc w:val="center"/>
+            </w:pPr>
+            <w:r>
+              <w:rPr>
+                <w:rFonts w:ascii="Times New Roman" w:hAnsi="Times New Roman"/>
+                <w:b w:val="0"/>
+                <w:sz w:val="24"/>
+              </w:rPr>
+            </w:r>
+          </w:p>
+        </w:tc>
+        <w:tc>
+          <w:tcPr>
+            <w:tcW w:type="dxa" w:w="1814"/>
+            <w:vAlign w:val="center"/>
+          </w:tcPr>
+          <w:p>
+            <w:pPr>
+              <w:spacing w:before="0" w:after="20" w:line="240" w:lineRule="auto"/>
+              <w:jc w:val="left"/>
+            </w:pPr>
+            <w:r>
+              <w:rPr>
+                <w:rFonts w:ascii="Times New Roman" w:hAnsi="Times New Roman"/>
+                <w:b/>
+                <w:sz w:val="24"/>
+              </w:rPr>
+              <w:t>ИТОГО: общая трудоёмкость</w:t>
+            </w:r>
+          </w:p>
+        </w:tc>
+        <w:tc>
+          <w:tcPr>
+            <w:tcW w:type="dxa" w:w="1361"/>
+            <w:vAlign w:val="center"/>
+          </w:tcPr>
+          <w:p>
+            <w:pPr>
+              <w:spacing w:before="0" w:after="20" w:line="240" w:lineRule="auto"/>
+              <w:jc w:val="center"/>
+            </w:pPr>
+            <w:r>
+              <w:rPr>
+                <w:rFonts w:ascii="Times New Roman" w:hAnsi="Times New Roman"/>
+                <w:b w:val="0"/>
+                <w:sz w:val="24"/>
+              </w:rPr>
+              <w:t>з.е.</w:t>
+            </w:r>
+          </w:p>
+        </w:tc>
+        <w:tc>
+          <w:tcPr>
+            <w:tcW w:type="dxa" w:w="737"/>
+            <w:vAlign w:val="center"/>
+          </w:tcPr>
+          <w:p>
+            <w:pPr>
+              <w:spacing w:before="0" w:after="20" w:line="240" w:lineRule="auto"/>
+              <w:jc w:val="center"/>
+            </w:pPr>
+            <w:r>
+              <w:rPr>
+                <w:rFonts w:ascii="Times New Roman" w:hAnsi="Times New Roman"/>
+                <w:b/>
+                <w:sz w:val="24"/>
               </w:rPr>
               <w:t>2</w:t>
             </w:r>
@@ -4191,19 +5375,39 @@
         </w:tc>
         <w:tc>
           <w:tcPr>
-            <w:tcW w:w="1216" w:type="dxa"/>
+            <w:tcW w:type="dxa" w:w="1587"/>
             <w:vAlign w:val="center"/>
           </w:tcPr>
           <w:p>
             <w:pPr>
-              <w:spacing w:before="0" w:after="0" w:line="240" w:lineRule="auto"/>
+              <w:spacing w:before="0" w:after="20" w:line="240" w:lineRule="auto"/>
               <w:jc w:val="center"/>
             </w:pPr>
             <w:r>
               <w:rPr>
-                <w:rFonts w:ascii="Times New Roman" w:hAnsi="Times New Roman" w:cs="Times New Roman"/>
-                <w:sz w:val="24"/>
+                <w:rFonts w:ascii="Times New Roman" w:hAnsi="Times New Roman"/>
+                <w:b w:val="0"/>
+                <w:sz w:val="24"/>
+              </w:rPr>
+              <w:t>—</w:t>
+            </w:r>
+          </w:p>
+        </w:tc>
+        <w:tc>
+          <w:tcPr>
+            <w:tcW w:type="dxa" w:w="3402"/>
+            <w:vAlign w:val="center"/>
+          </w:tcPr>
+          <w:p>
+            <w:pPr>
+              <w:spacing w:before="0" w:after="20" w:line="240" w:lineRule="auto"/>
+              <w:jc w:val="center"/>
+            </w:pPr>
+            <w:r>
+              <w:rPr>
+                <w:rFonts w:ascii="Times New Roman" w:hAnsi="Times New Roman"/>
                 <w:b/>
+                <w:sz w:val="24"/>
               </w:rPr>
               <w:t>2</w:t>
             </w:r>
@@ -4308,6 +5512,7 @@
     </w:p>
     <w:p>
       <w:pPr>
+        <w:keepNext/>
         <w:ind w:firstLine="426"/>
         <w:rPr>
           <w:szCs w:val="28"/>
@@ -4315,27 +5520,13 @@
       </w:pPr>
       <w:r>
         <w:rPr>
-          <w:szCs w:val="28"/>
-        </w:rPr>
-        <w:t xml:space="preserve">2.1. </w:t>
-      </w:r>
-      <w:r>
-        <w:rPr>
-          <w:szCs w:val="28"/>
-        </w:rPr>
-        <w:t xml:space="preserve">  </w:t>
-      </w:r>
-      <w:r>
-        <w:rPr>
-          <w:szCs w:val="28"/>
-        </w:rPr>
-        <w:t xml:space="preserve">Содержание разделов </w:t>
-      </w:r>
-      <w:r>
-        <w:rPr>
-          <w:szCs w:val="28"/>
-        </w:rPr>
-        <w:t xml:space="preserve"> дисциплины</w:t>
+          <w:rFonts w:ascii="Times New Roman" w:hAnsi="Times New Roman"/>
+          <w:b/>
+          <w:color w:val="000000"/>
+          <w:sz w:val="28"/>
+          <w:szCs w:val="28"/>
+        </w:rPr>
+        <w:t xml:space="preserve">2.1. Содержание разделов дисциплины (модуля)</w:t>
       </w:r>
     </w:p>
     <w:p>
@@ -4348,6 +5539,7 @@
           <w:sz w:val="24"/>
           <w:szCs w:val="24"/>
         </w:rPr>
+        <w:keepNext/>
       </w:pPr>
       <w:r>
         <w:rPr>
@@ -4386,23 +5578,20 @@
           <w:tcPr>
             <w:tcW w:w="328" w:type="pct"/>
             <w:textDirection w:val="btLr"/>
-          </w:tcPr>
-          <w:p>
-            <w:pPr>
+            <w:vAlign w:val="center"/>
+          </w:tcPr>
+          <w:p>
+            <w:pPr>
+              <w:spacing w:before="0" w:after="20" w:line="240" w:lineRule="auto"/>
               <w:jc w:val="center"/>
-              <w:rPr>
-                <w:b w:val="0"/>
-                <w:sz w:val="24"/>
-                <w:szCs w:val="24"/>
-              </w:rPr>
-            </w:pPr>
-            <w:r>
-              <w:rPr>
-                <w:b w:val="0"/>
-                <w:sz w:val="24"/>
-                <w:szCs w:val="24"/>
-              </w:rPr>
-              <w:t>№ семестра</w:t>
+            </w:pPr>
+            <w:r>
+              <w:rPr>
+                <w:rFonts w:ascii="Times New Roman" w:hAnsi="Times New Roman"/>
+                <w:b/>
+                <w:sz w:val="24"/>
+              </w:rPr>
+              <w:t>№ семестра/курса</w:t>
             </w:r>
           </w:p>
         </w:tc>
@@ -5210,80 +6399,6 @@
     <w:p>
       <w:pPr>
         <w:widowControl/>
-        <w:numPr>
-          <w:ilvl w:val="1"/>
-          <w:numId w:val="7"/>
-        </w:numPr>
-        <w:suppressAutoHyphens w:val="0"/>
-        <w:autoSpaceDE/>
-        <w:autoSpaceDN w:val="0"/>
-        <w:jc w:val="both"/>
-        <w:rPr>
-          <w:b w:val="0"/>
-          <w:szCs w:val="28"/>
-          <w:lang w:eastAsia="en-US"/>
-        </w:rPr>
-      </w:pPr>
-      <w:r>
-        <w:rPr>
-          <w:b w:val="0"/>
-          <w:szCs w:val="28"/>
-          <w:lang w:eastAsia="en-US"/>
-        </w:rPr>
-        <w:t>Перечень лабораторных работ (при наличии), примерная тематика курсовых работ (при наличии)</w:t>
-      </w:r>
-    </w:p>
-    <w:p>
-      <w:pPr>
-        <w:widowControl/>
-        <w:suppressAutoHyphens w:val="0"/>
-        <w:autoSpaceDE/>
-        <w:ind w:firstLine="567"/>
-        <w:jc w:val="both"/>
-        <w:rPr>
-          <w:b w:val="0"/>
-          <w:i/>
-          <w:szCs w:val="28"/>
-          <w:lang w:eastAsia="ru-RU"/>
-        </w:rPr>
-      </w:pPr>
-      <w:r>
-        <w:rPr>
-          <w:b w:val="0"/>
-          <w:i/>
-          <w:szCs w:val="28"/>
-          <w:lang w:eastAsia="ru-RU"/>
-        </w:rPr>
-        <w:t>Лабораторные работы не предусмотрены</w:t>
-      </w:r>
-    </w:p>
-    <w:p>
-      <w:pPr>
-        <w:widowControl/>
-        <w:suppressAutoHyphens w:val="0"/>
-        <w:autoSpaceDE/>
-        <w:ind w:firstLine="567"/>
-        <w:jc w:val="both"/>
-        <w:rPr>
-          <w:b w:val="0"/>
-          <w:i/>
-          <w:szCs w:val="28"/>
-          <w:lang w:eastAsia="ru-RU"/>
-        </w:rPr>
-      </w:pPr>
-      <w:r>
-        <w:rPr>
-          <w:b w:val="0"/>
-          <w:i/>
-          <w:szCs w:val="28"/>
-          <w:lang w:eastAsia="ru-RU"/>
-        </w:rPr>
-        <w:t>Курсовые работы не предусмотрены</w:t>
-      </w:r>
-    </w:p>
-    <w:p>
-      <w:pPr>
-        <w:widowControl/>
         <w:suppressAutoHyphens w:val="0"/>
         <w:autoSpaceDE/>
         <w:spacing w:line="276" w:lineRule="auto"/>
@@ -5296,6 +6411,7 @@
     </w:p>
     <w:p>
       <w:pPr>
+        <w:keepNext/>
         <w:widowControl/>
         <w:suppressAutoHyphens w:val="0"/>
         <w:autoSpaceDE/>
@@ -5309,10 +6425,13 @@
       </w:pPr>
       <w:r>
         <w:rPr>
-          <w:b w:val="0"/>
-          <w:szCs w:val="28"/>
-        </w:rPr>
-        <w:t>3. САМОСТОЯТЕЛЬНАЯ РАБОТА СТУДЕНТА</w:t>
+          <w:rFonts w:ascii="Times New Roman" w:hAnsi="Times New Roman"/>
+          <w:b/>
+          <w:color w:val="000000"/>
+          <w:sz w:val="28"/>
+          <w:szCs w:val="28"/>
+        </w:rPr>
+        <w:t xml:space="preserve">3. САМОСТОЯТЕЛЬНАЯ РАБОТА ОБУЧАЮЩЕГОСЯ</w:t>
       </w:r>
     </w:p>
     <w:p>
@@ -5323,6 +6442,7 @@
           <w:b w:val="0"/>
           <w:szCs w:val="28"/>
         </w:rPr>
+        <w:keepNext/>
       </w:pPr>
     </w:p>
     <w:p>
@@ -5356,9 +6476,10 @@
         <w:rPr>
           <w:rFonts w:cs="TimesNewRomanPSMT"/>
           <w:b w:val="0"/>
-          <w:szCs w:val="28"/>
-        </w:rPr>
-        <w:t xml:space="preserve">Видами СРС являются: </w:t>
+          <w:color w:val="000000"/>
+          <w:szCs w:val="28"/>
+        </w:rPr>
+        <w:t xml:space="preserve">Видами самостоятельной работы обучающегося являются:</w:t>
       </w:r>
     </w:p>
     <w:p>
@@ -5518,276 +6639,69 @@
     </w:p>
     <w:p>
       <w:pPr>
-        <w:tabs>
-          <w:tab w:val="left" w:pos="8222"/>
-          <w:tab w:val="left" w:pos="10065"/>
-        </w:tabs>
-        <w:ind w:left="426"/>
-        <w:jc w:val="center"/>
-        <w:rPr>
-          <w:rFonts w:cs="TimesNewRomanPSMT"/>
-          <w:b w:val="0"/>
-          <w:szCs w:val="28"/>
-        </w:rPr>
-      </w:pPr>
-      <w:r>
-        <w:rPr>
-          <w:rFonts w:cs="TimesNewRomanPSMT"/>
-          <w:b w:val="0"/>
-          <w:szCs w:val="28"/>
-        </w:rPr>
-        <w:t>4. ОЦЕНОЧНЫЕ СРЕДСТВА ДЛЯ КОНТРОЛЯ УСПЕВАЕМОСТИ И</w:t>
-      </w:r>
-      <w:r>
-        <w:rPr>
-          <w:rFonts w:cs="TimesNewRomanPSMT"/>
-          <w:b w:val="0"/>
-          <w:szCs w:val="28"/>
-        </w:rPr>
-        <w:t xml:space="preserve"> ПРОМЕЖУТОЧНОЙ АТТЕСТАЦИИ</w:t>
+        <w:keepNext/>
+        <w:spacing w:after="160"/>
+      </w:pPr>
+      <w:r>
+        <w:rPr>
+          <w:rFonts w:ascii="Times New Roman" w:hAnsi="Times New Roman"/>
+          <w:b/>
+          <w:sz w:val="28"/>
+        </w:rPr>
+        <w:t>4. ОЦЕНОЧНЫЕ СРЕДСТВА ДЛЯ ТЕКУЩЕГО КОНТРОЛЯ УСПЕВАЕМОСТИ И ПРОМЕЖУТОЧНОЙ АТТЕСТАЦИИ</w:t>
       </w:r>
     </w:p>
     <w:p>
       <w:pPr>
-        <w:jc w:val="center"/>
-        <w:rPr>
-          <w:rFonts w:cs="TimesNewRomanPSMT"/>
-          <w:b w:val="0"/>
-          <w:i/>
-          <w:szCs w:val="28"/>
-        </w:rPr>
-      </w:pPr>
-      <w:r>
-        <w:rPr>
-          <w:rFonts w:cs="TimesNewRomanPSMT"/>
-          <w:b w:val="0"/>
-          <w:i/>
-          <w:szCs w:val="28"/>
-        </w:rPr>
-        <w:t>(см. Фонд оц</w:t>
-      </w:r>
-      <w:r>
-        <w:rPr>
-          <w:rFonts w:cs="TimesNewRomanPSMT"/>
-          <w:b w:val="0"/>
-          <w:i/>
-          <w:szCs w:val="28"/>
-        </w:rPr>
-        <w:t>е</w:t>
-      </w:r>
-      <w:r>
-        <w:rPr>
-          <w:rFonts w:cs="TimesNewRomanPSMT"/>
-          <w:b w:val="0"/>
-          <w:i/>
-          <w:szCs w:val="28"/>
-        </w:rPr>
-        <w:t>ночных средств)</w:t>
+        <w:spacing w:after="160"/>
+      </w:pPr>
+      <w:r>
+        <w:rPr>
+          <w:rFonts w:ascii="Times New Roman" w:hAnsi="Times New Roman"/>
+          <w:b w:val="0"/>
+          <w:sz w:val="28"/>
+        </w:rPr>
+        <w:t>4.1. Формы текущего контроля успеваемости указаны в Оценочных средствах.</w:t>
       </w:r>
     </w:p>
     <w:p>
       <w:pPr>
-        <w:ind w:left="685" w:hanging="685"/>
-        <w:jc w:val="both"/>
-        <w:rPr>
-          <w:b w:val="0"/>
-          <w:szCs w:val="28"/>
-        </w:rPr>
-      </w:pPr>
+        <w:spacing w:after="160"/>
+      </w:pPr>
+      <w:r>
+        <w:rPr>
+          <w:rFonts w:ascii="Times New Roman" w:hAnsi="Times New Roman"/>
+          <w:b w:val="0"/>
+          <w:sz w:val="28"/>
+        </w:rPr>
+        <w:t>4.2. Рейтинговая система оценки знаний обучающихся по дисциплине (модулю): нет.</w:t>
+      </w:r>
     </w:p>
     <w:p>
       <w:pPr>
-        <w:pStyle w:val="a3"/>
-        <w:numPr>
-          <w:ilvl w:val="1"/>
-          <w:numId w:val="6"/>
-        </w:numPr>
-        <w:suppressAutoHyphens w:val="0"/>
-        <w:autoSpaceDN w:val="0"/>
-        <w:ind w:right="-2"/>
-        <w:contextualSpacing w:val="0"/>
-        <w:jc w:val="both"/>
-        <w:rPr>
-          <w:b w:val="0"/>
-          <w:szCs w:val="28"/>
-        </w:rPr>
-      </w:pPr>
-      <w:r>
-        <w:rPr>
-          <w:b w:val="0"/>
-          <w:szCs w:val="28"/>
-        </w:rPr>
-        <w:t>Рейтинговая система оценки знаний обучающихся по дисци</w:t>
-      </w:r>
-      <w:r>
-        <w:rPr>
-          <w:b w:val="0"/>
-          <w:szCs w:val="28"/>
-        </w:rPr>
-        <w:t>п</w:t>
-      </w:r>
-      <w:r>
-        <w:rPr>
-          <w:b w:val="0"/>
-          <w:szCs w:val="28"/>
-        </w:rPr>
-        <w:t>лине</w:t>
+        <w:spacing w:after="160"/>
+      </w:pPr>
+      <w:r>
+        <w:rPr>
+          <w:rFonts w:ascii="Times New Roman" w:hAnsi="Times New Roman"/>
+          <w:b w:val="0"/>
+          <w:sz w:val="28"/>
+        </w:rPr>
+        <w:t>4.3. Лабораторные работы: нет.</w:t>
       </w:r>
     </w:p>
     <w:p>
       <w:pPr>
-        <w:pStyle w:val="a3"/>
-        <w:autoSpaceDN w:val="0"/>
-        <w:ind w:left="0" w:right="-2" w:firstLine="567"/>
-        <w:contextualSpacing w:val="0"/>
-        <w:jc w:val="both"/>
-        <w:rPr>
-          <w:b w:val="0"/>
-          <w:szCs w:val="28"/>
-        </w:rPr>
-      </w:pPr>
-      <w:r>
-        <w:rPr>
-          <w:b w:val="0"/>
-          <w:szCs w:val="28"/>
-        </w:rPr>
-        <w:t>Рейтинговая система не используется.</w:t>
-      </w:r>
-    </w:p>
-    <w:p>
-      <w:pPr>
-        <w:pStyle w:val="a3"/>
-        <w:numPr>
-          <w:ilvl w:val="1"/>
-          <w:numId w:val="6"/>
-        </w:numPr>
-        <w:autoSpaceDN w:val="0"/>
-        <w:ind w:right="-2"/>
-        <w:contextualSpacing w:val="0"/>
-        <w:jc w:val="both"/>
-        <w:rPr>
-          <w:b w:val="0"/>
-          <w:szCs w:val="28"/>
-        </w:rPr>
-      </w:pPr>
-      <w:bookmarkStart w:id="1" w:name="_Hlk102325634"/>
-      <w:r>
-        <w:rPr>
-          <w:b w:val="0"/>
-          <w:szCs w:val="28"/>
-        </w:rPr>
-        <w:t>Формы текущего контроля успеваемости по дисциплине</w:t>
-      </w:r>
-      <w:bookmarkEnd w:id="1"/>
-    </w:p>
-    <w:p>
-      <w:pPr>
-        <w:pStyle w:val="a3"/>
-        <w:autoSpaceDN w:val="0"/>
-        <w:ind w:right="-2"/>
-        <w:jc w:val="both"/>
-        <w:rPr>
-          <w:b w:val="0"/>
-          <w:szCs w:val="28"/>
-        </w:rPr>
-      </w:pPr>
-      <w:r>
-        <w:rPr>
-          <w:b w:val="0"/>
-          <w:szCs w:val="28"/>
-        </w:rPr>
-        <w:t>-защита реферата (электронной презентации);</w:t>
-      </w:r>
-    </w:p>
-    <w:p>
-      <w:pPr>
-        <w:pStyle w:val="a3"/>
-        <w:autoSpaceDN w:val="0"/>
-        <w:ind w:right="-2"/>
-        <w:jc w:val="both"/>
-        <w:rPr>
-          <w:b w:val="0"/>
-          <w:szCs w:val="28"/>
-        </w:rPr>
-      </w:pPr>
-      <w:r>
-        <w:rPr>
-          <w:b w:val="0"/>
-          <w:szCs w:val="28"/>
-        </w:rPr>
-        <w:t>-устное собеседование;</w:t>
-      </w:r>
-    </w:p>
-    <w:p>
-      <w:pPr>
-        <w:pStyle w:val="a3"/>
-        <w:autoSpaceDN w:val="0"/>
-        <w:ind w:right="-2"/>
-        <w:jc w:val="both"/>
-        <w:rPr>
-          <w:b w:val="0"/>
-          <w:szCs w:val="28"/>
-        </w:rPr>
-      </w:pPr>
-      <w:r>
-        <w:rPr>
-          <w:b w:val="0"/>
-          <w:szCs w:val="28"/>
-        </w:rPr>
-        <w:t>-контрольная работа;</w:t>
-      </w:r>
-    </w:p>
-    <w:p>
-      <w:pPr>
-        <w:pStyle w:val="a3"/>
-        <w:autoSpaceDN w:val="0"/>
-        <w:ind w:right="-2"/>
-        <w:jc w:val="both"/>
-        <w:rPr>
-          <w:b w:val="0"/>
-          <w:szCs w:val="28"/>
-        </w:rPr>
-      </w:pPr>
-      <w:r>
-        <w:rPr>
-          <w:b w:val="0"/>
-          <w:szCs w:val="28"/>
-        </w:rPr>
-        <w:t>-тестирование;</w:t>
-      </w:r>
-    </w:p>
-    <w:p>
-      <w:pPr>
-        <w:pStyle w:val="a3"/>
-        <w:autoSpaceDN w:val="0"/>
-        <w:ind w:right="-2"/>
-        <w:contextualSpacing w:val="0"/>
-        <w:jc w:val="both"/>
-        <w:rPr>
-          <w:b w:val="0"/>
-          <w:szCs w:val="28"/>
-        </w:rPr>
-      </w:pPr>
-      <w:r>
-        <w:rPr>
-          <w:b w:val="0"/>
-          <w:szCs w:val="28"/>
-        </w:rPr>
-        <w:t>-отработка практического навыка.</w:t>
-      </w:r>
-    </w:p>
-    <w:p>
-      <w:pPr>
-        <w:pStyle w:val="a3"/>
-        <w:autoSpaceDN w:val="0"/>
-        <w:ind w:right="-2"/>
-        <w:contextualSpacing w:val="0"/>
-        <w:jc w:val="both"/>
-        <w:rPr>
-          <w:b w:val="0"/>
-          <w:szCs w:val="28"/>
-        </w:rPr>
-      </w:pPr>
+        <w:spacing w:after="160"/>
+      </w:pPr>
+      <w:r>
+        <w:rPr>
+          <w:rFonts w:ascii="Times New Roman" w:hAnsi="Times New Roman"/>
+          <w:b w:val="0"/>
+          <w:sz w:val="28"/>
+        </w:rPr>
+        <w:t>4.4. Курсовая работа/курсовой проект: нет.</w:t>
+      </w:r>
     </w:p>
     <w:p>
       <w:pPr>
@@ -5951,85 +6865,24 @@
       </w:tr>
       <w:tr>
         <w:trPr>
-          <w:trHeight w:val="547"/>
+          <w:trHeight w:val="161"/>
         </w:trPr>
         <w:tc>
           <w:tcPr>
             <w:tcW w:w="426" w:type="dxa"/>
-            <w:vMerge/>
-            <w:tcBorders>
-              <w:top w:val="nil"/>
-            </w:tcBorders>
             <w:shd w:val="clear" w:color="auto" w:fill="auto"/>
             <w:vAlign w:val="center"/>
           </w:tcPr>
           <w:p>
             <w:pPr>
-              <w:suppressAutoHyphens w:val="0"/>
-              <w:autoSpaceDN w:val="0"/>
+              <w:spacing w:before="0" w:after="20" w:line="240" w:lineRule="auto"/>
               <w:jc w:val="center"/>
-              <w:rPr>
-                <w:rFonts w:eastAsia="Calibri"/>
-                <w:b w:val="0"/>
-                <w:sz w:val="20"/>
-                <w:lang w:eastAsia="ru-RU"/>
-              </w:rPr>
-            </w:pPr>
-          </w:p>
-        </w:tc>
-        <w:tc>
-          <w:tcPr>
-            <w:tcW w:w="9072" w:type="dxa"/>
-            <w:vMerge/>
-            <w:tcBorders>
-              <w:top w:val="nil"/>
-            </w:tcBorders>
-            <w:shd w:val="clear" w:color="auto" w:fill="auto"/>
-            <w:vAlign w:val="center"/>
-          </w:tcPr>
-          <w:p>
-            <w:pPr>
-              <w:suppressAutoHyphens w:val="0"/>
-              <w:autoSpaceDN w:val="0"/>
-              <w:jc w:val="center"/>
-              <w:rPr>
-                <w:rFonts w:eastAsia="Calibri"/>
-                <w:b w:val="0"/>
-                <w:sz w:val="20"/>
-                <w:lang w:eastAsia="ru-RU"/>
-              </w:rPr>
-            </w:pPr>
-          </w:p>
-        </w:tc>
-      </w:tr>
-      <w:tr>
-        <w:trPr>
-          <w:trHeight w:val="161"/>
-        </w:trPr>
-        <w:tc>
-          <w:tcPr>
-            <w:tcW w:w="426" w:type="dxa"/>
-            <w:shd w:val="clear" w:color="auto" w:fill="auto"/>
-          </w:tcPr>
-          <w:p>
-            <w:pPr>
-              <w:suppressAutoHyphens w:val="0"/>
-              <w:autoSpaceDN w:val="0"/>
-              <w:spacing w:line="210" w:lineRule="exact"/>
-              <w:jc w:val="center"/>
-              <w:rPr>
-                <w:rFonts w:eastAsia="Calibri"/>
-                <w:b w:val="0"/>
-                <w:sz w:val="20"/>
-                <w:lang w:eastAsia="en-US"/>
-              </w:rPr>
-            </w:pPr>
-            <w:r>
-              <w:rPr>
-                <w:rFonts w:eastAsia="Calibri"/>
-                <w:b w:val="0"/>
-                <w:sz w:val="20"/>
-                <w:lang w:eastAsia="en-US"/>
+            </w:pPr>
+            <w:r>
+              <w:rPr>
+                <w:rFonts w:ascii="Times New Roman" w:hAnsi="Times New Roman"/>
+                <w:b w:val="0"/>
+                <w:sz w:val="24"/>
               </w:rPr>
               <w:t>1</w:t>
             </w:r>
@@ -6073,28 +6926,20 @@
           <w:tcPr>
             <w:tcW w:w="426" w:type="dxa"/>
             <w:shd w:val="clear" w:color="auto" w:fill="auto"/>
-          </w:tcPr>
-          <w:p>
-            <w:pPr>
-              <w:suppressAutoHyphens w:val="0"/>
-              <w:autoSpaceDN w:val="0"/>
-              <w:rPr>
-                <w:rFonts w:eastAsia="Calibri"/>
-                <w:b w:val="0"/>
-                <w:sz w:val="22"/>
-                <w:szCs w:val="22"/>
-                <w:lang w:eastAsia="en-US"/>
-              </w:rPr>
-            </w:pPr>
-            <w:r>
-              <w:rPr>
-                <w:rFonts w:eastAsia="Calibri"/>
-                <w:b w:val="0"/>
-                <w:sz w:val="22"/>
-                <w:szCs w:val="22"/>
-                <w:lang w:eastAsia="en-US"/>
-              </w:rPr>
-              <w:t>1.</w:t>
+            <w:vAlign w:val="center"/>
+          </w:tcPr>
+          <w:p>
+            <w:pPr>
+              <w:spacing w:before="0" w:after="20" w:line="240" w:lineRule="auto"/>
+              <w:jc w:val="center"/>
+            </w:pPr>
+            <w:r>
+              <w:rPr>
+                <w:rFonts w:ascii="Times New Roman" w:hAnsi="Times New Roman"/>
+                <w:b w:val="0"/>
+                <w:sz w:val="24"/>
+              </w:rPr>
+              <w:t>2</w:t>
             </w:r>
           </w:p>
         </w:tc>
@@ -6258,28 +7103,20 @@
           <w:tcPr>
             <w:tcW w:w="426" w:type="dxa"/>
             <w:shd w:val="clear" w:color="auto" w:fill="auto"/>
-          </w:tcPr>
-          <w:p>
-            <w:pPr>
-              <w:suppressAutoHyphens w:val="0"/>
-              <w:autoSpaceDN w:val="0"/>
-              <w:rPr>
-                <w:rFonts w:eastAsia="Calibri"/>
-                <w:b w:val="0"/>
-                <w:sz w:val="22"/>
-                <w:szCs w:val="22"/>
-                <w:lang w:eastAsia="en-US"/>
-              </w:rPr>
-            </w:pPr>
-            <w:r>
-              <w:rPr>
-                <w:rFonts w:eastAsia="Calibri"/>
-                <w:b w:val="0"/>
-                <w:sz w:val="22"/>
-                <w:szCs w:val="22"/>
-                <w:lang w:eastAsia="en-US"/>
-              </w:rPr>
-              <w:t>2.</w:t>
+            <w:vAlign w:val="center"/>
+          </w:tcPr>
+          <w:p>
+            <w:pPr>
+              <w:spacing w:before="0" w:after="20" w:line="240" w:lineRule="auto"/>
+              <w:jc w:val="center"/>
+            </w:pPr>
+            <w:r>
+              <w:rPr>
+                <w:rFonts w:ascii="Times New Roman" w:hAnsi="Times New Roman"/>
+                <w:b w:val="0"/>
+                <w:sz w:val="24"/>
+              </w:rPr>
+              <w:t>3</w:t>
             </w:r>
           </w:p>
         </w:tc>
@@ -6558,56 +7395,58 @@
       </w:tr>
       <w:tr>
         <w:trPr>
-          <w:trHeight w:val="463"/>
+          <w:trHeight w:val="109"/>
         </w:trPr>
         <w:tc>
           <w:tcPr>
             <w:tcW w:w="426" w:type="dxa"/>
-            <w:vMerge/>
-            <w:tcBorders>
-              <w:top w:val="nil"/>
-            </w:tcBorders>
             <w:shd w:val="clear" w:color="auto" w:fill="auto"/>
             <w:vAlign w:val="center"/>
           </w:tcPr>
           <w:p>
             <w:pPr>
+              <w:spacing w:before="0" w:after="20" w:line="240" w:lineRule="auto"/>
+              <w:jc w:val="center"/>
+            </w:pPr>
+            <w:r>
+              <w:rPr>
+                <w:rFonts w:ascii="Times New Roman" w:hAnsi="Times New Roman"/>
+                <w:b w:val="0"/>
+                <w:sz w:val="24"/>
+              </w:rPr>
+              <w:t>1</w:t>
+            </w:r>
+          </w:p>
+        </w:tc>
+        <w:tc>
+          <w:tcPr>
+            <w:tcW w:w="9072" w:type="dxa"/>
+            <w:shd w:val="clear" w:color="auto" w:fill="auto"/>
+          </w:tcPr>
+          <w:p>
+            <w:pPr>
               <w:suppressAutoHyphens w:val="0"/>
               <w:autoSpaceDN w:val="0"/>
+              <w:spacing w:line="210" w:lineRule="exact"/>
               <w:jc w:val="center"/>
               <w:rPr>
                 <w:rFonts w:eastAsia="Calibri"/>
                 <w:b w:val="0"/>
-                <w:sz w:val="24"/>
-                <w:szCs w:val="24"/>
-                <w:lang w:eastAsia="ru-RU"/>
-              </w:rPr>
-            </w:pPr>
-          </w:p>
-        </w:tc>
-        <w:tc>
-          <w:tcPr>
-            <w:tcW w:w="9072" w:type="dxa"/>
-            <w:vMerge/>
-            <w:tcBorders>
-              <w:top w:val="nil"/>
-            </w:tcBorders>
-            <w:shd w:val="clear" w:color="auto" w:fill="auto"/>
-            <w:vAlign w:val="center"/>
-          </w:tcPr>
-          <w:p>
-            <w:pPr>
-              <w:suppressAutoHyphens w:val="0"/>
-              <w:autoSpaceDN w:val="0"/>
-              <w:jc w:val="center"/>
+                <w:sz w:val="16"/>
+                <w:szCs w:val="16"/>
+                <w:lang w:eastAsia="en-US"/>
+              </w:rPr>
+            </w:pPr>
+            <w:r>
               <w:rPr>
                 <w:rFonts w:eastAsia="Calibri"/>
                 <w:b w:val="0"/>
-                <w:sz w:val="2"/>
-                <w:szCs w:val="2"/>
-                <w:lang w:eastAsia="ru-RU"/>
-              </w:rPr>
-            </w:pPr>
+                <w:sz w:val="16"/>
+                <w:szCs w:val="16"/>
+                <w:lang w:eastAsia="en-US"/>
+              </w:rPr>
+              <w:t>2</w:t>
+            </w:r>
           </w:p>
         </w:tc>
       </w:tr>
@@ -6619,97 +7458,20 @@
           <w:tcPr>
             <w:tcW w:w="426" w:type="dxa"/>
             <w:shd w:val="clear" w:color="auto" w:fill="auto"/>
-          </w:tcPr>
-          <w:p>
-            <w:pPr>
-              <w:suppressAutoHyphens w:val="0"/>
-              <w:autoSpaceDN w:val="0"/>
-              <w:spacing w:line="210" w:lineRule="exact"/>
+            <w:vAlign w:val="center"/>
+          </w:tcPr>
+          <w:p>
+            <w:pPr>
+              <w:spacing w:before="0" w:after="20" w:line="240" w:lineRule="auto"/>
               <w:jc w:val="center"/>
-              <w:rPr>
-                <w:rFonts w:eastAsia="Calibri"/>
-                <w:b w:val="0"/>
-                <w:sz w:val="24"/>
-                <w:szCs w:val="24"/>
-                <w:lang w:eastAsia="en-US"/>
-              </w:rPr>
-            </w:pPr>
-            <w:r>
-              <w:rPr>
-                <w:rFonts w:eastAsia="Calibri"/>
-                <w:b w:val="0"/>
-                <w:sz w:val="24"/>
-                <w:szCs w:val="24"/>
-                <w:lang w:eastAsia="en-US"/>
-              </w:rPr>
-              <w:t>1</w:t>
-            </w:r>
-          </w:p>
-        </w:tc>
-        <w:tc>
-          <w:tcPr>
-            <w:tcW w:w="9072" w:type="dxa"/>
-            <w:shd w:val="clear" w:color="auto" w:fill="auto"/>
-          </w:tcPr>
-          <w:p>
-            <w:pPr>
-              <w:suppressAutoHyphens w:val="0"/>
-              <w:autoSpaceDN w:val="0"/>
-              <w:spacing w:line="210" w:lineRule="exact"/>
-              <w:jc w:val="center"/>
-              <w:rPr>
-                <w:rFonts w:eastAsia="Calibri"/>
-                <w:b w:val="0"/>
-                <w:sz w:val="16"/>
-                <w:szCs w:val="16"/>
-                <w:lang w:eastAsia="en-US"/>
-              </w:rPr>
-            </w:pPr>
-            <w:r>
-              <w:rPr>
-                <w:rFonts w:eastAsia="Calibri"/>
-                <w:b w:val="0"/>
-                <w:sz w:val="16"/>
-                <w:szCs w:val="16"/>
-                <w:lang w:eastAsia="en-US"/>
+            </w:pPr>
+            <w:r>
+              <w:rPr>
+                <w:rFonts w:ascii="Times New Roman" w:hAnsi="Times New Roman"/>
+                <w:b w:val="0"/>
+                <w:sz w:val="24"/>
               </w:rPr>
               <w:t>2</w:t>
-            </w:r>
-          </w:p>
-        </w:tc>
-      </w:tr>
-      <w:tr>
-        <w:trPr>
-          <w:trHeight w:val="109"/>
-        </w:trPr>
-        <w:tc>
-          <w:tcPr>
-            <w:tcW w:w="426" w:type="dxa"/>
-            <w:shd w:val="clear" w:color="auto" w:fill="auto"/>
-          </w:tcPr>
-          <w:p>
-            <w:pPr>
-              <w:suppressAutoHyphens w:val="0"/>
-              <w:autoSpaceDN w:val="0"/>
-              <w:spacing w:line="210" w:lineRule="exact"/>
-              <w:jc w:val="center"/>
-              <w:rPr>
-                <w:rFonts w:eastAsia="Calibri"/>
-                <w:b w:val="0"/>
-                <w:sz w:val="24"/>
-                <w:szCs w:val="24"/>
-                <w:lang w:eastAsia="en-US"/>
-              </w:rPr>
-            </w:pPr>
-            <w:r>
-              <w:rPr>
-                <w:rFonts w:eastAsia="Calibri"/>
-                <w:b w:val="0"/>
-                <w:sz w:val="24"/>
-                <w:szCs w:val="24"/>
-                <w:lang w:eastAsia="en-US"/>
-              </w:rPr>
-              <w:t>1.</w:t>
             </w:r>
           </w:p>
         </w:tc>
@@ -6902,30 +7664,20 @@
           <w:tcPr>
             <w:tcW w:w="426" w:type="dxa"/>
             <w:shd w:val="clear" w:color="auto" w:fill="auto"/>
-          </w:tcPr>
-          <w:p>
-            <w:pPr>
-              <w:suppressAutoHyphens w:val="0"/>
-              <w:autoSpaceDN w:val="0"/>
-              <w:spacing w:line="210" w:lineRule="exact"/>
+            <w:vAlign w:val="center"/>
+          </w:tcPr>
+          <w:p>
+            <w:pPr>
+              <w:spacing w:before="0" w:after="20" w:line="240" w:lineRule="auto"/>
               <w:jc w:val="center"/>
-              <w:rPr>
-                <w:rFonts w:eastAsia="Calibri"/>
-                <w:b w:val="0"/>
-                <w:sz w:val="24"/>
-                <w:szCs w:val="24"/>
-                <w:lang w:eastAsia="en-US"/>
-              </w:rPr>
-            </w:pPr>
-            <w:r>
-              <w:rPr>
-                <w:rFonts w:eastAsia="Calibri"/>
-                <w:b w:val="0"/>
-                <w:sz w:val="24"/>
-                <w:szCs w:val="24"/>
-                <w:lang w:eastAsia="en-US"/>
-              </w:rPr>
-              <w:t>2.</w:t>
+            </w:pPr>
+            <w:r>
+              <w:rPr>
+                <w:rFonts w:ascii="Times New Roman" w:hAnsi="Times New Roman"/>
+                <w:b w:val="0"/>
+                <w:sz w:val="24"/>
+              </w:rPr>
+              <w:t>3</w:t>
             </w:r>
           </w:p>
         </w:tc>
@@ -7418,29 +8170,20 @@
           <w:tcPr>
             <w:tcW w:w="426" w:type="dxa"/>
             <w:shd w:val="clear" w:color="auto" w:fill="auto"/>
-          </w:tcPr>
-          <w:p>
-            <w:pPr>
-              <w:suppressAutoHyphens w:val="0"/>
-              <w:autoSpaceDN w:val="0"/>
+            <w:vAlign w:val="center"/>
+          </w:tcPr>
+          <w:p>
+            <w:pPr>
+              <w:spacing w:before="0" w:after="20" w:line="240" w:lineRule="auto"/>
               <w:jc w:val="center"/>
-              <w:rPr>
-                <w:rFonts w:eastAsia="Calibri"/>
-                <w:b w:val="0"/>
-                <w:sz w:val="24"/>
-                <w:szCs w:val="24"/>
-                <w:lang w:eastAsia="en-US"/>
-              </w:rPr>
-            </w:pPr>
-            <w:r>
-              <w:rPr>
-                <w:rFonts w:eastAsia="Calibri"/>
-                <w:b w:val="0"/>
-                <w:sz w:val="24"/>
-                <w:szCs w:val="24"/>
-                <w:lang w:eastAsia="en-US"/>
-              </w:rPr>
-              <w:t>3.</w:t>
+            </w:pPr>
+            <w:r>
+              <w:rPr>
+                <w:rFonts w:ascii="Times New Roman" w:hAnsi="Times New Roman"/>
+                <w:b w:val="0"/>
+                <w:sz w:val="24"/>
+              </w:rPr>
+              <w:t>4</w:t>
             </w:r>
           </w:p>
         </w:tc>
@@ -7914,29 +8657,20 @@
           <w:tcPr>
             <w:tcW w:w="426" w:type="dxa"/>
             <w:shd w:val="clear" w:color="auto" w:fill="auto"/>
-          </w:tcPr>
-          <w:p>
-            <w:pPr>
-              <w:suppressAutoHyphens w:val="0"/>
-              <w:autoSpaceDN w:val="0"/>
+            <w:vAlign w:val="center"/>
+          </w:tcPr>
+          <w:p>
+            <w:pPr>
+              <w:spacing w:before="0" w:after="20" w:line="240" w:lineRule="auto"/>
               <w:jc w:val="center"/>
-              <w:rPr>
-                <w:rFonts w:eastAsia="Calibri"/>
-                <w:b w:val="0"/>
-                <w:sz w:val="24"/>
-                <w:szCs w:val="24"/>
-                <w:lang w:eastAsia="en-US"/>
-              </w:rPr>
-            </w:pPr>
-            <w:r>
-              <w:rPr>
-                <w:rFonts w:eastAsia="Calibri"/>
-                <w:b w:val="0"/>
-                <w:sz w:val="24"/>
-                <w:szCs w:val="24"/>
-                <w:lang w:eastAsia="en-US"/>
-              </w:rPr>
-              <w:t>4.</w:t>
+            </w:pPr>
+            <w:r>
+              <w:rPr>
+                <w:rFonts w:ascii="Times New Roman" w:hAnsi="Times New Roman"/>
+                <w:b w:val="0"/>
+                <w:sz w:val="24"/>
+              </w:rPr>
+              <w:t>5</w:t>
             </w:r>
           </w:p>
         </w:tc>
@@ -8089,29 +8823,20 @@
           <w:tcPr>
             <w:tcW w:w="426" w:type="dxa"/>
             <w:shd w:val="clear" w:color="auto" w:fill="auto"/>
-          </w:tcPr>
-          <w:p>
-            <w:pPr>
-              <w:suppressAutoHyphens w:val="0"/>
-              <w:autoSpaceDN w:val="0"/>
+            <w:vAlign w:val="center"/>
+          </w:tcPr>
+          <w:p>
+            <w:pPr>
+              <w:spacing w:before="0" w:after="20" w:line="240" w:lineRule="auto"/>
               <w:jc w:val="center"/>
-              <w:rPr>
-                <w:rFonts w:eastAsia="Calibri"/>
-                <w:b w:val="0"/>
-                <w:sz w:val="24"/>
-                <w:szCs w:val="24"/>
-                <w:lang w:eastAsia="en-US"/>
-              </w:rPr>
-            </w:pPr>
-            <w:r>
-              <w:rPr>
-                <w:rFonts w:eastAsia="Calibri"/>
-                <w:b w:val="0"/>
-                <w:sz w:val="24"/>
-                <w:szCs w:val="24"/>
-                <w:lang w:eastAsia="en-US"/>
-              </w:rPr>
-              <w:t>5.</w:t>
+            </w:pPr>
+            <w:r>
+              <w:rPr>
+                <w:rFonts w:ascii="Times New Roman" w:hAnsi="Times New Roman"/>
+                <w:b w:val="0"/>
+                <w:sz w:val="24"/>
+              </w:rPr>
+              <w:t>6</w:t>
             </w:r>
           </w:p>
         </w:tc>
@@ -8609,29 +9334,20 @@
           <w:tcPr>
             <w:tcW w:w="426" w:type="dxa"/>
             <w:shd w:val="clear" w:color="auto" w:fill="auto"/>
-          </w:tcPr>
-          <w:p>
-            <w:pPr>
-              <w:suppressAutoHyphens w:val="0"/>
-              <w:autoSpaceDN w:val="0"/>
+            <w:vAlign w:val="center"/>
+          </w:tcPr>
+          <w:p>
+            <w:pPr>
+              <w:spacing w:before="0" w:after="20" w:line="240" w:lineRule="auto"/>
               <w:jc w:val="center"/>
-              <w:rPr>
-                <w:rFonts w:eastAsia="Calibri"/>
-                <w:b w:val="0"/>
-                <w:sz w:val="24"/>
-                <w:szCs w:val="24"/>
-                <w:lang w:eastAsia="en-US"/>
-              </w:rPr>
-            </w:pPr>
-            <w:r>
-              <w:rPr>
-                <w:rFonts w:eastAsia="Calibri"/>
-                <w:b w:val="0"/>
-                <w:sz w:val="24"/>
-                <w:szCs w:val="24"/>
-                <w:lang w:eastAsia="en-US"/>
-              </w:rPr>
-              <w:t>6.</w:t>
+            </w:pPr>
+            <w:r>
+              <w:rPr>
+                <w:rFonts w:ascii="Times New Roman" w:hAnsi="Times New Roman"/>
+                <w:b w:val="0"/>
+                <w:sz w:val="24"/>
+              </w:rPr>
+              <w:t>7</w:t>
             </w:r>
           </w:p>
         </w:tc>
@@ -8767,29 +9483,20 @@
           <w:tcPr>
             <w:tcW w:w="426" w:type="dxa"/>
             <w:shd w:val="clear" w:color="auto" w:fill="auto"/>
-          </w:tcPr>
-          <w:p>
-            <w:pPr>
-              <w:suppressAutoHyphens w:val="0"/>
-              <w:autoSpaceDN w:val="0"/>
+            <w:vAlign w:val="center"/>
+          </w:tcPr>
+          <w:p>
+            <w:pPr>
+              <w:spacing w:before="0" w:after="20" w:line="240" w:lineRule="auto"/>
               <w:jc w:val="center"/>
-              <w:rPr>
-                <w:rFonts w:eastAsia="Calibri"/>
-                <w:b w:val="0"/>
-                <w:sz w:val="24"/>
-                <w:szCs w:val="24"/>
-                <w:lang w:eastAsia="en-US"/>
-              </w:rPr>
-            </w:pPr>
-            <w:r>
-              <w:rPr>
-                <w:rFonts w:eastAsia="Calibri"/>
-                <w:b w:val="0"/>
-                <w:sz w:val="24"/>
-                <w:szCs w:val="24"/>
-                <w:lang w:eastAsia="en-US"/>
-              </w:rPr>
-              <w:t>7.</w:t>
+            </w:pPr>
+            <w:r>
+              <w:rPr>
+                <w:rFonts w:ascii="Times New Roman" w:hAnsi="Times New Roman"/>
+                <w:b w:val="0"/>
+                <w:sz w:val="24"/>
+              </w:rPr>
+              <w:t>8</w:t>
             </w:r>
           </w:p>
         </w:tc>
@@ -8929,39 +9636,20 @@
           <w:tcPr>
             <w:tcW w:w="426" w:type="dxa"/>
             <w:shd w:val="clear" w:color="auto" w:fill="auto"/>
-          </w:tcPr>
-          <w:p>
-            <w:pPr>
-              <w:suppressAutoHyphens w:val="0"/>
-              <w:autoSpaceDN w:val="0"/>
+            <w:vAlign w:val="center"/>
+          </w:tcPr>
+          <w:p>
+            <w:pPr>
+              <w:spacing w:before="0" w:after="20" w:line="240" w:lineRule="auto"/>
               <w:jc w:val="center"/>
-              <w:rPr>
-                <w:rFonts w:eastAsia="Calibri"/>
-                <w:b w:val="0"/>
-                <w:sz w:val="24"/>
-                <w:szCs w:val="24"/>
-                <w:lang w:eastAsia="en-US"/>
-              </w:rPr>
-            </w:pPr>
-            <w:r>
-              <w:rPr>
-                <w:rFonts w:eastAsia="Calibri"/>
-                <w:b w:val="0"/>
-                <w:sz w:val="24"/>
-                <w:szCs w:val="24"/>
-                <w:lang w:eastAsia="en-US"/>
-              </w:rPr>
-              <w:t>8</w:t>
-            </w:r>
-            <w:r>
-              <w:rPr>
-                <w:rFonts w:eastAsia="Calibri"/>
-                <w:b w:val="0"/>
-                <w:sz w:val="24"/>
-                <w:szCs w:val="24"/>
-                <w:lang w:eastAsia="en-US"/>
-              </w:rPr>
-              <w:t>.</w:t>
+            </w:pPr>
+            <w:r>
+              <w:rPr>
+                <w:rFonts w:ascii="Times New Roman" w:hAnsi="Times New Roman"/>
+                <w:b w:val="0"/>
+                <w:sz w:val="24"/>
+              </w:rPr>
+              <w:t>9</w:t>
             </w:r>
           </w:p>
         </w:tc>
@@ -9373,39 +10061,20 @@
           <w:tcPr>
             <w:tcW w:w="426" w:type="dxa"/>
             <w:shd w:val="clear" w:color="auto" w:fill="auto"/>
-          </w:tcPr>
-          <w:p>
-            <w:pPr>
-              <w:suppressAutoHyphens w:val="0"/>
-              <w:autoSpaceDN w:val="0"/>
+            <w:vAlign w:val="center"/>
+          </w:tcPr>
+          <w:p>
+            <w:pPr>
+              <w:spacing w:before="0" w:after="20" w:line="240" w:lineRule="auto"/>
               <w:jc w:val="center"/>
-              <w:rPr>
-                <w:rFonts w:eastAsia="Calibri"/>
-                <w:b w:val="0"/>
-                <w:sz w:val="24"/>
-                <w:szCs w:val="24"/>
-                <w:lang w:eastAsia="en-US"/>
-              </w:rPr>
-            </w:pPr>
-            <w:r>
-              <w:rPr>
-                <w:rFonts w:eastAsia="Calibri"/>
-                <w:b w:val="0"/>
-                <w:sz w:val="24"/>
-                <w:szCs w:val="24"/>
-                <w:lang w:eastAsia="en-US"/>
-              </w:rPr>
-              <w:t>9</w:t>
-            </w:r>
-            <w:r>
-              <w:rPr>
-                <w:rFonts w:eastAsia="Calibri"/>
-                <w:b w:val="0"/>
-                <w:sz w:val="24"/>
-                <w:szCs w:val="24"/>
-                <w:lang w:eastAsia="en-US"/>
-              </w:rPr>
-              <w:t>.</w:t>
+            </w:pPr>
+            <w:r>
+              <w:rPr>
+                <w:rFonts w:ascii="Times New Roman" w:hAnsi="Times New Roman"/>
+                <w:b w:val="0"/>
+                <w:sz w:val="24"/>
+              </w:rPr>
+              <w:t>10</w:t>
             </w:r>
           </w:p>
         </w:tc>
@@ -9563,29 +10232,20 @@
           <w:tcPr>
             <w:tcW w:w="426" w:type="dxa"/>
             <w:shd w:val="clear" w:color="auto" w:fill="auto"/>
-          </w:tcPr>
-          <w:p>
-            <w:pPr>
-              <w:suppressAutoHyphens w:val="0"/>
-              <w:autoSpaceDN w:val="0"/>
+            <w:vAlign w:val="center"/>
+          </w:tcPr>
+          <w:p>
+            <w:pPr>
+              <w:spacing w:before="0" w:after="20" w:line="240" w:lineRule="auto"/>
               <w:jc w:val="center"/>
-              <w:rPr>
-                <w:rFonts w:eastAsia="Calibri"/>
-                <w:b w:val="0"/>
-                <w:sz w:val="24"/>
-                <w:szCs w:val="24"/>
-                <w:lang w:eastAsia="en-US"/>
-              </w:rPr>
-            </w:pPr>
-            <w:r>
-              <w:rPr>
-                <w:rFonts w:eastAsia="Calibri"/>
-                <w:b w:val="0"/>
-                <w:sz w:val="24"/>
-                <w:szCs w:val="24"/>
-                <w:lang w:eastAsia="en-US"/>
-              </w:rPr>
-              <w:t>10.</w:t>
+            </w:pPr>
+            <w:r>
+              <w:rPr>
+                <w:rFonts w:ascii="Times New Roman" w:hAnsi="Times New Roman"/>
+                <w:b w:val="0"/>
+                <w:sz w:val="24"/>
+              </w:rPr>
+              <w:t>11</w:t>
             </w:r>
           </w:p>
         </w:tc>
@@ -10050,142 +10710,11 @@
         <w:rPr>
           <w:rStyle w:val="FontStyle30"/>
           <w:b w:val="0"/>
+          <w:color w:val="000000"/>
           <w:szCs w:val="28"/>
           <w:lang w:eastAsia="en-US"/>
         </w:rPr>
-        <w:t xml:space="preserve">Научная библиотека РГУ имени С. А. Есенина: сайт. </w:t>
-      </w:r>
-      <w:r>
-        <w:rPr>
-          <w:rStyle w:val="FontStyle30"/>
-          <w:b w:val="0"/>
-          <w:szCs w:val="28"/>
-        </w:rPr>
-        <w:t>–</w:t>
-      </w:r>
-      <w:r>
-        <w:rPr>
-          <w:b w:val="0"/>
-          <w:szCs w:val="28"/>
-        </w:rPr>
-        <w:t xml:space="preserve"> </w:t>
-      </w:r>
-      <w:r>
-        <w:rPr>
-          <w:b w:val="0"/>
-          <w:szCs w:val="28"/>
-          <w:lang w:eastAsia="ru-RU"/>
-        </w:rPr>
-        <w:t xml:space="preserve">URL: </w:t>
-      </w:r>
-      <w:hyperlink r:id="rId21" w:history="1">
-        <w:r>
-          <w:rPr>
-            <w:rStyle w:val="ab"/>
-            <w:b w:val="0"/>
-            <w:szCs w:val="28"/>
-          </w:rPr>
-          <w:t>http://library.rsu.edu.ru</w:t>
-        </w:r>
-        <w:r>
-          <w:rPr>
-            <w:rStyle w:val="ab"/>
-            <w:b w:val="0"/>
-          </w:rPr>
-          <w:t>/</w:t>
-        </w:r>
-      </w:hyperlink>
-      <w:r>
-        <w:rPr>
-          <w:b w:val="0"/>
-          <w:szCs w:val="28"/>
-        </w:rPr>
-        <w:t xml:space="preserve"> </w:t>
-      </w:r>
-      <w:r>
-        <w:rPr>
-          <w:b w:val="0"/>
-          <w:szCs w:val="28"/>
-        </w:rPr>
-        <w:t xml:space="preserve">(дата обращения: </w:t>
-      </w:r>
-      <w:r>
-        <w:rPr>
-          <w:b w:val="0"/>
-          <w:szCs w:val="28"/>
-          <w:lang w:eastAsia="en-US"/>
-        </w:rPr>
-        <w:t>21.02.</w:t>
-      </w:r>
-      <w:r>
-        <w:rPr>
-          <w:b w:val="0"/>
-          <w:szCs w:val="28"/>
-          <w:lang w:eastAsia="en-US"/>
-        </w:rPr>
-        <w:t>2023</w:t>
-      </w:r>
-      <w:r>
-        <w:rPr>
-          <w:b w:val="0"/>
-          <w:szCs w:val="28"/>
-        </w:rPr>
-        <w:t>)</w:t>
-      </w:r>
-      <w:r>
-        <w:rPr>
-          <w:b w:val="0"/>
-          <w:szCs w:val="28"/>
-          <w:lang w:eastAsia="ar-SA"/>
-        </w:rPr>
-        <w:t>.</w:t>
-      </w:r>
-      <w:r>
-        <w:rPr>
-          <w:b w:val="0"/>
-          <w:szCs w:val="28"/>
-          <w:lang w:eastAsia="ar-SA"/>
-        </w:rPr>
-        <w:t xml:space="preserve"> – </w:t>
-      </w:r>
-      <w:r>
-        <w:rPr>
-          <w:b w:val="0"/>
-          <w:szCs w:val="28"/>
-        </w:rPr>
-        <w:t>Режим доступа</w:t>
-      </w:r>
-      <w:r>
-        <w:rPr>
-          <w:rStyle w:val="FontStyle30"/>
-          <w:b w:val="0"/>
-          <w:szCs w:val="28"/>
-        </w:rPr>
-        <w:t>: свободный</w:t>
-      </w:r>
-      <w:r>
-        <w:rPr>
-          <w:rStyle w:val="FontStyle30"/>
-          <w:b w:val="0"/>
-          <w:szCs w:val="28"/>
-        </w:rPr>
-        <w:t>. – Текст: электро</w:t>
-      </w:r>
-      <w:r>
-        <w:rPr>
-          <w:rStyle w:val="FontStyle30"/>
-          <w:b w:val="0"/>
-          <w:szCs w:val="28"/>
-        </w:rPr>
-        <w:t>н</w:t>
-      </w:r>
-      <w:r>
-        <w:rPr>
-          <w:rStyle w:val="FontStyle30"/>
-          <w:b w:val="0"/>
-          <w:szCs w:val="28"/>
-        </w:rPr>
-        <w:t>ный.</w:t>
+        <w:t xml:space="preserve">Научная библиотека РГУ имени С. А. Есенина: сайт. – URL: https://library.rsu-rzn.ru/marc/Default.asp (дата обращения: 21.02.2023). – Режим доступа: свободный. – Текст: электронный.</w:t>
       </w:r>
     </w:p>
     <w:p>
@@ -10814,78 +11343,9 @@
       <w:r>
         <w:rPr>
           <w:b w:val="0"/>
-        </w:rPr>
-        <w:t xml:space="preserve">Книги. – Текст: электронный // Электронная библиотека научной библиотеки РГУ имени С.А. Есенина: сайт. – </w:t>
-      </w:r>
-      <w:r>
-        <w:rPr>
-          <w:b w:val="0"/>
-          <w:lang w:val="en-US"/>
-        </w:rPr>
-        <w:t>URL</w:t>
-      </w:r>
-      <w:r>
-        <w:rPr>
-          <w:b w:val="0"/>
-        </w:rPr>
-        <w:t>:</w:t>
-      </w:r>
-      <w:r>
-        <w:rPr>
-          <w:b w:val="0"/>
-          <w:spacing w:val="-11"/>
-        </w:rPr>
-        <w:t xml:space="preserve"> </w:t>
-      </w:r>
-      <w:hyperlink r:id="rId25" w:history="1">
-        <w:r>
-          <w:rPr>
-            <w:rStyle w:val="ab"/>
-            <w:b w:val="0"/>
-            <w:spacing w:val="-11"/>
-          </w:rPr>
-          <w:t>https://library.rsu.edu.ru/marc/Default.asp</w:t>
-        </w:r>
-      </w:hyperlink>
-      <w:r>
-        <w:rPr>
-          <w:rStyle w:val="ab"/>
-          <w:b w:val="0"/>
-          <w:spacing w:val="-11"/>
-        </w:rPr>
-        <w:t xml:space="preserve"> </w:t>
-      </w:r>
-      <w:r>
-        <w:rPr>
-          <w:b w:val="0"/>
-        </w:rPr>
-        <w:t>(дата обращения: 21.02.</w:t>
-      </w:r>
-      <w:r>
-        <w:rPr>
-          <w:b w:val="0"/>
-        </w:rPr>
-        <w:t>2023</w:t>
-      </w:r>
-      <w:r>
-        <w:rPr>
-          <w:b w:val="0"/>
-        </w:rPr>
-        <w:t>).</w:t>
-      </w:r>
-      <w:r>
-        <w:rPr>
-          <w:rStyle w:val="ab"/>
-          <w:b w:val="0"/>
-          <w:spacing w:val="-11"/>
-        </w:rPr>
-        <w:t xml:space="preserve"> </w:t>
-      </w:r>
-      <w:r>
-        <w:rPr>
-          <w:b w:val="0"/>
-        </w:rPr>
-        <w:t>– Режим доступа: свободный.</w:t>
+          <w:color w:val="000000"/>
+        </w:rPr>
+        <w:t xml:space="preserve">Книги. – Текст: электронный // Электронная библиотека научной библиотеки РГУ имени С.А. Есенина: сайт. – URL: https://library.rsu-rzn.ru/marc/Default.asp (дата обращения: 21.02.2023). – Режим доступа: свободный.</w:t>
       </w:r>
     </w:p>
     <w:p>
@@ -10903,90 +11363,10 @@
       <w:r>
         <w:rPr>
           <w:b w:val="0"/>
+          <w:color w:val="000000"/>
           <w:lang w:bidi="ru-RU"/>
         </w:rPr>
-        <w:t>Статьи из журналов фонда НБ РГУ</w:t>
-      </w:r>
-      <w:r>
-        <w:rPr>
-          <w:b w:val="0"/>
-        </w:rPr>
-        <w:t>. – Текст: электронный</w:t>
-      </w:r>
-      <w:r>
-        <w:rPr>
-          <w:b w:val="0"/>
-          <w:lang w:bidi="ru-RU"/>
-        </w:rPr>
-        <w:t xml:space="preserve"> // Электронная библиотека научной библиотеки РГУ имени С.А. Есенина : сайт. – </w:t>
-      </w:r>
-      <w:r>
-        <w:rPr>
-          <w:b w:val="0"/>
-          <w:lang w:val="en-US"/>
-        </w:rPr>
-        <w:t>URL</w:t>
-      </w:r>
-      <w:r>
-        <w:rPr>
-          <w:b w:val="0"/>
-        </w:rPr>
-        <w:t>:</w:t>
-      </w:r>
-      <w:r>
-        <w:rPr>
-          <w:b w:val="0"/>
-          <w:spacing w:val="-11"/>
-        </w:rPr>
-        <w:t xml:space="preserve"> </w:t>
-      </w:r>
-      <w:hyperlink r:id="rId26" w:history="1">
-        <w:r>
-          <w:rPr>
-            <w:rStyle w:val="ab"/>
-            <w:b w:val="0"/>
-            <w:spacing w:val="-11"/>
-          </w:rPr>
-          <w:t>https://library.rsu.edu.ru/marc/Default.asp</w:t>
-        </w:r>
-      </w:hyperlink>
-      <w:r>
-        <w:rPr>
-          <w:b w:val="0"/>
-          <w:spacing w:val="-11"/>
-        </w:rPr>
-        <w:t xml:space="preserve"> </w:t>
-      </w:r>
-      <w:r>
-        <w:rPr>
-          <w:b w:val="0"/>
-        </w:rPr>
-        <w:t>(дата обращения: 21.02.</w:t>
-      </w:r>
-      <w:r>
-        <w:rPr>
-          <w:b w:val="0"/>
-        </w:rPr>
-        <w:t>2023</w:t>
-      </w:r>
-      <w:r>
-        <w:rPr>
-          <w:b w:val="0"/>
-        </w:rPr>
-        <w:t>).</w:t>
-      </w:r>
-      <w:r>
-        <w:rPr>
-          <w:b w:val="0"/>
-          <w:spacing w:val="-11"/>
-        </w:rPr>
-        <w:t xml:space="preserve"> –  Режим</w:t>
-      </w:r>
-      <w:r>
-        <w:rPr>
-          <w:b w:val="0"/>
-        </w:rPr>
-        <w:t xml:space="preserve"> доступа: свободный. </w:t>
+        <w:t xml:space="preserve">Статьи из журналов фонда НБ РГУ. – Текст: электронный // Электронная библиотека научной библиотеки РГУ имени С.А. Есенина : сайт. – URL: https://library.rsu-rzn.ru/marc/Default.asp (дата обращения: 21.02.2023). –  Режим доступа: свободный. </w:t>
       </w:r>
     </w:p>
     <w:p>
@@ -11004,20 +11384,9 @@
       <w:r>
         <w:rPr>
           <w:b w:val="0"/>
-        </w:rPr>
-        <w:t>Труды преподавателей РГУ имени С.А. Есенина. – Текст: электронный // Электронная библиотека научной библиотеки РГУ имени С.А. Есенина: сайт. – URL: https://library.rsu.edu.ru/marc/Default.asp (дата обращения: 21.02.</w:t>
-      </w:r>
-      <w:r>
-        <w:rPr>
-          <w:b w:val="0"/>
-        </w:rPr>
-        <w:t>2023</w:t>
-      </w:r>
-      <w:r>
-        <w:rPr>
-          <w:b w:val="0"/>
-        </w:rPr>
-        <w:t>). – Режим доступа: свободный.</w:t>
+          <w:color w:val="000000"/>
+        </w:rPr>
+        <w:t xml:space="preserve">Труды преподавателей РГУ имени С.А. Есенина. – Текст: электронный // Электронная библиотека научной библиотеки РГУ имени С.А. Есенина: сайт. – URL: https://library.rsu-rzn.ru/marc/Default.asp (дата обращения: 21.02.2023). – Режим доступа: свободный.</w:t>
       </w:r>
     </w:p>
     <w:p>
@@ -14103,7 +14472,7 @@
           <w:rFonts w:cs="TimesNewRomanPSMT"/>
           <w:b w:val="0"/>
           <w:i/>
-          <w:color w:val="FF0000"/>
+          <w:color w:val="000000"/>
           <w:szCs w:val="28"/>
         </w:rPr>
       </w:pPr>
@@ -14222,7 +14591,7 @@
           <w:rFonts w:cs="TimesNewRomanPSMT"/>
           <w:b w:val="0"/>
           <w:i/>
-          <w:color w:val="FF0000"/>
+          <w:color w:val="000000"/>
           <w:szCs w:val="28"/>
         </w:rPr>
         <w:t xml:space="preserve"> </w:t>
@@ -14567,7 +14936,7 @@
             <w:r>
               <w:rPr>
                 <w:b w:val="0"/>
-                <w:color w:val="FF0000"/>
+                <w:color w:val="000000"/>
                 <w:sz w:val="24"/>
                 <w:szCs w:val="24"/>
               </w:rPr>

--- a/МатМодиИИ/rpd__doc_docx/Б1.О.03.01_Безопасность жизнедеятельности.docx
+++ b/МатМодиИИ/rpd__doc_docx/Б1.О.03.01_Безопасность жизнедеятельности.docx
@@ -4508,6 +4508,7 @@
           <w:tcPr>
             <w:tcW w:type="dxa" w:w="454"/>
             <w:vAlign w:val="center"/>
+            <w:vMerge w:val="restart"/>
           </w:tcPr>
           <w:p>
             <w:pPr>
@@ -4528,6 +4529,7 @@
           <w:tcPr>
             <w:tcW w:type="dxa" w:w="1814"/>
             <w:vAlign w:val="center"/>
+            <w:vMerge w:val="restart"/>
           </w:tcPr>
           <w:p>
             <w:pPr>
@@ -4630,6 +4632,22 @@
           <w:tcPr>
             <w:tcW w:type="dxa" w:w="454"/>
             <w:vAlign w:val="center"/>
+            <w:vMerge w:val="continue"/>
+          </w:tcPr>
+          <w:p/>
+        </w:tc>
+        <w:tc>
+          <w:tcPr>
+            <w:tcW w:type="dxa" w:w="1814"/>
+            <w:vAlign w:val="center"/>
+            <w:vMerge w:val="continue"/>
+          </w:tcPr>
+          <w:p/>
+        </w:tc>
+        <w:tc>
+          <w:tcPr>
+            <w:tcW w:type="dxa" w:w="1361"/>
+            <w:vAlign w:val="center"/>
           </w:tcPr>
           <w:p>
             <w:pPr>
@@ -4642,7 +4660,90 @@
                 <w:b w:val="0"/>
                 <w:sz w:val="24"/>
               </w:rPr>
-              <w:t>2.1</w:t>
+              <w:t>КП</w:t>
+            </w:r>
+          </w:p>
+        </w:tc>
+        <w:tc>
+          <w:tcPr>
+            <w:tcW w:type="dxa" w:w="737"/>
+            <w:vAlign w:val="center"/>
+          </w:tcPr>
+          <w:p>
+            <w:pPr>
+              <w:spacing w:before="0" w:after="20" w:line="240" w:lineRule="auto"/>
+              <w:jc w:val="center"/>
+            </w:pPr>
+            <w:r>
+              <w:rPr>
+                <w:rFonts w:ascii="Times New Roman" w:hAnsi="Times New Roman"/>
+                <w:b w:val="0"/>
+                <w:sz w:val="24"/>
+              </w:rPr>
+              <w:t>—</w:t>
+            </w:r>
+          </w:p>
+        </w:tc>
+        <w:tc>
+          <w:tcPr>
+            <w:tcW w:type="dxa" w:w="1587"/>
+            <w:vAlign w:val="center"/>
+          </w:tcPr>
+          <w:p>
+            <w:pPr>
+              <w:spacing w:before="0" w:after="20" w:line="240" w:lineRule="auto"/>
+              <w:jc w:val="center"/>
+            </w:pPr>
+            <w:r>
+              <w:rPr>
+                <w:rFonts w:ascii="Times New Roman" w:hAnsi="Times New Roman"/>
+                <w:b w:val="0"/>
+                <w:sz w:val="24"/>
+              </w:rPr>
+              <w:t>—</w:t>
+            </w:r>
+          </w:p>
+        </w:tc>
+        <w:tc>
+          <w:tcPr>
+            <w:tcW w:type="dxa" w:w="3402"/>
+            <w:vAlign w:val="center"/>
+          </w:tcPr>
+          <w:p>
+            <w:pPr>
+              <w:spacing w:before="0" w:after="20" w:line="240" w:lineRule="auto"/>
+              <w:jc w:val="center"/>
+            </w:pPr>
+            <w:r>
+              <w:rPr>
+                <w:rFonts w:ascii="Times New Roman" w:hAnsi="Times New Roman"/>
+                <w:b w:val="0"/>
+                <w:sz w:val="24"/>
+              </w:rPr>
+              <w:t>—</w:t>
+            </w:r>
+          </w:p>
+        </w:tc>
+      </w:tr>
+      <w:tr>
+        <w:tc>
+          <w:tcPr>
+            <w:tcW w:type="dxa" w:w="454"/>
+            <w:vAlign w:val="center"/>
+            <w:vMerge w:val="restart"/>
+          </w:tcPr>
+          <w:p>
+            <w:pPr>
+              <w:spacing w:before="0" w:after="20" w:line="240" w:lineRule="auto"/>
+              <w:jc w:val="center"/>
+            </w:pPr>
+            <w:r>
+              <w:rPr>
+                <w:rFonts w:ascii="Times New Roman" w:hAnsi="Times New Roman"/>
+                <w:b w:val="0"/>
+                <w:sz w:val="24"/>
+              </w:rPr>
+              <w:t>3</w:t>
             </w:r>
           </w:p>
         </w:tc>
@@ -4650,6 +4751,7 @@
           <w:tcPr>
             <w:tcW w:type="dxa" w:w="1814"/>
             <w:vAlign w:val="center"/>
+            <w:vMerge w:val="restart"/>
           </w:tcPr>
           <w:p>
             <w:pPr>
@@ -4662,7 +4764,7 @@
                 <w:b w:val="0"/>
                 <w:sz w:val="24"/>
               </w:rPr>
-              <w:t>Курсовая работа/проект (при наличии)</w:t>
+              <w:t>Промежуточная аттестация</w:t>
             </w:r>
           </w:p>
         </w:tc>
@@ -4682,7 +4784,7 @@
                 <w:b w:val="0"/>
                 <w:sz w:val="24"/>
               </w:rPr>
-              <w:t>КП</w:t>
+              <w:t>зачёт (З)</w:t>
             </w:r>
           </w:p>
         </w:tc>
@@ -4702,7 +4804,7 @@
                 <w:b w:val="0"/>
                 <w:sz w:val="24"/>
               </w:rPr>
-              <w:t>—</w:t>
+              <w:t>0</w:t>
             </w:r>
           </w:p>
         </w:tc>
@@ -4722,7 +4824,7 @@
                 <w:b w:val="0"/>
                 <w:sz w:val="24"/>
               </w:rPr>
-              <w:t>—</w:t>
+              <w:t>0</w:t>
             </w:r>
           </w:p>
         </w:tc>
@@ -4742,7 +4844,7 @@
                 <w:b w:val="0"/>
                 <w:sz w:val="24"/>
               </w:rPr>
-              <w:t>—</w:t>
+              <w:t>0</w:t>
             </w:r>
           </w:p>
         </w:tc>
@@ -4752,6 +4854,22 @@
           <w:tcPr>
             <w:tcW w:type="dxa" w:w="454"/>
             <w:vAlign w:val="center"/>
+            <w:vMerge w:val="continue"/>
+          </w:tcPr>
+          <w:p/>
+        </w:tc>
+        <w:tc>
+          <w:tcPr>
+            <w:tcW w:type="dxa" w:w="1814"/>
+            <w:vAlign w:val="center"/>
+            <w:vMerge w:val="continue"/>
+          </w:tcPr>
+          <w:p/>
+        </w:tc>
+        <w:tc>
+          <w:tcPr>
+            <w:tcW w:type="dxa" w:w="1361"/>
+            <w:vAlign w:val="center"/>
           </w:tcPr>
           <w:p>
             <w:pPr>
@@ -4764,273 +4882,87 @@
                 <w:b w:val="0"/>
                 <w:sz w:val="24"/>
               </w:rPr>
-              <w:t>3</w:t>
-            </w:r>
-          </w:p>
+              <w:t>зачёт с оценкой (ЗаО)</w:t>
+            </w:r>
+          </w:p>
+        </w:tc>
+        <w:tc>
+          <w:tcPr>
+            <w:tcW w:type="dxa" w:w="737"/>
+            <w:vAlign w:val="center"/>
+          </w:tcPr>
+          <w:p>
+            <w:pPr>
+              <w:spacing w:before="0" w:after="20" w:line="240" w:lineRule="auto"/>
+              <w:jc w:val="center"/>
+            </w:pPr>
+            <w:r>
+              <w:rPr>
+                <w:rFonts w:ascii="Times New Roman" w:hAnsi="Times New Roman"/>
+                <w:b w:val="0"/>
+                <w:sz w:val="24"/>
+              </w:rPr>
+              <w:t>—</w:t>
+            </w:r>
+          </w:p>
+        </w:tc>
+        <w:tc>
+          <w:tcPr>
+            <w:tcW w:type="dxa" w:w="1587"/>
+            <w:vAlign w:val="center"/>
+          </w:tcPr>
+          <w:p>
+            <w:pPr>
+              <w:spacing w:before="0" w:after="20" w:line="240" w:lineRule="auto"/>
+              <w:jc w:val="center"/>
+            </w:pPr>
+            <w:r>
+              <w:rPr>
+                <w:rFonts w:ascii="Times New Roman" w:hAnsi="Times New Roman"/>
+                <w:b w:val="0"/>
+                <w:sz w:val="24"/>
+              </w:rPr>
+              <w:t>—</w:t>
+            </w:r>
+          </w:p>
+        </w:tc>
+        <w:tc>
+          <w:tcPr>
+            <w:tcW w:type="dxa" w:w="3402"/>
+            <w:vAlign w:val="center"/>
+          </w:tcPr>
+          <w:p>
+            <w:pPr>
+              <w:spacing w:before="0" w:after="20" w:line="240" w:lineRule="auto"/>
+              <w:jc w:val="center"/>
+            </w:pPr>
+            <w:r>
+              <w:rPr>
+                <w:rFonts w:ascii="Times New Roman" w:hAnsi="Times New Roman"/>
+                <w:b w:val="0"/>
+                <w:sz w:val="24"/>
+              </w:rPr>
+              <w:t>—</w:t>
+            </w:r>
+          </w:p>
+        </w:tc>
+      </w:tr>
+      <w:tr>
+        <w:tc>
+          <w:tcPr>
+            <w:tcW w:type="dxa" w:w="454"/>
+            <w:vAlign w:val="center"/>
+            <w:vMerge w:val="continue"/>
+          </w:tcPr>
+          <w:p/>
         </w:tc>
         <w:tc>
           <w:tcPr>
             <w:tcW w:type="dxa" w:w="1814"/>
             <w:vAlign w:val="center"/>
-          </w:tcPr>
-          <w:p>
-            <w:pPr>
-              <w:spacing w:before="0" w:after="20" w:line="240" w:lineRule="auto"/>
-              <w:jc w:val="left"/>
-            </w:pPr>
-            <w:r>
-              <w:rPr>
-                <w:rFonts w:ascii="Times New Roman" w:hAnsi="Times New Roman"/>
-                <w:b w:val="0"/>
-                <w:sz w:val="24"/>
-              </w:rPr>
-              <w:t>Промежуточная аттестация</w:t>
-            </w:r>
-          </w:p>
-        </w:tc>
-        <w:tc>
-          <w:tcPr>
-            <w:tcW w:type="dxa" w:w="1361"/>
-            <w:vAlign w:val="center"/>
-          </w:tcPr>
-          <w:p>
-            <w:pPr>
-              <w:spacing w:before="0" w:after="20" w:line="240" w:lineRule="auto"/>
-              <w:jc w:val="center"/>
-            </w:pPr>
-            <w:r>
-              <w:rPr>
-                <w:rFonts w:ascii="Times New Roman" w:hAnsi="Times New Roman"/>
-                <w:b w:val="0"/>
-                <w:sz w:val="24"/>
-              </w:rPr>
-              <w:t>зачёт (З)</w:t>
-            </w:r>
-          </w:p>
-        </w:tc>
-        <w:tc>
-          <w:tcPr>
-            <w:tcW w:type="dxa" w:w="737"/>
-            <w:vAlign w:val="center"/>
-          </w:tcPr>
-          <w:p>
-            <w:pPr>
-              <w:spacing w:before="0" w:after="20" w:line="240" w:lineRule="auto"/>
-              <w:jc w:val="center"/>
-            </w:pPr>
-            <w:r>
-              <w:rPr>
-                <w:rFonts w:ascii="Times New Roman" w:hAnsi="Times New Roman"/>
-                <w:b w:val="0"/>
-                <w:sz w:val="24"/>
-              </w:rPr>
-              <w:t>0</w:t>
-            </w:r>
-          </w:p>
-        </w:tc>
-        <w:tc>
-          <w:tcPr>
-            <w:tcW w:type="dxa" w:w="1587"/>
-            <w:vAlign w:val="center"/>
-          </w:tcPr>
-          <w:p>
-            <w:pPr>
-              <w:spacing w:before="0" w:after="20" w:line="240" w:lineRule="auto"/>
-              <w:jc w:val="center"/>
-            </w:pPr>
-            <w:r>
-              <w:rPr>
-                <w:rFonts w:ascii="Times New Roman" w:hAnsi="Times New Roman"/>
-                <w:b w:val="0"/>
-                <w:sz w:val="24"/>
-              </w:rPr>
-              <w:t>0</w:t>
-            </w:r>
-          </w:p>
-        </w:tc>
-        <w:tc>
-          <w:tcPr>
-            <w:tcW w:type="dxa" w:w="3402"/>
-            <w:vAlign w:val="center"/>
-          </w:tcPr>
-          <w:p>
-            <w:pPr>
-              <w:spacing w:before="0" w:after="20" w:line="240" w:lineRule="auto"/>
-              <w:jc w:val="center"/>
-            </w:pPr>
-            <w:r>
-              <w:rPr>
-                <w:rFonts w:ascii="Times New Roman" w:hAnsi="Times New Roman"/>
-                <w:b w:val="0"/>
-                <w:sz w:val="24"/>
-              </w:rPr>
-              <w:t>0</w:t>
-            </w:r>
-          </w:p>
-        </w:tc>
-      </w:tr>
-      <w:tr>
-        <w:tc>
-          <w:tcPr>
-            <w:tcW w:type="dxa" w:w="454"/>
-            <w:vAlign w:val="center"/>
-          </w:tcPr>
-          <w:p>
-            <w:pPr>
-              <w:spacing w:before="0" w:after="20" w:line="240" w:lineRule="auto"/>
-              <w:jc w:val="center"/>
-            </w:pPr>
-            <w:r>
-              <w:rPr>
-                <w:rFonts w:ascii="Times New Roman" w:hAnsi="Times New Roman"/>
-                <w:b w:val="0"/>
-                <w:sz w:val="24"/>
-              </w:rPr>
-              <w:t>3</w:t>
-            </w:r>
-          </w:p>
-        </w:tc>
-        <w:tc>
-          <w:tcPr>
-            <w:tcW w:type="dxa" w:w="1814"/>
-            <w:vAlign w:val="center"/>
-          </w:tcPr>
-          <w:p>
-            <w:pPr>
-              <w:spacing w:before="0" w:after="20" w:line="240" w:lineRule="auto"/>
-              <w:jc w:val="left"/>
-            </w:pPr>
-            <w:r>
-              <w:rPr>
-                <w:rFonts w:ascii="Times New Roman" w:hAnsi="Times New Roman"/>
-                <w:b w:val="0"/>
-                <w:sz w:val="24"/>
-              </w:rPr>
-              <w:t>Промежуточная аттестация</w:t>
-            </w:r>
-          </w:p>
-        </w:tc>
-        <w:tc>
-          <w:tcPr>
-            <w:tcW w:type="dxa" w:w="1361"/>
-            <w:vAlign w:val="center"/>
-          </w:tcPr>
-          <w:p>
-            <w:pPr>
-              <w:spacing w:before="0" w:after="20" w:line="240" w:lineRule="auto"/>
-              <w:jc w:val="center"/>
-            </w:pPr>
-            <w:r>
-              <w:rPr>
-                <w:rFonts w:ascii="Times New Roman" w:hAnsi="Times New Roman"/>
-                <w:b w:val="0"/>
-                <w:sz w:val="24"/>
-              </w:rPr>
-              <w:t>зачёт с оценкой (ЗаО)</w:t>
-            </w:r>
-          </w:p>
-        </w:tc>
-        <w:tc>
-          <w:tcPr>
-            <w:tcW w:type="dxa" w:w="737"/>
-            <w:vAlign w:val="center"/>
-          </w:tcPr>
-          <w:p>
-            <w:pPr>
-              <w:spacing w:before="0" w:after="20" w:line="240" w:lineRule="auto"/>
-              <w:jc w:val="center"/>
-            </w:pPr>
-            <w:r>
-              <w:rPr>
-                <w:rFonts w:ascii="Times New Roman" w:hAnsi="Times New Roman"/>
-                <w:b w:val="0"/>
-                <w:sz w:val="24"/>
-              </w:rPr>
-              <w:t>—</w:t>
-            </w:r>
-          </w:p>
-        </w:tc>
-        <w:tc>
-          <w:tcPr>
-            <w:tcW w:type="dxa" w:w="1587"/>
-            <w:vAlign w:val="center"/>
-          </w:tcPr>
-          <w:p>
-            <w:pPr>
-              <w:spacing w:before="0" w:after="20" w:line="240" w:lineRule="auto"/>
-              <w:jc w:val="center"/>
-            </w:pPr>
-            <w:r>
-              <w:rPr>
-                <w:rFonts w:ascii="Times New Roman" w:hAnsi="Times New Roman"/>
-                <w:b w:val="0"/>
-                <w:sz w:val="24"/>
-              </w:rPr>
-              <w:t>—</w:t>
-            </w:r>
-          </w:p>
-        </w:tc>
-        <w:tc>
-          <w:tcPr>
-            <w:tcW w:type="dxa" w:w="3402"/>
-            <w:vAlign w:val="center"/>
-          </w:tcPr>
-          <w:p>
-            <w:pPr>
-              <w:spacing w:before="0" w:after="20" w:line="240" w:lineRule="auto"/>
-              <w:jc w:val="center"/>
-            </w:pPr>
-            <w:r>
-              <w:rPr>
-                <w:rFonts w:ascii="Times New Roman" w:hAnsi="Times New Roman"/>
-                <w:b w:val="0"/>
-                <w:sz w:val="24"/>
-              </w:rPr>
-              <w:t>—</w:t>
-            </w:r>
-          </w:p>
-        </w:tc>
-      </w:tr>
-      <w:tr>
-        <w:tc>
-          <w:tcPr>
-            <w:tcW w:type="dxa" w:w="454"/>
-            <w:vAlign w:val="center"/>
-          </w:tcPr>
-          <w:p>
-            <w:pPr>
-              <w:spacing w:before="0" w:after="20" w:line="240" w:lineRule="auto"/>
-              <w:jc w:val="center"/>
-            </w:pPr>
-            <w:r>
-              <w:rPr>
-                <w:rFonts w:ascii="Times New Roman" w:hAnsi="Times New Roman"/>
-                <w:b w:val="0"/>
-                <w:sz w:val="24"/>
-              </w:rPr>
-              <w:t>3</w:t>
-            </w:r>
-          </w:p>
-        </w:tc>
-        <w:tc>
-          <w:tcPr>
-            <w:tcW w:type="dxa" w:w="1814"/>
-            <w:vAlign w:val="center"/>
-          </w:tcPr>
-          <w:p>
-            <w:pPr>
-              <w:spacing w:before="0" w:after="20" w:line="240" w:lineRule="auto"/>
-              <w:jc w:val="left"/>
-            </w:pPr>
-            <w:r>
-              <w:rPr>
-                <w:rFonts w:ascii="Times New Roman" w:hAnsi="Times New Roman"/>
-                <w:b w:val="0"/>
-                <w:sz w:val="24"/>
-              </w:rPr>
-              <w:t>Промежуточная аттестация</w:t>
-            </w:r>
-          </w:p>
+            <w:vMerge w:val="continue"/>
+          </w:tcPr>
+          <w:p/>
         </w:tc>
         <w:tc>
           <w:tcPr>

--- a/МатМодиИИ/rpd__doc_docx/Б1.О.03.01_Безопасность жизнедеятельности.docx
+++ b/МатМодиИИ/rpd__doc_docx/Б1.О.03.01_Безопасность жизнедеятельности.docx
@@ -10640,13 +10640,29 @@
       </w:pPr>
       <w:r>
         <w:rPr>
-          <w:rStyle w:val="FontStyle30"/>
-          <w:b w:val="0"/>
+          <w:rFonts w:ascii="Times New Roman" w:hAnsi="Times New Roman"/>
+          <w:sz w:val="24"/>
           <w:color w:val="000000"/>
-          <w:szCs w:val="28"/>
-          <w:lang w:eastAsia="en-US"/>
-        </w:rPr>
-        <w:t xml:space="preserve">Научная библиотека РГУ имени С. А. Есенина: сайт. – URL: https://library.rsu-rzn.ru/marc/Default.asp (дата обращения: 21.02.2023). – Режим доступа: свободный. – Текст: электронный.</w:t>
+        </w:rPr>
+        <w:t xml:space="preserve">Научная библиотека РГУ имени С. А. Есенина: сайт. – URL: </w:t>
+      </w:r>
+      <w:hyperlink r:id="rIdResource1">
+        <w:r>
+          <w:rPr>
+            <w:rFonts w:ascii="Times New Roman" w:hAnsi="Times New Roman"/>
+            <w:sz w:val="24"/>
+            <w:color w:val="000000"/>
+          </w:rPr>
+          <w:t xml:space="preserve">https://library.rsu-rzn.ru/</w:t>
+        </w:r>
+      </w:hyperlink>
+      <w:r>
+        <w:rPr>
+          <w:rFonts w:ascii="Times New Roman" w:hAnsi="Times New Roman"/>
+          <w:sz w:val="24"/>
+          <w:color w:val="000000"/>
+        </w:rPr>
+        <w:t xml:space="preserve"> (дата обращения: 27.10.2026). – Режим доступа: свободный. – Текст: электронный.</w:t>
       </w:r>
     </w:p>
     <w:p>
@@ -10897,182 +10913,29 @@
       </w:pPr>
       <w:r>
         <w:rPr>
-          <w:rStyle w:val="FontStyle30"/>
-          <w:b w:val="0"/>
-          <w:szCs w:val="28"/>
-        </w:rPr>
-        <w:t xml:space="preserve">Универсальная база данных </w:t>
-      </w:r>
-      <w:proofErr w:type="spellStart"/>
-      <w:r>
-        <w:rPr>
-          <w:rStyle w:val="FontStyle30"/>
-          <w:b w:val="0"/>
-          <w:szCs w:val="28"/>
-          <w:lang w:val="en-US"/>
-        </w:rPr>
-        <w:t>EastView</w:t>
-      </w:r>
-      <w:proofErr w:type="spellEnd"/>
-      <w:r>
-        <w:rPr>
-          <w:rStyle w:val="FontStyle30"/>
-          <w:b w:val="0"/>
-          <w:szCs w:val="28"/>
-        </w:rPr>
-        <w:t xml:space="preserve"> : </w:t>
-      </w:r>
-      <w:r>
-        <w:rPr>
-          <w:b w:val="0"/>
-          <w:szCs w:val="28"/>
-        </w:rPr>
-        <w:t xml:space="preserve">электронная библиотека : сайт.  – </w:t>
-      </w:r>
-      <w:r>
-        <w:rPr>
-          <w:b w:val="0"/>
-          <w:szCs w:val="28"/>
-          <w:lang w:val="en-US"/>
-        </w:rPr>
-        <w:t>URL</w:t>
-      </w:r>
-      <w:r>
-        <w:rPr>
-          <w:b w:val="0"/>
-          <w:szCs w:val="28"/>
-        </w:rPr>
-        <w:t xml:space="preserve">: </w:t>
-      </w:r>
-      <w:hyperlink r:id="rId23" w:history="1">
+          <w:rFonts w:ascii="Times New Roman" w:hAnsi="Times New Roman"/>
+          <w:sz w:val="24"/>
+          <w:color w:val="000000"/>
+        </w:rPr>
+        <w:t xml:space="preserve">ИВИС (EastView) : универсальная база электронных периодических изданий : сайт. – URL: </w:t>
+      </w:r>
+      <w:hyperlink r:id="rIdResource2">
         <w:r>
           <w:rPr>
-            <w:rStyle w:val="ab"/>
-            <w:rFonts w:eastAsia="MS Gothic"/>
-            <w:b w:val="0"/>
-            <w:szCs w:val="28"/>
-            <w:lang w:val="en-US"/>
+            <w:rFonts w:ascii="Times New Roman" w:hAnsi="Times New Roman"/>
+            <w:sz w:val="24"/>
+            <w:color w:val="000000"/>
           </w:rPr>
-          <w:t>https</w:t>
-        </w:r>
-        <w:r>
-          <w:rPr>
-            <w:rStyle w:val="ab"/>
-            <w:rFonts w:eastAsia="MS Gothic"/>
-            <w:b w:val="0"/>
-            <w:szCs w:val="28"/>
-          </w:rPr>
-          <w:t>://</w:t>
-        </w:r>
-        <w:proofErr w:type="spellStart"/>
-        <w:r>
-          <w:rPr>
-            <w:rStyle w:val="ab"/>
-            <w:rFonts w:eastAsia="MS Gothic"/>
-            <w:b w:val="0"/>
-            <w:szCs w:val="28"/>
-            <w:lang w:val="en-US"/>
-          </w:rPr>
-          <w:t>dlib</w:t>
-        </w:r>
-        <w:proofErr w:type="spellEnd"/>
-        <w:r>
-          <w:rPr>
-            <w:rStyle w:val="ab"/>
-            <w:rFonts w:eastAsia="MS Gothic"/>
-            <w:b w:val="0"/>
-            <w:szCs w:val="28"/>
-          </w:rPr>
-          <w:t>.</w:t>
-        </w:r>
-        <w:r>
-          <w:rPr>
-            <w:rStyle w:val="ab"/>
-            <w:rFonts w:eastAsia="MS Gothic"/>
-            <w:b w:val="0"/>
-            <w:szCs w:val="28"/>
-            <w:lang w:val="en-US"/>
-          </w:rPr>
-          <w:t>eastview</w:t>
-        </w:r>
-        <w:r>
-          <w:rPr>
-            <w:rStyle w:val="ab"/>
-            <w:rFonts w:eastAsia="MS Gothic"/>
-            <w:b w:val="0"/>
-            <w:szCs w:val="28"/>
-          </w:rPr>
-          <w:t>.</w:t>
-        </w:r>
-        <w:r>
-          <w:rPr>
-            <w:rStyle w:val="ab"/>
-            <w:rFonts w:eastAsia="MS Gothic"/>
-            <w:b w:val="0"/>
-            <w:szCs w:val="28"/>
-            <w:lang w:val="en-US"/>
-          </w:rPr>
-          <w:t>com</w:t>
+          <w:t xml:space="preserve">https://eivis.ru/</w:t>
         </w:r>
       </w:hyperlink>
       <w:r>
         <w:rPr>
-          <w:rStyle w:val="ab"/>
-          <w:rFonts w:eastAsia="MS Gothic"/>
-          <w:b w:val="0"/>
-          <w:szCs w:val="28"/>
-        </w:rPr>
-        <w:t xml:space="preserve"> </w:t>
-      </w:r>
-      <w:r>
-        <w:rPr>
-          <w:b w:val="0"/>
-          <w:szCs w:val="28"/>
-        </w:rPr>
-        <w:t>(дата обращения: 21.02.</w:t>
-      </w:r>
-      <w:r>
-        <w:rPr>
-          <w:b w:val="0"/>
-          <w:szCs w:val="28"/>
-        </w:rPr>
-        <w:t>2023</w:t>
-      </w:r>
-      <w:r>
-        <w:rPr>
-          <w:b w:val="0"/>
-          <w:szCs w:val="28"/>
-        </w:rPr>
-        <w:t xml:space="preserve">).  </w:t>
-      </w:r>
-      <w:r>
-        <w:rPr>
-          <w:rStyle w:val="FontStyle30"/>
-          <w:b w:val="0"/>
-          <w:szCs w:val="28"/>
-        </w:rPr>
-        <w:t xml:space="preserve">– </w:t>
-      </w:r>
-      <w:r>
-        <w:rPr>
-          <w:b w:val="0"/>
-          <w:szCs w:val="28"/>
-        </w:rPr>
-        <w:t>Режим доступа: в с</w:t>
-      </w:r>
-      <w:r>
-        <w:rPr>
-          <w:b w:val="0"/>
-          <w:szCs w:val="28"/>
-        </w:rPr>
-        <w:t>е</w:t>
-      </w:r>
-      <w:r>
-        <w:rPr>
-          <w:b w:val="0"/>
-          <w:szCs w:val="28"/>
-        </w:rPr>
-        <w:t xml:space="preserve">ти университета. – Текст: электронный. </w:t>
+          <w:rFonts w:ascii="Times New Roman" w:hAnsi="Times New Roman"/>
+          <w:sz w:val="24"/>
+          <w:color w:val="000000"/>
+        </w:rPr>
+        <w:t xml:space="preserve"> (дата обращения: 27.10.2026). – Режим доступа: по подписке университета; в сети университета и удалённо после авторизации. – Текст: электронный.</w:t>
       </w:r>
     </w:p>
     <w:p>
@@ -11274,10 +11137,29 @@
       </w:pPr>
       <w:r>
         <w:rPr>
-          <w:b w:val="0"/>
+          <w:rFonts w:ascii="Times New Roman" w:hAnsi="Times New Roman"/>
+          <w:sz w:val="24"/>
           <w:color w:val="000000"/>
         </w:rPr>
-        <w:t xml:space="preserve">Книги. – Текст: электронный // Электронная библиотека научной библиотеки РГУ имени С.А. Есенина: сайт. – URL: https://library.rsu-rzn.ru/marc/Default.asp (дата обращения: 21.02.2023). – Режим доступа: свободный.</w:t>
+        <w:t xml:space="preserve">Книги. – Текст: электронный // Электронная библиотека научной библиотеки РГУ имени С.А. Есенина: сайт. – URL: </w:t>
+      </w:r>
+      <w:hyperlink r:id="rIdResource3">
+        <w:r>
+          <w:rPr>
+            <w:rFonts w:ascii="Times New Roman" w:hAnsi="Times New Roman"/>
+            <w:sz w:val="24"/>
+            <w:color w:val="000000"/>
+          </w:rPr>
+          <w:t xml:space="preserve">https://library.rsu-rzn.ru/marc/Default.asp</w:t>
+        </w:r>
+      </w:hyperlink>
+      <w:r>
+        <w:rPr>
+          <w:rFonts w:ascii="Times New Roman" w:hAnsi="Times New Roman"/>
+          <w:sz w:val="24"/>
+          <w:color w:val="000000"/>
+        </w:rPr>
+        <w:t xml:space="preserve"> (дата обращения: 27.10.2026). – Режим доступа: свободный.</w:t>
       </w:r>
     </w:p>
     <w:p>
@@ -11294,11 +11176,29 @@
       </w:pPr>
       <w:r>
         <w:rPr>
-          <w:b w:val="0"/>
+          <w:rFonts w:ascii="Times New Roman" w:hAnsi="Times New Roman"/>
+          <w:sz w:val="24"/>
           <w:color w:val="000000"/>
-          <w:lang w:bidi="ru-RU"/>
-        </w:rPr>
-        <w:t xml:space="preserve">Статьи из журналов фонда НБ РГУ. – Текст: электронный // Электронная библиотека научной библиотеки РГУ имени С.А. Есенина : сайт. – URL: https://library.rsu-rzn.ru/marc/Default.asp (дата обращения: 21.02.2023). –  Режим доступа: свободный. </w:t>
+        </w:rPr>
+        <w:t xml:space="preserve">Статьи из журналов фонда НБ РГУ. – Текст: электронный // Электронная библиотека научной библиотеки РГУ имени С.А. Есенина : сайт. – URL: </w:t>
+      </w:r>
+      <w:hyperlink r:id="rIdResource3">
+        <w:r>
+          <w:rPr>
+            <w:rFonts w:ascii="Times New Roman" w:hAnsi="Times New Roman"/>
+            <w:sz w:val="24"/>
+            <w:color w:val="000000"/>
+          </w:rPr>
+          <w:t xml:space="preserve">https://library.rsu-rzn.ru/marc/Default.asp</w:t>
+        </w:r>
+      </w:hyperlink>
+      <w:r>
+        <w:rPr>
+          <w:rFonts w:ascii="Times New Roman" w:hAnsi="Times New Roman"/>
+          <w:sz w:val="24"/>
+          <w:color w:val="000000"/>
+        </w:rPr>
+        <w:t xml:space="preserve"> (дата обращения: 27.10.2026). –  Режим доступа: свободный. </w:t>
       </w:r>
     </w:p>
     <w:p>
@@ -11315,10 +11215,29 @@
       </w:pPr>
       <w:r>
         <w:rPr>
-          <w:b w:val="0"/>
+          <w:rFonts w:ascii="Times New Roman" w:hAnsi="Times New Roman"/>
+          <w:sz w:val="24"/>
           <w:color w:val="000000"/>
         </w:rPr>
-        <w:t xml:space="preserve">Труды преподавателей РГУ имени С.А. Есенина. – Текст: электронный // Электронная библиотека научной библиотеки РГУ имени С.А. Есенина: сайт. – URL: https://library.rsu-rzn.ru/marc/Default.asp (дата обращения: 21.02.2023). – Режим доступа: свободный.</w:t>
+        <w:t xml:space="preserve">Труды преподавателей РГУ имени С.А. Есенина. – Текст: электронный // Электронная библиотека научной библиотеки РГУ имени С.А. Есенина: сайт. – URL: </w:t>
+      </w:r>
+      <w:hyperlink r:id="rIdResource3">
+        <w:r>
+          <w:rPr>
+            <w:rFonts w:ascii="Times New Roman" w:hAnsi="Times New Roman"/>
+            <w:sz w:val="24"/>
+            <w:color w:val="000000"/>
+          </w:rPr>
+          <w:t xml:space="preserve">https://library.rsu-rzn.ru/marc/Default.asp</w:t>
+        </w:r>
+      </w:hyperlink>
+      <w:r>
+        <w:rPr>
+          <w:rFonts w:ascii="Times New Roman" w:hAnsi="Times New Roman"/>
+          <w:sz w:val="24"/>
+          <w:color w:val="000000"/>
+        </w:rPr>
+        <w:t xml:space="preserve"> (дата обращения: 27.10.2026). – Режим доступа: свободный.</w:t>
       </w:r>
     </w:p>
     <w:p>
@@ -15283,49 +15202,7 @@
         <w:t>ТРЕБОВАНИЯ К ПРОГРАММНОМУ ОБЕСПЕЧЕНИЮ</w:t>
       </w:r>
     </w:p>
-    <w:p>
-      <w:pPr>
-        <w:widowControl/>
-        <w:suppressAutoHyphens w:val="0"/>
-        <w:autoSpaceDE/>
-        <w:ind w:left="735"/>
-        <w:jc w:val="center"/>
-        <w:rPr>
-          <w:b w:val="0"/>
-          <w:szCs w:val="28"/>
-        </w:rPr>
-      </w:pPr>
-      <w:r>
-        <w:rPr>
-          <w:b w:val="0"/>
-          <w:szCs w:val="28"/>
-        </w:rPr>
-        <w:t>УЧЕБНОГО ПРОЦЕ</w:t>
-      </w:r>
-      <w:r>
-        <w:rPr>
-          <w:b w:val="0"/>
-          <w:szCs w:val="28"/>
-        </w:rPr>
-        <w:t>С</w:t>
-      </w:r>
-      <w:r>
-        <w:rPr>
-          <w:b w:val="0"/>
-          <w:szCs w:val="28"/>
-        </w:rPr>
-        <w:t>СА</w:t>
-      </w:r>
-    </w:p>
-    <w:p>
-      <w:pPr>
-        <w:ind w:left="568"/>
-        <w:rPr>
-          <w:szCs w:val="28"/>
-        </w:rPr>
-      </w:pPr>
-    </w:p>
-    <w:p>
+    <w:p xmlns:w="http://schemas.openxmlformats.org/wordprocessingml/2006/main">
       <w:pPr>
         <w:ind w:firstLine="567"/>
         <w:jc w:val="both"/>
@@ -15338,10 +15215,10 @@
         <w:rPr>
           <w:szCs w:val="28"/>
         </w:rPr>
-        <w:t>Стандартный набор ПО:</w:t>
+        <w:t xml:space="preserve">Стандартный набор ПО:</w:t>
       </w:r>
     </w:p>
-    <w:tbl>
+    <w:tbl xmlns:w="http://schemas.openxmlformats.org/wordprocessingml/2006/main">
       <w:tblPr>
         <w:tblW w:w="0" w:type="auto"/>
         <w:tblBorders>
@@ -15360,6 +15237,9 @@
         <w:gridCol w:w="5245"/>
       </w:tblGrid>
       <w:tr>
+        <w:trPr>
+          <w:tblHeader/>
+        </w:trPr>
         <w:tc>
           <w:tcPr>
             <w:tcW w:w="4219" w:type="dxa"/>
@@ -15382,7 +15262,7 @@
                 <w:sz w:val="24"/>
                 <w:szCs w:val="24"/>
               </w:rPr>
-              <w:t>Название ПО</w:t>
+              <w:t xml:space="preserve">Название ПО</w:t>
             </w:r>
           </w:p>
         </w:tc>
@@ -15408,7 +15288,7 @@
                 <w:sz w:val="24"/>
                 <w:szCs w:val="24"/>
               </w:rPr>
-              <w:t>Основание</w:t>
+              <w:t xml:space="preserve">Основание</w:t>
             </w:r>
           </w:p>
         </w:tc>
@@ -15436,16 +15316,8 @@
                 <w:szCs w:val="24"/>
               </w:rPr>
               <w:t xml:space="preserve">Операционная система </w:t>
-            </w:r>
-            <w:r>
-              <w:rPr>
-                <w:b w:val="0"/>
-                <w:bCs/>
-                <w:sz w:val="24"/>
-                <w:szCs w:val="24"/>
-              </w:rPr>
               <w:br/>
-              <w:t>РЕД ОС 8.0 «Рабочая станция»</w:t>
+              <w:t xml:space="preserve">РЕД ОС 8.0 «Рабочая станция»</w:t>
             </w:r>
           </w:p>
         </w:tc>
@@ -15470,7 +15342,7 @@
                 <w:sz w:val="24"/>
                 <w:szCs w:val="24"/>
               </w:rPr>
-              <w:t>Соглашение №93/03-22У от  11.03.2022</w:t>
+              <w:t xml:space="preserve">Соглашение №93/03-22У от 11.03.2022</w:t>
             </w:r>
           </w:p>
         </w:tc>
@@ -15497,73 +15369,7 @@
                 <w:sz w:val="24"/>
                 <w:szCs w:val="24"/>
               </w:rPr>
-              <w:t xml:space="preserve">Архиватор </w:t>
-            </w:r>
-            <w:r>
-              <w:rPr>
-                <w:b w:val="0"/>
-                <w:bCs/>
-                <w:sz w:val="24"/>
-                <w:szCs w:val="24"/>
-              </w:rPr>
-              <w:br/>
-            </w:r>
-            <w:r>
-              <w:rPr>
-                <w:b w:val="0"/>
-                <w:bCs/>
-                <w:sz w:val="24"/>
-                <w:szCs w:val="24"/>
-                <w:lang w:val="en-US"/>
-              </w:rPr>
-              <w:t>Engrampa</w:t>
-            </w:r>
-            <w:r>
-              <w:rPr>
-                <w:b w:val="0"/>
-                <w:bCs/>
-                <w:sz w:val="24"/>
-                <w:szCs w:val="24"/>
-              </w:rPr>
-              <w:t xml:space="preserve"> – </w:t>
-            </w:r>
-            <w:r>
-              <w:rPr>
-                <w:b w:val="0"/>
-                <w:bCs/>
-                <w:sz w:val="24"/>
-                <w:szCs w:val="24"/>
-                <w:lang w:val="en-US"/>
-              </w:rPr>
-              <w:t>Archive</w:t>
-            </w:r>
-            <w:r>
-              <w:rPr>
-                <w:b w:val="0"/>
-                <w:bCs/>
-                <w:sz w:val="24"/>
-                <w:szCs w:val="24"/>
-              </w:rPr>
-              <w:t xml:space="preserve"> </w:t>
-            </w:r>
-            <w:r>
-              <w:rPr>
-                <w:b w:val="0"/>
-                <w:bCs/>
-                <w:sz w:val="24"/>
-                <w:szCs w:val="24"/>
-                <w:lang w:val="en-US"/>
-              </w:rPr>
-              <w:t>Manager</w:t>
-            </w:r>
-            <w:r>
-              <w:rPr>
-                <w:b w:val="0"/>
-                <w:bCs/>
-                <w:sz w:val="24"/>
-                <w:szCs w:val="24"/>
-              </w:rPr>
-              <w:t xml:space="preserve"> </w:t>
+              <w:t xml:space="preserve">Офисный пакет Р7-Офис</w:t>
             </w:r>
           </w:p>
         </w:tc>
@@ -15588,7 +15394,7 @@
                 <w:sz w:val="24"/>
                 <w:szCs w:val="24"/>
               </w:rPr>
-              <w:t>Свободно распространяемое ПО</w:t>
+              <w:t xml:space="preserve">Соглашение б/н от 19.01.2026</w:t>
             </w:r>
           </w:p>
         </w:tc>
@@ -15606,7 +15412,6 @@
                 <w:bCs/>
                 <w:sz w:val="24"/>
                 <w:szCs w:val="24"/>
-                <w:lang w:val="en-US"/>
               </w:rPr>
             </w:pPr>
             <w:r>
@@ -15616,78 +15421,7 @@
                 <w:sz w:val="24"/>
                 <w:szCs w:val="24"/>
               </w:rPr>
-              <w:t>Файловые</w:t>
-            </w:r>
-            <w:r>
-              <w:rPr>
-                <w:b w:val="0"/>
-                <w:bCs/>
-                <w:sz w:val="24"/>
-                <w:szCs w:val="24"/>
-                <w:lang w:val="en-US"/>
-              </w:rPr>
-              <w:t xml:space="preserve"> </w:t>
-            </w:r>
-            <w:r>
-              <w:rPr>
-                <w:b w:val="0"/>
-                <w:bCs/>
-                <w:sz w:val="24"/>
-                <w:szCs w:val="24"/>
-              </w:rPr>
-              <w:t>менеджеры</w:t>
-            </w:r>
-            <w:r>
-              <w:rPr>
-                <w:b w:val="0"/>
-                <w:bCs/>
-                <w:sz w:val="24"/>
-                <w:szCs w:val="24"/>
-                <w:lang w:val="en-US"/>
-              </w:rPr>
-              <w:t>:</w:t>
-            </w:r>
-          </w:p>
-          <w:p>
-            <w:pPr>
-              <w:rPr>
-                <w:b w:val="0"/>
-                <w:bCs/>
-                <w:sz w:val="24"/>
-                <w:szCs w:val="24"/>
-                <w:lang w:val="en-US"/>
-              </w:rPr>
-            </w:pPr>
-            <w:r>
-              <w:rPr>
-                <w:b w:val="0"/>
-                <w:bCs/>
-                <w:sz w:val="24"/>
-                <w:szCs w:val="24"/>
-                <w:lang w:val="en-US"/>
-              </w:rPr>
-              <w:t>Midnight Commander</w:t>
-            </w:r>
-          </w:p>
-          <w:p>
-            <w:pPr>
-              <w:rPr>
-                <w:b w:val="0"/>
-                <w:bCs/>
-                <w:sz w:val="24"/>
-                <w:szCs w:val="24"/>
-                <w:lang w:val="en-US"/>
-              </w:rPr>
-            </w:pPr>
-            <w:r>
-              <w:rPr>
-                <w:b w:val="0"/>
-                <w:bCs/>
-                <w:sz w:val="24"/>
-                <w:szCs w:val="24"/>
-                <w:lang w:val="en-US"/>
-              </w:rPr>
-              <w:t>Double Commander</w:t>
+              <w:t xml:space="preserve">Офисный пакет Libre Office </w:t>
             </w:r>
           </w:p>
         </w:tc>
@@ -15712,7 +15446,7 @@
                 <w:sz w:val="24"/>
                 <w:szCs w:val="24"/>
               </w:rPr>
-              <w:t>Свободно распространяемое ПО</w:t>
+              <w:t xml:space="preserve">Свободно распространяемое ПО</w:t>
             </w:r>
           </w:p>
         </w:tc>
@@ -15739,46 +15473,9 @@
                 <w:sz w:val="24"/>
                 <w:szCs w:val="24"/>
               </w:rPr>
-              <w:t>Интернет-браузеры:</w:t>
-            </w:r>
-            <w:r>
-              <w:rPr>
-                <w:b w:val="0"/>
-                <w:bCs/>
-                <w:sz w:val="24"/>
-                <w:szCs w:val="24"/>
-              </w:rPr>
+              <w:t xml:space="preserve">Архиватор: </w:t>
               <w:br/>
-            </w:r>
-            <w:r>
-              <w:rPr>
-                <w:b w:val="0"/>
-                <w:bCs/>
-                <w:sz w:val="24"/>
-                <w:szCs w:val="24"/>
-                <w:lang w:val="en-US"/>
-              </w:rPr>
-              <w:t>Chromium</w:t>
-            </w:r>
-          </w:p>
-          <w:p>
-            <w:pPr>
-              <w:rPr>
-                <w:b w:val="0"/>
-                <w:bCs/>
-                <w:sz w:val="24"/>
-                <w:szCs w:val="24"/>
-              </w:rPr>
-            </w:pPr>
-            <w:r>
-              <w:rPr>
-                <w:b w:val="0"/>
-                <w:bCs/>
-                <w:sz w:val="24"/>
-                <w:szCs w:val="24"/>
-                <w:lang w:val="en-US"/>
-              </w:rPr>
-              <w:t>Firefox</w:t>
+              <w:t xml:space="preserve">Engrampa – Archive Manager </w:t>
             </w:r>
           </w:p>
         </w:tc>
@@ -15803,15 +15500,12 @@
                 <w:sz w:val="24"/>
                 <w:szCs w:val="24"/>
               </w:rPr>
-              <w:t>Свободно распространяемое ПО</w:t>
+              <w:t xml:space="preserve">Свободно распространяемое ПО</w:t>
             </w:r>
           </w:p>
         </w:tc>
       </w:tr>
       <w:tr>
-        <w:trPr>
-          <w:trHeight w:val="713"/>
-        </w:trPr>
         <w:tc>
           <w:tcPr>
             <w:tcW w:w="4219" w:type="dxa"/>
@@ -15833,17 +15527,9 @@
                 <w:sz w:val="24"/>
                 <w:szCs w:val="24"/>
               </w:rPr>
-              <w:t xml:space="preserve">Программа для просмотра и редактирования графических файлов </w:t>
-            </w:r>
-            <w:r>
-              <w:rPr>
-                <w:b w:val="0"/>
-                <w:bCs/>
-                <w:sz w:val="24"/>
-                <w:szCs w:val="24"/>
-                <w:lang w:val="en-US"/>
-              </w:rPr>
-              <w:t>Pix</w:t>
+              <w:t xml:space="preserve">Файловые менеджеры:</w:t>
+              <w:br/>
+              <w:t xml:space="preserve">Midnight Commander, Double Commander</w:t>
             </w:r>
           </w:p>
         </w:tc>
@@ -15868,15 +15554,12 @@
                 <w:sz w:val="24"/>
                 <w:szCs w:val="24"/>
               </w:rPr>
-              <w:t>Свободно распространяемое ПО</w:t>
+              <w:t xml:space="preserve">Свободно распространяемое ПО</w:t>
             </w:r>
           </w:p>
         </w:tc>
       </w:tr>
       <w:tr>
-        <w:trPr>
-          <w:trHeight w:val="899"/>
-        </w:trPr>
         <w:tc>
           <w:tcPr>
             <w:tcW w:w="4219" w:type="dxa"/>
@@ -15898,66 +15581,9 @@
                 <w:sz w:val="24"/>
                 <w:szCs w:val="24"/>
               </w:rPr>
-              <w:t xml:space="preserve">Программа для просмотра и редактирования </w:t>
-            </w:r>
-            <w:r>
-              <w:rPr>
-                <w:b w:val="0"/>
-                <w:bCs/>
-                <w:sz w:val="24"/>
-                <w:szCs w:val="24"/>
-              </w:rPr>
+              <w:t xml:space="preserve">Интернет-браузеры:</w:t>
               <w:br/>
-            </w:r>
-            <w:proofErr w:type="spellStart"/>
-            <w:r>
-              <w:rPr>
-                <w:b w:val="0"/>
-                <w:bCs/>
-                <w:sz w:val="24"/>
-                <w:szCs w:val="24"/>
-                <w:lang w:val="en-US"/>
-              </w:rPr>
-              <w:t>Atril</w:t>
-            </w:r>
-            <w:proofErr w:type="spellEnd"/>
-            <w:r>
-              <w:rPr>
-                <w:b w:val="0"/>
-                <w:bCs/>
-                <w:sz w:val="24"/>
-                <w:szCs w:val="24"/>
-              </w:rPr>
-              <w:t xml:space="preserve"> – </w:t>
-            </w:r>
-            <w:r>
-              <w:rPr>
-                <w:b w:val="0"/>
-                <w:bCs/>
-                <w:sz w:val="24"/>
-                <w:szCs w:val="24"/>
-                <w:lang w:val="en-US"/>
-              </w:rPr>
-              <w:t>Document</w:t>
-            </w:r>
-            <w:r>
-              <w:rPr>
-                <w:b w:val="0"/>
-                <w:bCs/>
-                <w:sz w:val="24"/>
-                <w:szCs w:val="24"/>
-              </w:rPr>
-              <w:t xml:space="preserve"> </w:t>
-            </w:r>
-            <w:r>
-              <w:rPr>
-                <w:b w:val="0"/>
-                <w:bCs/>
-                <w:sz w:val="24"/>
-                <w:szCs w:val="24"/>
-                <w:lang w:val="en-US"/>
-              </w:rPr>
-              <w:t>Viewer</w:t>
+              <w:t xml:space="preserve">Chromium, Firefox</w:t>
             </w:r>
           </w:p>
         </w:tc>
@@ -15982,15 +15608,12 @@
                 <w:sz w:val="24"/>
                 <w:szCs w:val="24"/>
               </w:rPr>
-              <w:t>Свободно распространяемое ПО</w:t>
+              <w:t xml:space="preserve">Свободно распространяемое ПО</w:t>
             </w:r>
           </w:p>
         </w:tc>
       </w:tr>
       <w:tr>
-        <w:trPr>
-          <w:trHeight w:val="357"/>
-        </w:trPr>
         <w:tc>
           <w:tcPr>
             <w:tcW w:w="4219" w:type="dxa"/>
@@ -16003,7 +15626,6 @@
                 <w:bCs/>
                 <w:sz w:val="24"/>
                 <w:szCs w:val="24"/>
-                <w:lang w:val="en-US"/>
               </w:rPr>
             </w:pPr>
             <w:r>
@@ -16013,36 +15635,7 @@
                 <w:sz w:val="24"/>
                 <w:szCs w:val="24"/>
               </w:rPr>
-              <w:t>Медиа</w:t>
-            </w:r>
-            <w:r>
-              <w:rPr>
-                <w:b w:val="0"/>
-                <w:bCs/>
-                <w:sz w:val="24"/>
-                <w:szCs w:val="24"/>
-                <w:lang w:val="en-US"/>
-              </w:rPr>
-              <w:t>-</w:t>
-            </w:r>
-            <w:r>
-              <w:rPr>
-                <w:b w:val="0"/>
-                <w:bCs/>
-                <w:sz w:val="24"/>
-                <w:szCs w:val="24"/>
-              </w:rPr>
-              <w:t>плеер</w:t>
-            </w:r>
-            <w:r>
-              <w:rPr>
-                <w:b w:val="0"/>
-                <w:bCs/>
-                <w:sz w:val="24"/>
-                <w:szCs w:val="24"/>
-                <w:lang w:val="en-US"/>
-              </w:rPr>
-              <w:t xml:space="preserve"> VLC media player </w:t>
+              <w:t xml:space="preserve">Программа для просмотра и редактирования графических файлов Pix</w:t>
             </w:r>
           </w:p>
         </w:tc>
@@ -16067,15 +15660,12 @@
                 <w:sz w:val="24"/>
                 <w:szCs w:val="24"/>
               </w:rPr>
-              <w:t>Свободно распространяемое ПО</w:t>
+              <w:t xml:space="preserve">Свободно распространяемое ПО</w:t>
             </w:r>
           </w:p>
         </w:tc>
       </w:tr>
       <w:tr>
-        <w:trPr>
-          <w:trHeight w:val="357"/>
-        </w:trPr>
         <w:tc>
           <w:tcPr>
             <w:tcW w:w="4219" w:type="dxa"/>
@@ -16097,27 +15687,9 @@
                 <w:sz w:val="24"/>
                 <w:szCs w:val="24"/>
               </w:rPr>
-              <w:t xml:space="preserve">Офисный пакет </w:t>
-            </w:r>
-            <w:proofErr w:type="spellStart"/>
-            <w:r>
-              <w:rPr>
-                <w:b w:val="0"/>
-                <w:bCs/>
-                <w:sz w:val="24"/>
-                <w:szCs w:val="24"/>
-              </w:rPr>
-              <w:t>Libre</w:t>
-            </w:r>
-            <w:proofErr w:type="spellEnd"/>
-            <w:r>
-              <w:rPr>
-                <w:b w:val="0"/>
-                <w:bCs/>
-                <w:sz w:val="24"/>
-                <w:szCs w:val="24"/>
-              </w:rPr>
-              <w:t xml:space="preserve"> Office </w:t>
+              <w:t xml:space="preserve">Программа для просмотра и редактирования </w:t>
+              <w:br/>
+              <w:t xml:space="preserve">Atril – Document Viewer</w:t>
             </w:r>
           </w:p>
         </w:tc>
@@ -16142,15 +15714,12 @@
                 <w:sz w:val="24"/>
                 <w:szCs w:val="24"/>
               </w:rPr>
-              <w:t>Свободно распространяемое ПО</w:t>
+              <w:t xml:space="preserve">Свободно распространяемое ПО</w:t>
             </w:r>
           </w:p>
         </w:tc>
       </w:tr>
       <w:tr>
-        <w:trPr>
-          <w:trHeight w:val="681"/>
-        </w:trPr>
         <w:tc>
           <w:tcPr>
             <w:tcW w:w="4219" w:type="dxa"/>
@@ -16172,7 +15741,7 @@
                 <w:sz w:val="24"/>
                 <w:szCs w:val="24"/>
               </w:rPr>
-              <w:t>Система электронного обучения Moodle⃰</w:t>
+              <w:t xml:space="preserve">Медиа-плеер VLC media player </w:t>
             </w:r>
           </w:p>
         </w:tc>
@@ -16197,50 +15766,28 @@
                 <w:sz w:val="24"/>
                 <w:szCs w:val="24"/>
               </w:rPr>
-              <w:t>Свободно распространяемое ПО</w:t>
+              <w:t xml:space="preserve">Свободно распространяемое ПО</w:t>
             </w:r>
           </w:p>
         </w:tc>
       </w:tr>
     </w:tbl>
-    <w:p>
-      <w:pPr>
+    <w:p xmlns:w="http://schemas.openxmlformats.org/wordprocessingml/2006/main">
+      <w:pPr>
+        <w:ind w:firstLine="567"/>
         <w:jc w:val="both"/>
         <w:rPr>
           <w:b w:val="0"/>
-          <w:bCs/>
-          <w:sz w:val="24"/>
-          <w:szCs w:val="24"/>
-        </w:rPr>
-      </w:pPr>
-      <w:r>
-        <w:rPr>
-          <w:b w:val="0"/>
-          <w:bCs/>
-          <w:i/>
-          <w:sz w:val="24"/>
-          <w:szCs w:val="24"/>
-        </w:rPr>
-        <w:t xml:space="preserve">⃰ </w:t>
-      </w:r>
-      <w:r>
-        <w:rPr>
-          <w:b w:val="0"/>
-          <w:bCs/>
-          <w:sz w:val="24"/>
-          <w:szCs w:val="24"/>
-        </w:rPr>
-        <w:t>При реализации дисциплины с частичным применением дистанционных образовательных технологий</w:t>
-      </w:r>
-    </w:p>
-    <w:p>
-      <w:pPr>
-        <w:ind w:left="568"/>
-        <w:rPr>
-          <w:b w:val="0"/>
-          <w:szCs w:val="28"/>
-        </w:rPr>
-      </w:pPr>
+          <w:szCs w:val="28"/>
+        </w:rPr>
+        <w:spacing w:before="0" w:after="0" w:line="20" w:lineRule="exact"/>
+      </w:pPr>
+      <w:r>
+        <w:rPr>
+          <w:szCs w:val="28"/>
+        </w:rPr>
+        <w:t xml:space="preserve"/>
+      </w:r>
     </w:p>
     <w:sectPr>
       <w:headerReference w:type="default" r:id="rId43"/>
